--- a/Электрические машины/Практика/Курсовая работа, ЭМ, Джойс.docx
+++ b/Электрические машины/Практика/Курсовая работа, ЭМ, Джойс.docx
@@ -102,14 +102,6 @@
         <w:t>ОмИИТ</w:t>
       </w:r>
       <w:proofErr w:type="spellEnd"/>
-      <w:r>
-        <w:rPr>
-          <w:color w:val="000000"/>
-          <w:sz w:val="28"/>
-          <w:szCs w:val="28"/>
-        </w:rPr>
-        <w:t>)</w:t>
-      </w:r>
       <w:r>
         <w:rPr>
           <w:color w:val="000000"/>
@@ -1577,7 +1569,6 @@
       </w:sdtPr>
       <w:sdtEndPr>
         <w:rPr>
-          <w:rFonts w:eastAsia="Batang"/>
           <w:b/>
           <w:bCs/>
         </w:rPr>
@@ -4706,13 +4697,6 @@
           <w:szCs w:val="28"/>
         </w:rPr>
         <w:t>3</w:t>
-      </w:r>
-      <w:r>
-        <w:rPr>
-          <w:sz w:val="28"/>
-          <w:szCs w:val="28"/>
-        </w:rPr>
-        <w:tab/>
       </w:r>
       <w:r>
         <w:rPr>
@@ -6660,7 +6644,7 @@
                   <w:sz w:val="28"/>
                   <w:szCs w:val="28"/>
                 </w:rPr>
-                <m:t>3⸱3637,31</m:t>
+                <m:t>3∙3637,31</m:t>
               </m:r>
             </m:den>
           </m:f>
@@ -6670,7 +6654,7 @@
               <w:sz w:val="28"/>
               <w:szCs w:val="28"/>
             </w:rPr>
-            <m:t>=9,164А.</m:t>
+            <m:t>=9,16А.</m:t>
           </m:r>
         </m:oMath>
       </m:oMathPara>
@@ -7321,23 +7305,6 @@
               <w:sz w:val="28"/>
               <w:szCs w:val="28"/>
             </w:rPr>
-            <m:t>9</m:t>
-          </m:r>
-          <m:r>
-            <w:rPr>
-              <w:rFonts w:ascii="Cambria Math" w:hAnsi="Cambria Math"/>
-              <w:sz w:val="28"/>
-              <w:szCs w:val="28"/>
-              <w:lang w:val="en-US"/>
-            </w:rPr>
-            <m:t>84489</m:t>
-          </m:r>
-          <m:r>
-            <w:rPr>
-              <w:rFonts w:ascii="Cambria Math" w:hAnsi="Cambria Math"/>
-              <w:sz w:val="28"/>
-              <w:szCs w:val="28"/>
-            </w:rPr>
             <m:t>=</m:t>
           </m:r>
           <m:f>
@@ -7400,7 +7367,7 @@
                   <w:sz w:val="28"/>
                   <w:szCs w:val="28"/>
                 </w:rPr>
-                <m:t>3⸱400</m:t>
+                <m:t>3∙400</m:t>
               </m:r>
             </m:den>
           </m:f>
@@ -7410,7 +7377,7 @@
               <w:sz w:val="28"/>
               <w:szCs w:val="28"/>
             </w:rPr>
-            <m:t>=83,333 А.</m:t>
+            <m:t>=83,33 А.</m:t>
           </m:r>
         </m:oMath>
       </m:oMathPara>
@@ -7424,7 +7391,6 @@
           <w:i/>
           <w:sz w:val="28"/>
           <w:szCs w:val="28"/>
-          <w:lang w:val="en-US"/>
         </w:rPr>
       </w:pPr>
       <m:oMathPara>
@@ -7722,7 +7688,7 @@
                   <w:sz w:val="28"/>
                   <w:szCs w:val="28"/>
                 </w:rPr>
-                <m:t>, #</m:t>
+                <m:t>,#</m:t>
               </m:r>
               <m:d>
                 <m:dPr>
@@ -8080,16 +8046,7 @@
               <w:sz w:val="28"/>
               <w:szCs w:val="28"/>
             </w:rPr>
-            <m:t>=1</m:t>
-          </m:r>
-          <m:r>
-            <w:rPr>
-              <w:rFonts w:ascii="Cambria Math" w:hAnsi="Cambria Math"/>
-              <w:sz w:val="28"/>
-              <w:szCs w:val="28"/>
-              <w:lang w:val="en-US"/>
-            </w:rPr>
-            <m:t>5.75</m:t>
+            <m:t>=15,75</m:t>
           </m:r>
         </m:oMath>
       </m:oMathPara>
@@ -8103,7 +8060,6 @@
           <w:i/>
           <w:sz w:val="28"/>
           <w:szCs w:val="28"/>
-          <w:lang w:val="en-US"/>
         </w:rPr>
       </w:pPr>
       <m:oMathPara>
@@ -8916,7 +8872,7 @@
       <w:pPr>
         <w:pStyle w:val="a9"/>
         <w:ind w:left="0" w:firstLine="709"/>
-        <w:jc w:val="both"/>
+        <w:jc w:val="center"/>
         <w:rPr>
           <w:i/>
           <w:sz w:val="28"/>
@@ -8924,210 +8880,182 @@
           <w:lang w:val="en-US"/>
         </w:rPr>
       </w:pPr>
-      <m:oMathPara>
-        <m:oMath>
-          <m:sSub>
-            <m:sSubPr>
-              <m:ctrlPr>
-                <w:rPr>
-                  <w:rFonts w:ascii="Cambria Math" w:hAnsi="Cambria Math"/>
-                  <w:i/>
-                  <w:sz w:val="28"/>
-                  <w:szCs w:val="28"/>
-                  <w:lang w:val="en-US"/>
-                </w:rPr>
-              </m:ctrlPr>
-            </m:sSubPr>
-            <m:e>
-              <m:r>
-                <w:rPr>
-                  <w:rFonts w:ascii="Cambria Math" w:hAnsi="Cambria Math"/>
-                  <w:sz w:val="28"/>
-                  <w:szCs w:val="28"/>
-                  <w:lang w:val="en-US"/>
-                </w:rPr>
-                <m:t>z</m:t>
-              </m:r>
-            </m:e>
-            <m:sub>
-              <m:r>
-                <w:rPr>
-                  <w:rFonts w:ascii="Cambria Math" w:hAnsi="Cambria Math"/>
-                  <w:sz w:val="28"/>
-                  <w:szCs w:val="28"/>
-                </w:rPr>
-                <m:t>м</m:t>
-              </m:r>
-            </m:sub>
-          </m:sSub>
-          <m:r>
-            <w:rPr>
-              <w:rFonts w:ascii="Cambria Math" w:hAnsi="Cambria Math"/>
-              <w:sz w:val="28"/>
-              <w:szCs w:val="28"/>
-              <w:lang w:val="en-US"/>
-            </w:rPr>
-            <m:t>=</m:t>
-          </m:r>
-          <m:rad>
-            <m:radPr>
-              <m:degHide m:val="1"/>
-              <m:ctrlPr>
-                <w:rPr>
-                  <w:rFonts w:ascii="Cambria Math" w:hAnsi="Cambria Math"/>
-                  <w:i/>
-                  <w:sz w:val="28"/>
-                  <w:szCs w:val="28"/>
-                  <w:lang w:val="en-US"/>
-                </w:rPr>
-              </m:ctrlPr>
-            </m:radPr>
-            <m:deg/>
-            <m:e>
-              <m:sSubSup>
-                <m:sSubSupPr>
-                  <m:ctrlPr>
-                    <w:rPr>
-                      <w:rFonts w:ascii="Cambria Math" w:hAnsi="Cambria Math"/>
-                      <w:i/>
-                      <w:sz w:val="28"/>
-                      <w:szCs w:val="28"/>
-                      <w:lang w:val="en-US"/>
-                    </w:rPr>
-                  </m:ctrlPr>
-                </m:sSubSupPr>
-                <m:e>
-                  <m:r>
-                    <w:rPr>
-                      <w:rFonts w:ascii="Cambria Math" w:hAnsi="Cambria Math"/>
-                      <w:sz w:val="28"/>
-                      <w:szCs w:val="28"/>
-                      <w:lang w:val="en-US"/>
-                    </w:rPr>
-                    <m:t>r</m:t>
-                  </m:r>
-                </m:e>
-                <m:sub>
-                  <m:r>
-                    <w:rPr>
-                      <w:rFonts w:ascii="Cambria Math" w:hAnsi="Cambria Math"/>
-                      <w:sz w:val="28"/>
-                      <w:szCs w:val="28"/>
-                    </w:rPr>
-                    <m:t>м</m:t>
-                  </m:r>
-                </m:sub>
-                <m:sup>
-                  <m:r>
-                    <w:rPr>
-                      <w:rFonts w:ascii="Cambria Math" w:hAnsi="Cambria Math"/>
-                      <w:sz w:val="28"/>
-                      <w:szCs w:val="28"/>
-                    </w:rPr>
-                    <m:t>2</m:t>
-                  </m:r>
-                </m:sup>
-              </m:sSubSup>
-              <m:r>
-                <w:rPr>
-                  <w:rFonts w:ascii="Cambria Math" w:hAnsi="Cambria Math"/>
-                  <w:sz w:val="28"/>
-                  <w:szCs w:val="28"/>
-                </w:rPr>
-                <m:t>+</m:t>
-              </m:r>
-              <m:sSubSup>
-                <m:sSubSupPr>
-                  <m:ctrlPr>
-                    <w:rPr>
-                      <w:rFonts w:ascii="Cambria Math" w:hAnsi="Cambria Math"/>
-                      <w:i/>
-                      <w:sz w:val="28"/>
-                      <w:szCs w:val="28"/>
-                      <w:lang w:val="en-US"/>
-                    </w:rPr>
-                  </m:ctrlPr>
-                </m:sSubSupPr>
-                <m:e>
-                  <m:r>
-                    <w:rPr>
-                      <w:rFonts w:ascii="Cambria Math" w:hAnsi="Cambria Math"/>
-                      <w:sz w:val="28"/>
-                      <w:szCs w:val="28"/>
-                      <w:lang w:val="en-US"/>
-                    </w:rPr>
-                    <m:t>x</m:t>
-                  </m:r>
-                </m:e>
-                <m:sub>
-                  <m:r>
-                    <w:rPr>
-                      <w:rFonts w:ascii="Cambria Math" w:hAnsi="Cambria Math"/>
-                      <w:sz w:val="28"/>
-                      <w:szCs w:val="28"/>
-                    </w:rPr>
-                    <m:t>м</m:t>
-                  </m:r>
-                </m:sub>
-                <m:sup>
-                  <m:r>
-                    <w:rPr>
-                      <w:rFonts w:ascii="Cambria Math" w:hAnsi="Cambria Math"/>
-                      <w:sz w:val="28"/>
-                      <w:szCs w:val="28"/>
-                    </w:rPr>
-                    <m:t>2</m:t>
-                  </m:r>
-                </m:sup>
-              </m:sSubSup>
-            </m:e>
-          </m:rad>
-          <m:r>
-            <w:rPr>
-              <w:rFonts w:ascii="Cambria Math" w:hAnsi="Cambria Math"/>
-              <w:sz w:val="28"/>
-              <w:szCs w:val="28"/>
-              <w:lang w:val="en-US"/>
-            </w:rPr>
-            <m:t>=2.922∙</m:t>
-          </m:r>
-          <m:sSup>
-            <m:sSupPr>
-              <m:ctrlPr>
-                <w:rPr>
-                  <w:rFonts w:ascii="Cambria Math" w:hAnsi="Cambria Math"/>
-                  <w:i/>
-                  <w:sz w:val="28"/>
-                  <w:szCs w:val="28"/>
-                  <w:lang w:val="en-US"/>
-                </w:rPr>
-              </m:ctrlPr>
-            </m:sSupPr>
-            <m:e>
-              <m:r>
-                <w:rPr>
-                  <w:rFonts w:ascii="Cambria Math" w:hAnsi="Cambria Math"/>
-                  <w:sz w:val="28"/>
-                  <w:szCs w:val="28"/>
-                  <w:lang w:val="en-US"/>
-                </w:rPr>
-                <m:t>10</m:t>
-              </m:r>
-            </m:e>
-            <m:sup>
-              <m:r>
-                <w:rPr>
-                  <w:rFonts w:ascii="Cambria Math" w:hAnsi="Cambria Math"/>
-                  <w:sz w:val="28"/>
-                  <w:szCs w:val="28"/>
-                  <w:lang w:val="en-US"/>
-                </w:rPr>
-                <m:t>7</m:t>
-              </m:r>
-            </m:sup>
-          </m:sSup>
-        </m:oMath>
-      </m:oMathPara>
+      <m:oMath>
+        <m:sSub>
+          <m:sSubPr>
+            <m:ctrlPr>
+              <w:rPr>
+                <w:rFonts w:ascii="Cambria Math" w:hAnsi="Cambria Math"/>
+                <w:i/>
+                <w:sz w:val="28"/>
+                <w:szCs w:val="28"/>
+                <w:lang w:val="en-US"/>
+              </w:rPr>
+            </m:ctrlPr>
+          </m:sSubPr>
+          <m:e>
+            <m:r>
+              <w:rPr>
+                <w:rFonts w:ascii="Cambria Math" w:hAnsi="Cambria Math"/>
+                <w:sz w:val="28"/>
+                <w:szCs w:val="28"/>
+                <w:lang w:val="en-US"/>
+              </w:rPr>
+              <m:t>z</m:t>
+            </m:r>
+          </m:e>
+          <m:sub>
+            <m:r>
+              <w:rPr>
+                <w:rFonts w:ascii="Cambria Math" w:hAnsi="Cambria Math"/>
+                <w:sz w:val="28"/>
+                <w:szCs w:val="28"/>
+              </w:rPr>
+              <m:t>м</m:t>
+            </m:r>
+          </m:sub>
+        </m:sSub>
+        <m:r>
+          <w:rPr>
+            <w:rFonts w:ascii="Cambria Math" w:hAnsi="Cambria Math"/>
+            <w:sz w:val="28"/>
+            <w:szCs w:val="28"/>
+            <w:lang w:val="en-US"/>
+          </w:rPr>
+          <m:t>=</m:t>
+        </m:r>
+        <m:rad>
+          <m:radPr>
+            <m:degHide m:val="1"/>
+            <m:ctrlPr>
+              <w:rPr>
+                <w:rFonts w:ascii="Cambria Math" w:hAnsi="Cambria Math"/>
+                <w:i/>
+                <w:sz w:val="28"/>
+                <w:szCs w:val="28"/>
+                <w:lang w:val="en-US"/>
+              </w:rPr>
+            </m:ctrlPr>
+          </m:radPr>
+          <m:deg/>
+          <m:e>
+            <m:sSubSup>
+              <m:sSubSupPr>
+                <m:ctrlPr>
+                  <w:rPr>
+                    <w:rFonts w:ascii="Cambria Math" w:hAnsi="Cambria Math"/>
+                    <w:i/>
+                    <w:sz w:val="28"/>
+                    <w:szCs w:val="28"/>
+                    <w:lang w:val="en-US"/>
+                  </w:rPr>
+                </m:ctrlPr>
+              </m:sSubSupPr>
+              <m:e>
+                <m:r>
+                  <w:rPr>
+                    <w:rFonts w:ascii="Cambria Math" w:hAnsi="Cambria Math"/>
+                    <w:sz w:val="28"/>
+                    <w:szCs w:val="28"/>
+                    <w:lang w:val="en-US"/>
+                  </w:rPr>
+                  <m:t>r</m:t>
+                </m:r>
+              </m:e>
+              <m:sub>
+                <m:r>
+                  <w:rPr>
+                    <w:rFonts w:ascii="Cambria Math" w:hAnsi="Cambria Math"/>
+                    <w:sz w:val="28"/>
+                    <w:szCs w:val="28"/>
+                  </w:rPr>
+                  <m:t>м</m:t>
+                </m:r>
+              </m:sub>
+              <m:sup>
+                <m:r>
+                  <w:rPr>
+                    <w:rFonts w:ascii="Cambria Math" w:hAnsi="Cambria Math"/>
+                    <w:sz w:val="28"/>
+                    <w:szCs w:val="28"/>
+                  </w:rPr>
+                  <m:t>2</m:t>
+                </m:r>
+              </m:sup>
+            </m:sSubSup>
+            <m:r>
+              <w:rPr>
+                <w:rFonts w:ascii="Cambria Math" w:hAnsi="Cambria Math"/>
+                <w:sz w:val="28"/>
+                <w:szCs w:val="28"/>
+              </w:rPr>
+              <m:t>+</m:t>
+            </m:r>
+            <m:sSubSup>
+              <m:sSubSupPr>
+                <m:ctrlPr>
+                  <w:rPr>
+                    <w:rFonts w:ascii="Cambria Math" w:hAnsi="Cambria Math"/>
+                    <w:i/>
+                    <w:sz w:val="28"/>
+                    <w:szCs w:val="28"/>
+                    <w:lang w:val="en-US"/>
+                  </w:rPr>
+                </m:ctrlPr>
+              </m:sSubSupPr>
+              <m:e>
+                <m:r>
+                  <w:rPr>
+                    <w:rFonts w:ascii="Cambria Math" w:hAnsi="Cambria Math"/>
+                    <w:sz w:val="28"/>
+                    <w:szCs w:val="28"/>
+                    <w:lang w:val="en-US"/>
+                  </w:rPr>
+                  <m:t>x</m:t>
+                </m:r>
+              </m:e>
+              <m:sub>
+                <m:r>
+                  <w:rPr>
+                    <w:rFonts w:ascii="Cambria Math" w:hAnsi="Cambria Math"/>
+                    <w:sz w:val="28"/>
+                    <w:szCs w:val="28"/>
+                  </w:rPr>
+                  <m:t>м</m:t>
+                </m:r>
+              </m:sub>
+              <m:sup>
+                <m:r>
+                  <w:rPr>
+                    <w:rFonts w:ascii="Cambria Math" w:hAnsi="Cambria Math"/>
+                    <w:sz w:val="28"/>
+                    <w:szCs w:val="28"/>
+                  </w:rPr>
+                  <m:t>2</m:t>
+                </m:r>
+              </m:sup>
+            </m:sSubSup>
+          </m:e>
+        </m:rad>
+        <m:r>
+          <w:rPr>
+            <w:rFonts w:ascii="Cambria Math" w:hAnsi="Cambria Math"/>
+            <w:sz w:val="28"/>
+            <w:szCs w:val="28"/>
+            <w:lang w:val="en-US"/>
+          </w:rPr>
+          <m:t>,</m:t>
+        </m:r>
+      </m:oMath>
+      <w:r>
+        <w:rPr>
+          <w:i/>
+          <w:sz w:val="28"/>
+          <w:szCs w:val="28"/>
+          <w:lang w:val="en-US"/>
+        </w:rPr>
+        <w:t>=15260</w:t>
+      </w:r>
     </w:p>
     <w:p>
       <w:pPr>
@@ -9243,7 +9171,7 @@
               <w:szCs w:val="28"/>
               <w:lang w:val="en-US"/>
             </w:rPr>
-            <m:t>=1</m:t>
+            <m:t>=0</m:t>
           </m:r>
           <m:r>
             <w:rPr>
@@ -9251,7 +9179,7 @@
               <w:sz w:val="28"/>
               <w:szCs w:val="28"/>
             </w:rPr>
-            <m:t>,24</m:t>
+            <m:t>,238</m:t>
           </m:r>
           <m:r>
             <w:rPr>
@@ -9260,50 +9188,15 @@
               <w:szCs w:val="28"/>
               <w:lang w:val="en-US"/>
             </w:rPr>
-            <m:t>5∙</m:t>
+            <m:t>=0</m:t>
           </m:r>
-          <m:sSup>
-            <m:sSupPr>
-              <m:ctrlPr>
-                <w:rPr>
-                  <w:rFonts w:ascii="Cambria Math" w:hAnsi="Cambria Math"/>
-                  <w:i/>
-                  <w:sz w:val="28"/>
-                  <w:szCs w:val="28"/>
-                  <w:lang w:val="en-US"/>
-                </w:rPr>
-              </m:ctrlPr>
-            </m:sSupPr>
-            <m:e>
-              <m:r>
-                <w:rPr>
-                  <w:rFonts w:ascii="Cambria Math" w:hAnsi="Cambria Math"/>
-                  <w:sz w:val="28"/>
-                  <w:szCs w:val="28"/>
-                  <w:lang w:val="en-US"/>
-                </w:rPr>
-                <m:t>10</m:t>
-              </m:r>
-            </m:e>
-            <m:sup>
-              <m:r>
-                <w:rPr>
-                  <w:rFonts w:ascii="Cambria Math" w:hAnsi="Cambria Math"/>
-                  <w:sz w:val="28"/>
-                  <w:szCs w:val="28"/>
-                  <w:lang w:val="en-US"/>
-                </w:rPr>
-                <m:t>-4</m:t>
-              </m:r>
-            </m:sup>
-          </m:sSup>
           <m:r>
             <w:rPr>
               <w:rFonts w:ascii="Cambria Math" w:hAnsi="Cambria Math"/>
               <w:sz w:val="28"/>
               <w:szCs w:val="28"/>
             </w:rPr>
-            <m:t xml:space="preserve"> А.</m:t>
+            <m:t>,238 А.</m:t>
           </m:r>
         </m:oMath>
       </m:oMathPara>
@@ -9451,7 +9344,23 @@
               <w:sz w:val="28"/>
               <w:szCs w:val="28"/>
             </w:rPr>
-            <m:t>,</m:t>
+            <m:t>=109</m:t>
+          </m:r>
+          <m:r>
+            <w:rPr>
+              <w:rFonts w:ascii="Cambria Math" w:hAnsi="Cambria Math"/>
+              <w:sz w:val="28"/>
+              <w:szCs w:val="28"/>
+            </w:rPr>
+            <m:t>.</m:t>
+          </m:r>
+          <m:r>
+            <w:rPr>
+              <w:rFonts w:ascii="Cambria Math" w:hAnsi="Cambria Math"/>
+              <w:sz w:val="28"/>
+              <w:szCs w:val="28"/>
+            </w:rPr>
+            <m:t>754</m:t>
           </m:r>
         </m:oMath>
       </m:oMathPara>
@@ -10029,6 +9938,1241 @@
           <w:i/>
           <w:sz w:val="28"/>
           <w:szCs w:val="28"/>
+          <w:lang w:val="en-US"/>
+        </w:rPr>
+      </w:pPr>
+      <m:oMathPara>
+        <m:oMath>
+          <m:sSub>
+            <m:sSubPr>
+              <m:ctrlPr>
+                <w:rPr>
+                  <w:rFonts w:ascii="Cambria Math" w:hAnsi="Cambria Math"/>
+                  <w:i/>
+                  <w:sz w:val="28"/>
+                  <w:szCs w:val="28"/>
+                  <w:lang w:val="en-US"/>
+                </w:rPr>
+              </m:ctrlPr>
+            </m:sSubPr>
+            <m:e>
+              <m:r>
+                <w:rPr>
+                  <w:rFonts w:ascii="Cambria Math" w:hAnsi="Cambria Math"/>
+                  <w:sz w:val="28"/>
+                  <w:szCs w:val="28"/>
+                  <w:lang w:val="en-US"/>
+                </w:rPr>
+                <m:t>I</m:t>
+              </m:r>
+            </m:e>
+            <m:sub>
+              <m:r>
+                <w:rPr>
+                  <w:rFonts w:ascii="Cambria Math" w:hAnsi="Cambria Math"/>
+                  <w:sz w:val="28"/>
+                  <w:szCs w:val="28"/>
+                </w:rPr>
+                <m:t>1н</m:t>
+              </m:r>
+            </m:sub>
+          </m:sSub>
+          <m:r>
+            <w:rPr>
+              <w:rFonts w:ascii="Cambria Math" w:hAnsi="Cambria Math"/>
+              <w:sz w:val="28"/>
+              <w:szCs w:val="28"/>
+              <w:lang w:val="en-US"/>
+            </w:rPr>
+            <m:t>=</m:t>
+          </m:r>
+          <m:f>
+            <m:fPr>
+              <m:ctrlPr>
+                <w:rPr>
+                  <w:rFonts w:ascii="Cambria Math" w:hAnsi="Cambria Math"/>
+                  <w:i/>
+                  <w:sz w:val="28"/>
+                  <w:szCs w:val="28"/>
+                  <w:lang w:val="en-US"/>
+                </w:rPr>
+              </m:ctrlPr>
+            </m:fPr>
+            <m:num>
+              <m:sSub>
+                <m:sSubPr>
+                  <m:ctrlPr>
+                    <w:rPr>
+                      <w:rFonts w:ascii="Cambria Math" w:hAnsi="Cambria Math"/>
+                      <w:i/>
+                      <w:sz w:val="28"/>
+                      <w:szCs w:val="28"/>
+                      <w:lang w:val="en-US"/>
+                    </w:rPr>
+                  </m:ctrlPr>
+                </m:sSubPr>
+                <m:e>
+                  <m:r>
+                    <w:rPr>
+                      <w:rFonts w:ascii="Cambria Math" w:hAnsi="Cambria Math"/>
+                      <w:sz w:val="28"/>
+                      <w:szCs w:val="28"/>
+                      <w:lang w:val="en-US"/>
+                    </w:rPr>
+                    <m:t>U</m:t>
+                  </m:r>
+                </m:e>
+                <m:sub>
+                  <m:r>
+                    <w:rPr>
+                      <w:rFonts w:ascii="Cambria Math" w:hAnsi="Cambria Math"/>
+                      <w:sz w:val="28"/>
+                      <w:szCs w:val="28"/>
+                    </w:rPr>
+                    <m:t>к</m:t>
+                  </m:r>
+                </m:sub>
+              </m:sSub>
+            </m:num>
+            <m:den>
+              <m:r>
+                <w:rPr>
+                  <w:rFonts w:ascii="Cambria Math" w:hAnsi="Cambria Math"/>
+                  <w:sz w:val="28"/>
+                  <w:szCs w:val="28"/>
+                  <w:lang w:val="en-US"/>
+                </w:rPr>
+                <m:t xml:space="preserve"> </m:t>
+              </m:r>
+              <m:sSub>
+                <m:sSubPr>
+                  <m:ctrlPr>
+                    <w:rPr>
+                      <w:rFonts w:ascii="Cambria Math" w:hAnsi="Cambria Math"/>
+                      <w:i/>
+                      <w:sz w:val="28"/>
+                      <w:szCs w:val="28"/>
+                      <w:lang w:val="en-US"/>
+                    </w:rPr>
+                  </m:ctrlPr>
+                </m:sSubPr>
+                <m:e>
+                  <m:r>
+                    <w:rPr>
+                      <w:rFonts w:ascii="Cambria Math" w:hAnsi="Cambria Math"/>
+                      <w:sz w:val="28"/>
+                      <w:szCs w:val="28"/>
+                      <w:lang w:val="en-US"/>
+                    </w:rPr>
+                    <m:t>z</m:t>
+                  </m:r>
+                </m:e>
+                <m:sub>
+                  <m:r>
+                    <w:rPr>
+                      <w:rFonts w:ascii="Cambria Math" w:hAnsi="Cambria Math"/>
+                      <w:sz w:val="28"/>
+                      <w:szCs w:val="28"/>
+                    </w:rPr>
+                    <m:t>к</m:t>
+                  </m:r>
+                </m:sub>
+              </m:sSub>
+            </m:den>
+          </m:f>
+          <m:r>
+            <w:rPr>
+              <w:rFonts w:ascii="Cambria Math" w:hAnsi="Cambria Math"/>
+              <w:sz w:val="28"/>
+              <w:szCs w:val="28"/>
+              <w:lang w:val="en-US"/>
+            </w:rPr>
+            <m:t>,</m:t>
+          </m:r>
+        </m:oMath>
+      </m:oMathPara>
+    </w:p>
+    <w:p>
+      <w:pPr>
+        <w:pStyle w:val="a9"/>
+        <w:ind w:left="0" w:firstLine="709"/>
+        <w:jc w:val="both"/>
+        <w:rPr>
+          <w:i/>
+          <w:sz w:val="28"/>
+          <w:szCs w:val="28"/>
+          <w:lang w:val="en-US"/>
+        </w:rPr>
+      </w:pPr>
+      <m:oMathPara>
+        <m:oMath>
+          <m:sSub>
+            <m:sSubPr>
+              <m:ctrlPr>
+                <w:rPr>
+                  <w:rFonts w:ascii="Cambria Math" w:hAnsi="Cambria Math"/>
+                  <w:i/>
+                  <w:sz w:val="28"/>
+                  <w:szCs w:val="28"/>
+                  <w:lang w:val="en-US"/>
+                </w:rPr>
+              </m:ctrlPr>
+            </m:sSubPr>
+            <m:e>
+              <m:r>
+                <w:rPr>
+                  <w:rFonts w:ascii="Cambria Math" w:hAnsi="Cambria Math"/>
+                  <w:sz w:val="28"/>
+                  <w:szCs w:val="28"/>
+                  <w:lang w:val="en-US"/>
+                </w:rPr>
+                <m:t>z</m:t>
+              </m:r>
+            </m:e>
+            <m:sub>
+              <m:r>
+                <w:rPr>
+                  <w:rFonts w:ascii="Cambria Math" w:hAnsi="Cambria Math"/>
+                  <w:sz w:val="28"/>
+                  <w:szCs w:val="28"/>
+                </w:rPr>
+                <m:t>к</m:t>
+              </m:r>
+            </m:sub>
+          </m:sSub>
+          <m:r>
+            <w:rPr>
+              <w:rFonts w:ascii="Cambria Math" w:hAnsi="Cambria Math"/>
+              <w:sz w:val="28"/>
+              <w:szCs w:val="28"/>
+              <w:lang w:val="en-US"/>
+            </w:rPr>
+            <m:t>=</m:t>
+          </m:r>
+          <m:rad>
+            <m:radPr>
+              <m:degHide m:val="1"/>
+              <m:ctrlPr>
+                <w:rPr>
+                  <w:rFonts w:ascii="Cambria Math" w:hAnsi="Cambria Math"/>
+                  <w:i/>
+                  <w:sz w:val="28"/>
+                  <w:szCs w:val="28"/>
+                  <w:lang w:val="en-US"/>
+                </w:rPr>
+              </m:ctrlPr>
+            </m:radPr>
+            <m:deg/>
+            <m:e>
+              <m:sSubSup>
+                <m:sSubSupPr>
+                  <m:ctrlPr>
+                    <w:rPr>
+                      <w:rFonts w:ascii="Cambria Math" w:hAnsi="Cambria Math"/>
+                      <w:i/>
+                      <w:sz w:val="28"/>
+                      <w:szCs w:val="28"/>
+                      <w:lang w:val="en-US"/>
+                    </w:rPr>
+                  </m:ctrlPr>
+                </m:sSubSupPr>
+                <m:e>
+                  <m:r>
+                    <w:rPr>
+                      <w:rFonts w:ascii="Cambria Math" w:hAnsi="Cambria Math"/>
+                      <w:sz w:val="28"/>
+                      <w:szCs w:val="28"/>
+                      <w:lang w:val="en-US"/>
+                    </w:rPr>
+                    <m:t>r</m:t>
+                  </m:r>
+                </m:e>
+                <m:sub>
+                  <m:r>
+                    <w:rPr>
+                      <w:rFonts w:ascii="Cambria Math" w:hAnsi="Cambria Math"/>
+                      <w:sz w:val="28"/>
+                      <w:szCs w:val="28"/>
+                    </w:rPr>
+                    <m:t>к</m:t>
+                  </m:r>
+                </m:sub>
+                <m:sup>
+                  <m:r>
+                    <w:rPr>
+                      <w:rFonts w:ascii="Cambria Math" w:hAnsi="Cambria Math"/>
+                      <w:sz w:val="28"/>
+                      <w:szCs w:val="28"/>
+                    </w:rPr>
+                    <m:t>2</m:t>
+                  </m:r>
+                </m:sup>
+              </m:sSubSup>
+              <m:r>
+                <w:rPr>
+                  <w:rFonts w:ascii="Cambria Math" w:hAnsi="Cambria Math"/>
+                  <w:sz w:val="28"/>
+                  <w:szCs w:val="28"/>
+                </w:rPr>
+                <m:t>+</m:t>
+              </m:r>
+              <m:sSubSup>
+                <m:sSubSupPr>
+                  <m:ctrlPr>
+                    <w:rPr>
+                      <w:rFonts w:ascii="Cambria Math" w:hAnsi="Cambria Math"/>
+                      <w:i/>
+                      <w:sz w:val="28"/>
+                      <w:szCs w:val="28"/>
+                      <w:lang w:val="en-US"/>
+                    </w:rPr>
+                  </m:ctrlPr>
+                </m:sSubSupPr>
+                <m:e>
+                  <m:r>
+                    <w:rPr>
+                      <w:rFonts w:ascii="Cambria Math" w:hAnsi="Cambria Math"/>
+                      <w:sz w:val="28"/>
+                      <w:szCs w:val="28"/>
+                      <w:lang w:val="en-US"/>
+                    </w:rPr>
+                    <m:t>x</m:t>
+                  </m:r>
+                </m:e>
+                <m:sub>
+                  <m:r>
+                    <w:rPr>
+                      <w:rFonts w:ascii="Cambria Math" w:hAnsi="Cambria Math"/>
+                      <w:sz w:val="28"/>
+                      <w:szCs w:val="28"/>
+                    </w:rPr>
+                    <m:t>к</m:t>
+                  </m:r>
+                </m:sub>
+                <m:sup>
+                  <m:r>
+                    <w:rPr>
+                      <w:rFonts w:ascii="Cambria Math" w:hAnsi="Cambria Math"/>
+                      <w:sz w:val="28"/>
+                      <w:szCs w:val="28"/>
+                    </w:rPr>
+                    <m:t>2</m:t>
+                  </m:r>
+                </m:sup>
+              </m:sSubSup>
+            </m:e>
+          </m:rad>
+          <m:r>
+            <w:rPr>
+              <w:rFonts w:ascii="Cambria Math" w:hAnsi="Cambria Math"/>
+              <w:sz w:val="28"/>
+              <w:szCs w:val="28"/>
+              <w:lang w:val="en-US"/>
+            </w:rPr>
+            <m:t>=18.247</m:t>
+          </m:r>
+        </m:oMath>
+      </m:oMathPara>
+    </w:p>
+    <w:p>
+      <w:pPr>
+        <w:pStyle w:val="a9"/>
+        <w:ind w:left="0" w:firstLine="709"/>
+        <w:jc w:val="both"/>
+        <w:rPr>
+          <w:i/>
+          <w:sz w:val="28"/>
+          <w:szCs w:val="28"/>
+        </w:rPr>
+      </w:pPr>
+      <m:oMathPara>
+        <m:oMath>
+          <m:sSub>
+            <m:sSubPr>
+              <m:ctrlPr>
+                <w:rPr>
+                  <w:rFonts w:ascii="Cambria Math" w:hAnsi="Cambria Math"/>
+                  <w:i/>
+                  <w:sz w:val="28"/>
+                  <w:szCs w:val="28"/>
+                  <w:lang w:val="en-US"/>
+                </w:rPr>
+              </m:ctrlPr>
+            </m:sSubPr>
+            <m:e>
+              <m:r>
+                <w:rPr>
+                  <w:rFonts w:ascii="Cambria Math" w:hAnsi="Cambria Math"/>
+                  <w:sz w:val="28"/>
+                  <w:szCs w:val="28"/>
+                  <w:lang w:val="en-US"/>
+                </w:rPr>
+                <m:t>u</m:t>
+              </m:r>
+            </m:e>
+            <m:sub>
+              <m:r>
+                <w:rPr>
+                  <w:rFonts w:ascii="Cambria Math" w:hAnsi="Cambria Math"/>
+                  <w:sz w:val="28"/>
+                  <w:szCs w:val="28"/>
+                </w:rPr>
+                <m:t>к</m:t>
+              </m:r>
+            </m:sub>
+          </m:sSub>
+          <m:r>
+            <w:rPr>
+              <w:rFonts w:ascii="Cambria Math" w:hAnsi="Cambria Math"/>
+              <w:sz w:val="28"/>
+              <w:szCs w:val="28"/>
+              <w:lang w:val="en-US"/>
+            </w:rPr>
+            <m:t>=</m:t>
+          </m:r>
+          <m:f>
+            <m:fPr>
+              <m:ctrlPr>
+                <w:rPr>
+                  <w:rFonts w:ascii="Cambria Math" w:hAnsi="Cambria Math"/>
+                  <w:i/>
+                  <w:sz w:val="28"/>
+                  <w:szCs w:val="28"/>
+                  <w:lang w:val="en-US"/>
+                </w:rPr>
+              </m:ctrlPr>
+            </m:fPr>
+            <m:num>
+              <m:sSub>
+                <m:sSubPr>
+                  <m:ctrlPr>
+                    <w:rPr>
+                      <w:rFonts w:ascii="Cambria Math" w:hAnsi="Cambria Math"/>
+                      <w:i/>
+                      <w:sz w:val="28"/>
+                      <w:szCs w:val="28"/>
+                      <w:lang w:val="en-US"/>
+                    </w:rPr>
+                  </m:ctrlPr>
+                </m:sSubPr>
+                <m:e>
+                  <m:r>
+                    <w:rPr>
+                      <w:rFonts w:ascii="Cambria Math" w:hAnsi="Cambria Math"/>
+                      <w:sz w:val="28"/>
+                      <w:szCs w:val="28"/>
+                      <w:lang w:val="en-US"/>
+                    </w:rPr>
+                    <m:t>I</m:t>
+                  </m:r>
+                </m:e>
+                <m:sub>
+                  <m:r>
+                    <w:rPr>
+                      <w:rFonts w:ascii="Cambria Math" w:hAnsi="Cambria Math"/>
+                      <w:sz w:val="28"/>
+                      <w:szCs w:val="28"/>
+                      <w:lang w:val="en-US"/>
+                    </w:rPr>
+                    <m:t>1</m:t>
+                  </m:r>
+                  <m:r>
+                    <w:rPr>
+                      <w:rFonts w:ascii="Cambria Math" w:hAnsi="Cambria Math"/>
+                      <w:sz w:val="28"/>
+                      <w:szCs w:val="28"/>
+                    </w:rPr>
+                    <m:t>н</m:t>
+                  </m:r>
+                </m:sub>
+              </m:sSub>
+              <m:r>
+                <w:rPr>
+                  <w:rFonts w:ascii="Cambria Math" w:hAnsi="Cambria Math"/>
+                  <w:sz w:val="28"/>
+                  <w:szCs w:val="28"/>
+                  <w:lang w:val="en-US"/>
+                </w:rPr>
+                <m:t>·</m:t>
+              </m:r>
+              <m:sSub>
+                <m:sSubPr>
+                  <m:ctrlPr>
+                    <w:rPr>
+                      <w:rFonts w:ascii="Cambria Math" w:hAnsi="Cambria Math"/>
+                      <w:i/>
+                      <w:sz w:val="28"/>
+                      <w:szCs w:val="28"/>
+                      <w:lang w:val="en-US"/>
+                    </w:rPr>
+                  </m:ctrlPr>
+                </m:sSubPr>
+                <m:e>
+                  <m:r>
+                    <w:rPr>
+                      <w:rFonts w:ascii="Cambria Math" w:hAnsi="Cambria Math"/>
+                      <w:sz w:val="28"/>
+                      <w:szCs w:val="28"/>
+                      <w:lang w:val="en-US"/>
+                    </w:rPr>
+                    <m:t>z</m:t>
+                  </m:r>
+                </m:e>
+                <m:sub>
+                  <m:r>
+                    <w:rPr>
+                      <w:rFonts w:ascii="Cambria Math" w:hAnsi="Cambria Math"/>
+                      <w:sz w:val="28"/>
+                      <w:szCs w:val="28"/>
+                    </w:rPr>
+                    <m:t>к</m:t>
+                  </m:r>
+                </m:sub>
+              </m:sSub>
+            </m:num>
+            <m:den>
+              <m:sSub>
+                <m:sSubPr>
+                  <m:ctrlPr>
+                    <w:rPr>
+                      <w:rFonts w:ascii="Cambria Math" w:hAnsi="Cambria Math"/>
+                      <w:i/>
+                      <w:sz w:val="28"/>
+                      <w:szCs w:val="28"/>
+                      <w:lang w:val="en-US"/>
+                    </w:rPr>
+                  </m:ctrlPr>
+                </m:sSubPr>
+                <m:e>
+                  <m:r>
+                    <w:rPr>
+                      <w:rFonts w:ascii="Cambria Math" w:hAnsi="Cambria Math"/>
+                      <w:sz w:val="28"/>
+                      <w:szCs w:val="28"/>
+                      <w:lang w:val="en-US"/>
+                    </w:rPr>
+                    <m:t>U</m:t>
+                  </m:r>
+                </m:e>
+                <m:sub>
+                  <m:r>
+                    <w:rPr>
+                      <w:rFonts w:ascii="Cambria Math" w:hAnsi="Cambria Math"/>
+                      <w:sz w:val="28"/>
+                      <w:szCs w:val="28"/>
+                      <w:lang w:val="en-US"/>
+                    </w:rPr>
+                    <m:t>1</m:t>
+                  </m:r>
+                  <m:r>
+                    <w:rPr>
+                      <w:rFonts w:ascii="Cambria Math" w:hAnsi="Cambria Math"/>
+                      <w:sz w:val="28"/>
+                      <w:szCs w:val="28"/>
+                    </w:rPr>
+                    <m:t>н</m:t>
+                  </m:r>
+                </m:sub>
+              </m:sSub>
+            </m:den>
+          </m:f>
+          <m:r>
+            <w:rPr>
+              <w:rFonts w:ascii="Cambria Math" w:hAnsi="Cambria Math"/>
+              <w:sz w:val="28"/>
+              <w:szCs w:val="28"/>
+              <w:lang w:val="en-US"/>
+            </w:rPr>
+            <m:t>·100=4</m:t>
+          </m:r>
+          <m:r>
+            <w:rPr>
+              <w:rFonts w:ascii="Cambria Math" w:hAnsi="Cambria Math"/>
+              <w:sz w:val="28"/>
+              <w:szCs w:val="28"/>
+              <w:lang w:val="en-US"/>
+            </w:rPr>
+            <m:t>,5</m:t>
+          </m:r>
+          <m:r>
+            <w:rPr>
+              <w:rFonts w:ascii="Cambria Math" w:hAnsi="Cambria Math"/>
+              <w:sz w:val="28"/>
+              <w:szCs w:val="28"/>
+            </w:rPr>
+            <m:t>9</m:t>
+          </m:r>
+          <m:r>
+            <w:rPr>
+              <w:rFonts w:ascii="Cambria Math" w:hAnsi="Cambria Math"/>
+              <w:sz w:val="28"/>
+              <w:szCs w:val="28"/>
+              <w:lang w:val="en-US"/>
+            </w:rPr>
+            <m:t>%</m:t>
+          </m:r>
+        </m:oMath>
+      </m:oMathPara>
+    </w:p>
+    <w:p>
+      <w:pPr>
+        <w:pStyle w:val="a9"/>
+        <w:ind w:left="0" w:firstLine="709"/>
+        <w:jc w:val="both"/>
+        <w:rPr>
+          <w:i/>
+          <w:sz w:val="28"/>
+          <w:szCs w:val="28"/>
+          <w:lang w:val="en-US"/>
+        </w:rPr>
+      </w:pPr>
+      <m:oMathPara>
+        <m:oMath>
+          <m:sSub>
+            <m:sSubPr>
+              <m:ctrlPr>
+                <w:rPr>
+                  <w:rFonts w:ascii="Cambria Math" w:hAnsi="Cambria Math"/>
+                  <w:i/>
+                  <w:sz w:val="28"/>
+                  <w:szCs w:val="28"/>
+                  <w:lang w:val="en-US"/>
+                </w:rPr>
+              </m:ctrlPr>
+            </m:sSubPr>
+            <m:e>
+              <m:r>
+                <w:rPr>
+                  <w:rFonts w:ascii="Cambria Math" w:hAnsi="Cambria Math"/>
+                  <w:sz w:val="28"/>
+                  <w:szCs w:val="28"/>
+                  <w:lang w:val="en-US"/>
+                </w:rPr>
+                <m:t>u</m:t>
+              </m:r>
+            </m:e>
+            <m:sub>
+              <m:r>
+                <w:rPr>
+                  <w:rFonts w:ascii="Cambria Math" w:hAnsi="Cambria Math"/>
+                  <w:sz w:val="28"/>
+                  <w:szCs w:val="28"/>
+                </w:rPr>
+                <m:t>к.р</m:t>
+              </m:r>
+            </m:sub>
+          </m:sSub>
+          <m:r>
+            <w:rPr>
+              <w:rFonts w:ascii="Cambria Math" w:hAnsi="Cambria Math"/>
+              <w:sz w:val="28"/>
+              <w:szCs w:val="28"/>
+              <w:lang w:val="en-US"/>
+            </w:rPr>
+            <m:t>=</m:t>
+          </m:r>
+          <m:f>
+            <m:fPr>
+              <m:ctrlPr>
+                <w:rPr>
+                  <w:rFonts w:ascii="Cambria Math" w:hAnsi="Cambria Math"/>
+                  <w:i/>
+                  <w:sz w:val="28"/>
+                  <w:szCs w:val="28"/>
+                  <w:lang w:val="en-US"/>
+                </w:rPr>
+              </m:ctrlPr>
+            </m:fPr>
+            <m:num>
+              <m:sSub>
+                <m:sSubPr>
+                  <m:ctrlPr>
+                    <w:rPr>
+                      <w:rFonts w:ascii="Cambria Math" w:hAnsi="Cambria Math"/>
+                      <w:i/>
+                      <w:sz w:val="28"/>
+                      <w:szCs w:val="28"/>
+                      <w:lang w:val="en-US"/>
+                    </w:rPr>
+                  </m:ctrlPr>
+                </m:sSubPr>
+                <m:e>
+                  <m:r>
+                    <w:rPr>
+                      <w:rFonts w:ascii="Cambria Math" w:hAnsi="Cambria Math"/>
+                      <w:sz w:val="28"/>
+                      <w:szCs w:val="28"/>
+                      <w:lang w:val="en-US"/>
+                    </w:rPr>
+                    <m:t>I</m:t>
+                  </m:r>
+                </m:e>
+                <m:sub>
+                  <m:r>
+                    <w:rPr>
+                      <w:rFonts w:ascii="Cambria Math" w:hAnsi="Cambria Math"/>
+                      <w:sz w:val="28"/>
+                      <w:szCs w:val="28"/>
+                      <w:lang w:val="en-US"/>
+                    </w:rPr>
+                    <m:t>1</m:t>
+                  </m:r>
+                  <m:r>
+                    <w:rPr>
+                      <w:rFonts w:ascii="Cambria Math" w:hAnsi="Cambria Math"/>
+                      <w:sz w:val="28"/>
+                      <w:szCs w:val="28"/>
+                    </w:rPr>
+                    <m:t>н</m:t>
+                  </m:r>
+                </m:sub>
+              </m:sSub>
+              <m:r>
+                <w:rPr>
+                  <w:rFonts w:ascii="Cambria Math" w:hAnsi="Cambria Math"/>
+                  <w:sz w:val="28"/>
+                  <w:szCs w:val="28"/>
+                  <w:lang w:val="en-US"/>
+                </w:rPr>
+                <m:t>·</m:t>
+              </m:r>
+              <m:sSub>
+                <m:sSubPr>
+                  <m:ctrlPr>
+                    <w:rPr>
+                      <w:rFonts w:ascii="Cambria Math" w:hAnsi="Cambria Math"/>
+                      <w:i/>
+                      <w:sz w:val="28"/>
+                      <w:szCs w:val="28"/>
+                      <w:lang w:val="en-US"/>
+                    </w:rPr>
+                  </m:ctrlPr>
+                </m:sSubPr>
+                <m:e>
+                  <m:r>
+                    <w:rPr>
+                      <w:rFonts w:ascii="Cambria Math" w:hAnsi="Cambria Math"/>
+                      <w:sz w:val="28"/>
+                      <w:szCs w:val="28"/>
+                      <w:lang w:val="en-US"/>
+                    </w:rPr>
+                    <m:t>x</m:t>
+                  </m:r>
+                </m:e>
+                <m:sub>
+                  <m:r>
+                    <w:rPr>
+                      <w:rFonts w:ascii="Cambria Math" w:hAnsi="Cambria Math"/>
+                      <w:sz w:val="28"/>
+                      <w:szCs w:val="28"/>
+                    </w:rPr>
+                    <m:t>к</m:t>
+                  </m:r>
+                </m:sub>
+              </m:sSub>
+            </m:num>
+            <m:den>
+              <m:sSub>
+                <m:sSubPr>
+                  <m:ctrlPr>
+                    <w:rPr>
+                      <w:rFonts w:ascii="Cambria Math" w:hAnsi="Cambria Math"/>
+                      <w:i/>
+                      <w:sz w:val="28"/>
+                      <w:szCs w:val="28"/>
+                      <w:lang w:val="en-US"/>
+                    </w:rPr>
+                  </m:ctrlPr>
+                </m:sSubPr>
+                <m:e>
+                  <m:r>
+                    <w:rPr>
+                      <w:rFonts w:ascii="Cambria Math" w:hAnsi="Cambria Math"/>
+                      <w:sz w:val="28"/>
+                      <w:szCs w:val="28"/>
+                      <w:lang w:val="en-US"/>
+                    </w:rPr>
+                    <m:t>U</m:t>
+                  </m:r>
+                </m:e>
+                <m:sub>
+                  <m:r>
+                    <w:rPr>
+                      <w:rFonts w:ascii="Cambria Math" w:hAnsi="Cambria Math"/>
+                      <w:sz w:val="28"/>
+                      <w:szCs w:val="28"/>
+                      <w:lang w:val="en-US"/>
+                    </w:rPr>
+                    <m:t>1</m:t>
+                  </m:r>
+                  <m:r>
+                    <w:rPr>
+                      <w:rFonts w:ascii="Cambria Math" w:hAnsi="Cambria Math"/>
+                      <w:sz w:val="28"/>
+                      <w:szCs w:val="28"/>
+                    </w:rPr>
+                    <m:t>н</m:t>
+                  </m:r>
+                </m:sub>
+              </m:sSub>
+            </m:den>
+          </m:f>
+          <m:r>
+            <w:rPr>
+              <w:rFonts w:ascii="Cambria Math" w:hAnsi="Cambria Math"/>
+              <w:sz w:val="28"/>
+              <w:szCs w:val="28"/>
+              <w:lang w:val="en-US"/>
+            </w:rPr>
+            <m:t>·100=4</m:t>
+          </m:r>
+          <m:r>
+            <w:rPr>
+              <w:rFonts w:ascii="Cambria Math" w:hAnsi="Cambria Math"/>
+              <w:sz w:val="28"/>
+              <w:szCs w:val="28"/>
+              <w:lang w:val="en-US"/>
+            </w:rPr>
+            <m:t>,09</m:t>
+          </m:r>
+          <m:r>
+            <w:rPr>
+              <w:rFonts w:ascii="Cambria Math" w:hAnsi="Cambria Math"/>
+              <w:sz w:val="28"/>
+              <w:szCs w:val="28"/>
+              <w:lang w:val="en-US"/>
+            </w:rPr>
+            <m:t>%</m:t>
+          </m:r>
+        </m:oMath>
+      </m:oMathPara>
+    </w:p>
+    <w:p>
+      <w:pPr>
+        <w:pStyle w:val="a9"/>
+        <w:ind w:left="0" w:firstLine="709"/>
+        <w:jc w:val="both"/>
+        <w:rPr>
+          <w:i/>
+          <w:sz w:val="28"/>
+          <w:szCs w:val="28"/>
+          <w:lang w:val="en-US"/>
+        </w:rPr>
+      </w:pPr>
+      <m:oMathPara>
+        <m:oMath>
+          <m:sSub>
+            <m:sSubPr>
+              <m:ctrlPr>
+                <w:rPr>
+                  <w:rFonts w:ascii="Cambria Math" w:hAnsi="Cambria Math"/>
+                  <w:i/>
+                  <w:sz w:val="28"/>
+                  <w:szCs w:val="28"/>
+                  <w:lang w:val="en-US"/>
+                </w:rPr>
+              </m:ctrlPr>
+            </m:sSubPr>
+            <m:e>
+              <m:r>
+                <w:rPr>
+                  <w:rFonts w:ascii="Cambria Math" w:hAnsi="Cambria Math"/>
+                  <w:sz w:val="28"/>
+                  <w:szCs w:val="28"/>
+                  <w:lang w:val="en-US"/>
+                </w:rPr>
+                <m:t>u</m:t>
+              </m:r>
+            </m:e>
+            <m:sub>
+              <m:r>
+                <w:rPr>
+                  <w:rFonts w:ascii="Cambria Math" w:hAnsi="Cambria Math"/>
+                  <w:sz w:val="28"/>
+                  <w:szCs w:val="28"/>
+                </w:rPr>
+                <m:t>к.а</m:t>
+              </m:r>
+            </m:sub>
+          </m:sSub>
+          <m:r>
+            <w:rPr>
+              <w:rFonts w:ascii="Cambria Math" w:hAnsi="Cambria Math"/>
+              <w:sz w:val="28"/>
+              <w:szCs w:val="28"/>
+              <w:lang w:val="en-US"/>
+            </w:rPr>
+            <m:t>=</m:t>
+          </m:r>
+          <m:f>
+            <m:fPr>
+              <m:ctrlPr>
+                <w:rPr>
+                  <w:rFonts w:ascii="Cambria Math" w:hAnsi="Cambria Math"/>
+                  <w:i/>
+                  <w:sz w:val="28"/>
+                  <w:szCs w:val="28"/>
+                  <w:lang w:val="en-US"/>
+                </w:rPr>
+              </m:ctrlPr>
+            </m:fPr>
+            <m:num>
+              <m:sSub>
+                <m:sSubPr>
+                  <m:ctrlPr>
+                    <w:rPr>
+                      <w:rFonts w:ascii="Cambria Math" w:hAnsi="Cambria Math"/>
+                      <w:i/>
+                      <w:sz w:val="28"/>
+                      <w:szCs w:val="28"/>
+                      <w:lang w:val="en-US"/>
+                    </w:rPr>
+                  </m:ctrlPr>
+                </m:sSubPr>
+                <m:e>
+                  <m:r>
+                    <w:rPr>
+                      <w:rFonts w:ascii="Cambria Math" w:hAnsi="Cambria Math"/>
+                      <w:sz w:val="28"/>
+                      <w:szCs w:val="28"/>
+                      <w:lang w:val="en-US"/>
+                    </w:rPr>
+                    <m:t>I</m:t>
+                  </m:r>
+                </m:e>
+                <m:sub>
+                  <m:r>
+                    <w:rPr>
+                      <w:rFonts w:ascii="Cambria Math" w:hAnsi="Cambria Math"/>
+                      <w:sz w:val="28"/>
+                      <w:szCs w:val="28"/>
+                      <w:lang w:val="en-US"/>
+                    </w:rPr>
+                    <m:t>1</m:t>
+                  </m:r>
+                  <m:r>
+                    <w:rPr>
+                      <w:rFonts w:ascii="Cambria Math" w:hAnsi="Cambria Math"/>
+                      <w:sz w:val="28"/>
+                      <w:szCs w:val="28"/>
+                    </w:rPr>
+                    <m:t>н</m:t>
+                  </m:r>
+                </m:sub>
+              </m:sSub>
+              <m:r>
+                <w:rPr>
+                  <w:rFonts w:ascii="Cambria Math" w:hAnsi="Cambria Math"/>
+                  <w:sz w:val="28"/>
+                  <w:szCs w:val="28"/>
+                  <w:lang w:val="en-US"/>
+                </w:rPr>
+                <m:t>·</m:t>
+              </m:r>
+              <m:sSub>
+                <m:sSubPr>
+                  <m:ctrlPr>
+                    <w:rPr>
+                      <w:rFonts w:ascii="Cambria Math" w:hAnsi="Cambria Math"/>
+                      <w:i/>
+                      <w:sz w:val="28"/>
+                      <w:szCs w:val="28"/>
+                      <w:lang w:val="en-US"/>
+                    </w:rPr>
+                  </m:ctrlPr>
+                </m:sSubPr>
+                <m:e>
+                  <m:r>
+                    <w:rPr>
+                      <w:rFonts w:ascii="Cambria Math" w:hAnsi="Cambria Math"/>
+                      <w:sz w:val="28"/>
+                      <w:szCs w:val="28"/>
+                      <w:lang w:val="en-US"/>
+                    </w:rPr>
+                    <m:t>r</m:t>
+                  </m:r>
+                </m:e>
+                <m:sub>
+                  <m:r>
+                    <w:rPr>
+                      <w:rFonts w:ascii="Cambria Math" w:hAnsi="Cambria Math"/>
+                      <w:sz w:val="28"/>
+                      <w:szCs w:val="28"/>
+                    </w:rPr>
+                    <m:t>к</m:t>
+                  </m:r>
+                </m:sub>
+              </m:sSub>
+            </m:num>
+            <m:den>
+              <m:sSub>
+                <m:sSubPr>
+                  <m:ctrlPr>
+                    <w:rPr>
+                      <w:rFonts w:ascii="Cambria Math" w:hAnsi="Cambria Math"/>
+                      <w:i/>
+                      <w:sz w:val="28"/>
+                      <w:szCs w:val="28"/>
+                      <w:lang w:val="en-US"/>
+                    </w:rPr>
+                  </m:ctrlPr>
+                </m:sSubPr>
+                <m:e>
+                  <m:r>
+                    <w:rPr>
+                      <w:rFonts w:ascii="Cambria Math" w:hAnsi="Cambria Math"/>
+                      <w:sz w:val="28"/>
+                      <w:szCs w:val="28"/>
+                      <w:lang w:val="en-US"/>
+                    </w:rPr>
+                    <m:t>U</m:t>
+                  </m:r>
+                </m:e>
+                <m:sub>
+                  <m:r>
+                    <w:rPr>
+                      <w:rFonts w:ascii="Cambria Math" w:hAnsi="Cambria Math"/>
+                      <w:sz w:val="28"/>
+                      <w:szCs w:val="28"/>
+                      <w:lang w:val="en-US"/>
+                    </w:rPr>
+                    <m:t>1</m:t>
+                  </m:r>
+                  <m:r>
+                    <w:rPr>
+                      <w:rFonts w:ascii="Cambria Math" w:hAnsi="Cambria Math"/>
+                      <w:sz w:val="28"/>
+                      <w:szCs w:val="28"/>
+                    </w:rPr>
+                    <m:t>н</m:t>
+                  </m:r>
+                </m:sub>
+              </m:sSub>
+            </m:den>
+          </m:f>
+          <m:r>
+            <w:rPr>
+              <w:rFonts w:ascii="Cambria Math" w:hAnsi="Cambria Math"/>
+              <w:sz w:val="28"/>
+              <w:szCs w:val="28"/>
+              <w:lang w:val="en-US"/>
+            </w:rPr>
+            <m:t>·100=2.</m:t>
+          </m:r>
+          <m:r>
+            <w:rPr>
+              <w:rFonts w:ascii="Cambria Math" w:hAnsi="Cambria Math"/>
+              <w:sz w:val="28"/>
+              <w:szCs w:val="28"/>
+              <w:lang w:val="en-US"/>
+            </w:rPr>
+            <m:t>0</m:t>
+          </m:r>
+          <m:r>
+            <w:rPr>
+              <w:rFonts w:ascii="Cambria Math" w:hAnsi="Cambria Math"/>
+              <w:sz w:val="28"/>
+              <w:szCs w:val="28"/>
+            </w:rPr>
+            <m:t>9</m:t>
+          </m:r>
+          <m:r>
+            <w:rPr>
+              <w:rFonts w:ascii="Cambria Math" w:hAnsi="Cambria Math"/>
+              <w:sz w:val="28"/>
+              <w:szCs w:val="28"/>
+              <w:lang w:val="en-US"/>
+            </w:rPr>
+            <m:t>%</m:t>
+          </m:r>
+        </m:oMath>
+      </m:oMathPara>
+    </w:p>
+    <w:p>
+      <w:pPr>
+        <w:pStyle w:val="a9"/>
+        <w:ind w:left="0" w:firstLine="709"/>
+        <w:jc w:val="both"/>
+        <w:rPr>
+          <w:i/>
+          <w:sz w:val="28"/>
+          <w:szCs w:val="28"/>
+        </w:rPr>
+      </w:pPr>
+      <m:oMathPara>
+        <m:oMath>
+          <m:sSub>
+            <m:sSubPr>
+              <m:ctrlPr>
+                <w:rPr>
+                  <w:rFonts w:ascii="Cambria Math" w:hAnsi="Cambria Math"/>
+                  <w:i/>
+                  <w:sz w:val="28"/>
+                  <w:szCs w:val="28"/>
+                  <w:lang w:val="en-US"/>
+                </w:rPr>
+              </m:ctrlPr>
+            </m:sSubPr>
+            <m:e>
+              <m:r>
+                <w:rPr>
+                  <w:rFonts w:ascii="Cambria Math" w:hAnsi="Cambria Math"/>
+                  <w:sz w:val="28"/>
+                  <w:szCs w:val="28"/>
+                  <w:lang w:val="en-US"/>
+                </w:rPr>
+                <m:t>U</m:t>
+              </m:r>
+            </m:e>
+            <m:sub>
+              <m:r>
+                <w:rPr>
+                  <w:rFonts w:ascii="Cambria Math" w:hAnsi="Cambria Math"/>
+                  <w:sz w:val="28"/>
+                  <w:szCs w:val="28"/>
+                </w:rPr>
+                <m:t>к</m:t>
+              </m:r>
+            </m:sub>
+          </m:sSub>
+          <m:r>
+            <w:rPr>
+              <w:rFonts w:ascii="Cambria Math" w:hAnsi="Cambria Math"/>
+              <w:sz w:val="28"/>
+              <w:szCs w:val="28"/>
+            </w:rPr>
+            <m:t>=</m:t>
+          </m:r>
+          <m:f>
+            <m:fPr>
+              <m:ctrlPr>
+                <w:rPr>
+                  <w:rFonts w:ascii="Cambria Math" w:hAnsi="Cambria Math"/>
+                  <w:i/>
+                  <w:sz w:val="28"/>
+                  <w:szCs w:val="28"/>
+                </w:rPr>
+              </m:ctrlPr>
+            </m:fPr>
+            <m:num>
+              <m:sSub>
+                <m:sSubPr>
+                  <m:ctrlPr>
+                    <w:rPr>
+                      <w:rFonts w:ascii="Cambria Math" w:hAnsi="Cambria Math"/>
+                      <w:i/>
+                      <w:sz w:val="28"/>
+                      <w:szCs w:val="28"/>
+                      <w:lang w:val="en-US"/>
+                    </w:rPr>
+                  </m:ctrlPr>
+                </m:sSubPr>
+                <m:e>
+                  <m:r>
+                    <w:rPr>
+                      <w:rFonts w:ascii="Cambria Math" w:hAnsi="Cambria Math"/>
+                      <w:sz w:val="28"/>
+                      <w:szCs w:val="28"/>
+                      <w:lang w:val="en-US"/>
+                    </w:rPr>
+                    <m:t>u</m:t>
+                  </m:r>
+                </m:e>
+                <m:sub>
+                  <m:r>
+                    <w:rPr>
+                      <w:rFonts w:ascii="Cambria Math" w:hAnsi="Cambria Math"/>
+                      <w:sz w:val="28"/>
+                      <w:szCs w:val="28"/>
+                    </w:rPr>
+                    <m:t>к</m:t>
+                  </m:r>
+                </m:sub>
+              </m:sSub>
+              <m:r>
+                <w:rPr>
+                  <w:rFonts w:ascii="Cambria Math" w:hAnsi="Cambria Math"/>
+                  <w:sz w:val="28"/>
+                  <w:szCs w:val="28"/>
+                  <w:lang w:val="en-US"/>
+                </w:rPr>
+                <m:t>·</m:t>
+              </m:r>
+              <m:sSub>
+                <m:sSubPr>
+                  <m:ctrlPr>
+                    <w:rPr>
+                      <w:rFonts w:ascii="Cambria Math" w:hAnsi="Cambria Math"/>
+                      <w:i/>
+                      <w:sz w:val="28"/>
+                      <w:szCs w:val="28"/>
+                      <w:lang w:val="en-US"/>
+                    </w:rPr>
+                  </m:ctrlPr>
+                </m:sSubPr>
+                <m:e>
+                  <m:r>
+                    <w:rPr>
+                      <w:rFonts w:ascii="Cambria Math" w:hAnsi="Cambria Math"/>
+                      <w:sz w:val="28"/>
+                      <w:szCs w:val="28"/>
+                      <w:lang w:val="en-US"/>
+                    </w:rPr>
+                    <m:t>U</m:t>
+                  </m:r>
+                </m:e>
+                <m:sub>
+                  <m:r>
+                    <w:rPr>
+                      <w:rFonts w:ascii="Cambria Math" w:hAnsi="Cambria Math"/>
+                      <w:sz w:val="28"/>
+                      <w:szCs w:val="28"/>
+                      <w:lang w:val="en-US"/>
+                    </w:rPr>
+                    <m:t>1</m:t>
+                  </m:r>
+                  <m:r>
+                    <w:rPr>
+                      <w:rFonts w:ascii="Cambria Math" w:hAnsi="Cambria Math"/>
+                      <w:sz w:val="28"/>
+                      <w:szCs w:val="28"/>
+                    </w:rPr>
+                    <m:t>н</m:t>
+                  </m:r>
+                </m:sub>
+              </m:sSub>
+            </m:num>
+            <m:den>
+              <m:r>
+                <w:rPr>
+                  <w:rFonts w:ascii="Cambria Math" w:hAnsi="Cambria Math"/>
+                  <w:sz w:val="28"/>
+                  <w:szCs w:val="28"/>
+                </w:rPr>
+                <m:t>100</m:t>
+              </m:r>
+            </m:den>
+          </m:f>
+          <m:r>
+            <w:rPr>
+              <w:rFonts w:ascii="Cambria Math" w:hAnsi="Cambria Math"/>
+              <w:sz w:val="28"/>
+              <w:szCs w:val="28"/>
+            </w:rPr>
+            <m:t>=1.672</m:t>
+          </m:r>
+        </m:oMath>
+      </m:oMathPara>
+    </w:p>
+    <w:p>
+      <w:pPr>
+        <w:pStyle w:val="a9"/>
+        <w:ind w:left="0" w:firstLine="709"/>
+        <w:jc w:val="both"/>
+        <w:rPr>
+          <w:i/>
+          <w:sz w:val="28"/>
+          <w:szCs w:val="28"/>
         </w:rPr>
       </w:pPr>
     </w:p>
@@ -10128,7 +11272,7 @@
               <w:szCs w:val="28"/>
               <w:lang w:val="en-US"/>
             </w:rPr>
-            <m:t>=8.3∙</m:t>
+            <m:t>=3∙8.3∙</m:t>
           </m:r>
           <m:sSup>
             <m:sSupPr>
@@ -10150,7 +11294,7 @@
                   <w:szCs w:val="28"/>
                   <w:lang w:val="en-US"/>
                 </w:rPr>
-                <m:t>9.164</m:t>
+                <m:t>9.163</m:t>
               </m:r>
             </m:e>
             <m:sup>
@@ -10172,7 +11316,7 @@
               <w:szCs w:val="28"/>
               <w:lang w:val="en-US"/>
             </w:rPr>
-            <m:t>=697.069</m:t>
+            <m:t>=228.184</m:t>
           </m:r>
         </m:oMath>
       </m:oMathPara>
@@ -10200,201 +11344,6 @@
           <w:szCs w:val="28"/>
         </w:rPr>
       </w:pPr>
-      <m:oMathPara>
-        <m:oMath>
-          <m:sSub>
-            <m:sSubPr>
-              <m:ctrlPr>
-                <w:rPr>
-                  <w:rFonts w:ascii="Cambria Math" w:hAnsi="Cambria Math"/>
-                  <w:i/>
-                  <w:sz w:val="28"/>
-                  <w:szCs w:val="28"/>
-                </w:rPr>
-              </m:ctrlPr>
-            </m:sSubPr>
-            <m:e>
-              <m:r>
-                <w:rPr>
-                  <w:rFonts w:ascii="Cambria Math" w:hAnsi="Cambria Math"/>
-                  <w:sz w:val="28"/>
-                  <w:szCs w:val="28"/>
-                  <w:lang w:val="en-US"/>
-                </w:rPr>
-                <m:t>P</m:t>
-              </m:r>
-            </m:e>
-            <m:sub>
-              <m:r>
-                <w:rPr>
-                  <w:rFonts w:ascii="Cambria Math" w:hAnsi="Cambria Math"/>
-                  <w:sz w:val="28"/>
-                  <w:szCs w:val="28"/>
-                </w:rPr>
-                <m:t>0</m:t>
-              </m:r>
-            </m:sub>
-          </m:sSub>
-          <m:r>
-            <w:rPr>
-              <w:rFonts w:ascii="Cambria Math" w:hAnsi="Cambria Math"/>
-              <w:sz w:val="28"/>
-              <w:szCs w:val="28"/>
-            </w:rPr>
-            <m:t>=1931*</m:t>
-          </m:r>
-          <m:sSup>
-            <m:sSupPr>
-              <m:ctrlPr>
-                <w:rPr>
-                  <w:rFonts w:ascii="Cambria Math" w:hAnsi="Cambria Math"/>
-                  <w:i/>
-                  <w:sz w:val="28"/>
-                  <w:szCs w:val="28"/>
-                </w:rPr>
-              </m:ctrlPr>
-            </m:sSupPr>
-            <m:e>
-              <m:d>
-                <m:dPr>
-                  <m:ctrlPr>
-                    <w:rPr>
-                      <w:rFonts w:ascii="Cambria Math" w:hAnsi="Cambria Math"/>
-                      <w:i/>
-                      <w:sz w:val="28"/>
-                      <w:szCs w:val="28"/>
-                    </w:rPr>
-                  </m:ctrlPr>
-                </m:dPr>
-                <m:e>
-                  <m:r>
-                    <w:rPr>
-                      <w:rFonts w:ascii="Cambria Math" w:hAnsi="Cambria Math"/>
-                      <w:sz w:val="28"/>
-                      <w:szCs w:val="28"/>
-                    </w:rPr>
-                    <m:t>1,24</m:t>
-                  </m:r>
-                  <m:r>
-                    <w:rPr>
-                      <w:rFonts w:ascii="Cambria Math" w:hAnsi="Cambria Math"/>
-                      <w:sz w:val="28"/>
-                      <w:szCs w:val="28"/>
-                      <w:lang w:val="en-US"/>
-                    </w:rPr>
-                    <m:t>5*</m:t>
-                  </m:r>
-                  <m:sSup>
-                    <m:sSupPr>
-                      <m:ctrlPr>
-                        <w:rPr>
-                          <w:rFonts w:ascii="Cambria Math" w:hAnsi="Cambria Math"/>
-                          <w:i/>
-                          <w:sz w:val="28"/>
-                          <w:szCs w:val="28"/>
-                          <w:lang w:val="en-US"/>
-                        </w:rPr>
-                      </m:ctrlPr>
-                    </m:sSupPr>
-                    <m:e>
-                      <m:r>
-                        <w:rPr>
-                          <w:rFonts w:ascii="Cambria Math" w:hAnsi="Cambria Math"/>
-                          <w:sz w:val="28"/>
-                          <w:szCs w:val="28"/>
-                          <w:lang w:val="en-US"/>
-                        </w:rPr>
-                        <m:t>10</m:t>
-                      </m:r>
-                    </m:e>
-                    <m:sup>
-                      <m:r>
-                        <w:rPr>
-                          <w:rFonts w:ascii="Cambria Math" w:hAnsi="Cambria Math"/>
-                          <w:sz w:val="28"/>
-                          <w:szCs w:val="28"/>
-                          <w:lang w:val="en-US"/>
-                        </w:rPr>
-                        <m:t>-4</m:t>
-                      </m:r>
-                    </m:sup>
-                  </m:sSup>
-                </m:e>
-              </m:d>
-            </m:e>
-            <m:sup>
-              <m:r>
-                <w:rPr>
-                  <w:rFonts w:ascii="Cambria Math" w:hAnsi="Cambria Math"/>
-                  <w:sz w:val="28"/>
-                  <w:szCs w:val="28"/>
-                </w:rPr>
-                <m:t>2</m:t>
-              </m:r>
-            </m:sup>
-          </m:sSup>
-          <m:r>
-            <w:rPr>
-              <w:rFonts w:ascii="Cambria Math" w:hAnsi="Cambria Math"/>
-              <w:sz w:val="28"/>
-              <w:szCs w:val="28"/>
-            </w:rPr>
-            <m:t>=2</m:t>
-          </m:r>
-          <m:r>
-            <w:rPr>
-              <w:rFonts w:ascii="Cambria Math" w:hAnsi="Cambria Math"/>
-              <w:sz w:val="28"/>
-              <w:szCs w:val="28"/>
-              <w:lang w:val="en-US"/>
-            </w:rPr>
-            <m:t>.991*</m:t>
-          </m:r>
-          <m:sSup>
-            <m:sSupPr>
-              <m:ctrlPr>
-                <w:rPr>
-                  <w:rFonts w:ascii="Cambria Math" w:hAnsi="Cambria Math"/>
-                  <w:i/>
-                  <w:sz w:val="28"/>
-                  <w:szCs w:val="28"/>
-                  <w:lang w:val="en-US"/>
-                </w:rPr>
-              </m:ctrlPr>
-            </m:sSupPr>
-            <m:e>
-              <m:r>
-                <w:rPr>
-                  <w:rFonts w:ascii="Cambria Math" w:hAnsi="Cambria Math"/>
-                  <w:sz w:val="28"/>
-                  <w:szCs w:val="28"/>
-                  <w:lang w:val="en-US"/>
-                </w:rPr>
-                <m:t>10</m:t>
-              </m:r>
-            </m:e>
-            <m:sup>
-              <m:r>
-                <w:rPr>
-                  <w:rFonts w:ascii="Cambria Math" w:hAnsi="Cambria Math"/>
-                  <w:sz w:val="28"/>
-                  <w:szCs w:val="28"/>
-                  <w:lang w:val="en-US"/>
-                </w:rPr>
-                <m:t>-5</m:t>
-              </m:r>
-            </m:sup>
-          </m:sSup>
-          <m:r>
-            <w:rPr>
-              <w:rFonts w:ascii="Cambria Math" w:hAnsi="Cambria Math"/>
-              <w:sz w:val="28"/>
-              <w:szCs w:val="28"/>
-            </w:rPr>
-            <m:t xml:space="preserve"> Вт.</m:t>
-          </m:r>
-        </m:oMath>
-      </m:oMathPara>
     </w:p>
     <w:p>
       <w:pPr>
@@ -10467,6 +11416,7 @@
         <w:rPr>
           <w:noProof/>
         </w:rPr>
+        <w:lastRenderedPageBreak/>
         <w:drawing>
           <wp:inline distT="0" distB="0" distL="0" distR="0" wp14:anchorId="6C4C699D" wp14:editId="4A7CA605">
             <wp:extent cx="5505450" cy="2781300"/>
@@ -11344,7 +12294,7 @@
               <w:sz w:val="28"/>
               <w:szCs w:val="28"/>
             </w:rPr>
-            <m:t>9,16∙8,3=76,026</m:t>
+            <m:t>9,16∙8,3=76,061</m:t>
           </m:r>
         </m:oMath>
       </m:oMathPara>
@@ -11392,7 +12342,7 @@
                   <w:sz w:val="28"/>
                   <w:szCs w:val="28"/>
                 </w:rPr>
-                <m:t>к.р</m:t>
+                <m:t>к.а</m:t>
               </m:r>
             </m:sub>
           </m:sSub>
@@ -11624,7 +12574,7 @@
               <w:szCs w:val="28"/>
               <w:lang w:val="en-US"/>
             </w:rPr>
-            <m:t>.16*16.25=148.85</m:t>
+            <m:t>.16*16.25=148.915</m:t>
           </m:r>
         </m:oMath>
       </m:oMathPara>
@@ -11673,7 +12623,7 @@
                   <w:sz w:val="28"/>
                   <w:szCs w:val="28"/>
                 </w:rPr>
-                <m:t>к.а</m:t>
+                <m:t>к.р</m:t>
               </m:r>
             </m:sub>
           </m:sSub>
@@ -11853,6 +12803,7 @@
         <w:rPr>
           <w:sz w:val="28"/>
           <w:szCs w:val="28"/>
+          <w:lang w:val="en-US"/>
         </w:rPr>
       </w:pPr>
     </w:p>
@@ -12299,7 +13250,7 @@
                   <w:szCs w:val="28"/>
                   <w:lang w:val="en-US"/>
                 </w:rPr>
-                <m:t>2.4∙0.8+4.1∙0.8</m:t>
+                <m:t>2.1∙0.8+4.1∙0.6</m:t>
               </m:r>
             </m:e>
           </m:d>
@@ -12310,7 +13261,33 @@
               <w:szCs w:val="28"/>
               <w:lang w:val="en-US"/>
             </w:rPr>
-            <m:t>=3.9%</m:t>
+            <m:t>=</m:t>
+          </m:r>
+          <m:r>
+            <w:rPr>
+              <w:rFonts w:ascii="Cambria Math" w:hAnsi="Cambria Math"/>
+              <w:sz w:val="28"/>
+              <w:szCs w:val="28"/>
+              <w:lang w:val="en-US"/>
+            </w:rPr>
+            <m:t>3</m:t>
+          </m:r>
+          <m:r>
+            <w:rPr>
+              <w:rFonts w:ascii="Cambria Math" w:hAnsi="Cambria Math"/>
+              <w:sz w:val="28"/>
+              <w:szCs w:val="28"/>
+            </w:rPr>
+            <m:t>,1</m:t>
+          </m:r>
+          <m:r>
+            <w:rPr>
+              <w:rFonts w:ascii="Cambria Math" w:hAnsi="Cambria Math"/>
+              <w:sz w:val="28"/>
+              <w:szCs w:val="28"/>
+              <w:lang w:val="en-US"/>
+            </w:rPr>
+            <m:t>%</m:t>
           </m:r>
         </m:oMath>
       </m:oMathPara>
@@ -12745,7 +13722,24 @@
               <w:szCs w:val="28"/>
               <w:lang w:val="en-US"/>
             </w:rPr>
-            <m:t>=0.75(2.1*0.8+4.1∙0.6)=3.11</m:t>
+            <m:t>=1(2.1*0.8+4.1∙0.6)=</m:t>
+          </m:r>
+          <m:r>
+            <w:rPr>
+              <w:rFonts w:ascii="Cambria Math" w:hAnsi="Cambria Math"/>
+              <w:sz w:val="28"/>
+              <w:szCs w:val="28"/>
+              <w:lang w:val="en-US"/>
+            </w:rPr>
+            <m:t>4</m:t>
+          </m:r>
+          <m:r>
+            <w:rPr>
+              <w:rFonts w:ascii="Cambria Math" w:hAnsi="Cambria Math"/>
+              <w:sz w:val="28"/>
+              <w:szCs w:val="28"/>
+            </w:rPr>
+            <m:t>,14</m:t>
           </m:r>
           <m:r>
             <w:rPr>
@@ -13140,7 +14134,33 @@
               <w:szCs w:val="28"/>
               <w:lang w:val="en-US"/>
             </w:rPr>
-            <m:t>=403 В.</m:t>
+            <m:t>=</m:t>
+          </m:r>
+          <m:r>
+            <w:rPr>
+              <w:rFonts w:ascii="Cambria Math" w:hAnsi="Cambria Math"/>
+              <w:sz w:val="28"/>
+              <w:szCs w:val="28"/>
+              <w:lang w:val="en-US"/>
+            </w:rPr>
+            <m:t>4</m:t>
+          </m:r>
+          <m:r>
+            <w:rPr>
+              <w:rFonts w:ascii="Cambria Math" w:hAnsi="Cambria Math"/>
+              <w:sz w:val="28"/>
+              <w:szCs w:val="28"/>
+            </w:rPr>
+            <m:t>16,521</m:t>
+          </m:r>
+          <m:r>
+            <w:rPr>
+              <w:rFonts w:ascii="Cambria Math" w:hAnsi="Cambria Math"/>
+              <w:sz w:val="28"/>
+              <w:szCs w:val="28"/>
+              <w:lang w:val="en-US"/>
+            </w:rPr>
+            <m:t xml:space="preserve"> В.</m:t>
           </m:r>
         </m:oMath>
       </m:oMathPara>
@@ -13531,16 +14551,15 @@
               <w:sz w:val="28"/>
               <w:szCs w:val="28"/>
             </w:rPr>
-            <m:t>=387</m:t>
+            <m:t>=</m:t>
           </m:r>
           <m:r>
             <w:rPr>
               <w:rFonts w:ascii="Cambria Math" w:hAnsi="Cambria Math"/>
               <w:sz w:val="28"/>
               <w:szCs w:val="28"/>
-              <w:lang w:val="en-US"/>
             </w:rPr>
-            <m:t>.283</m:t>
+            <m:t>403,585</m:t>
           </m:r>
           <m:r>
             <w:rPr>
@@ -13569,14 +14588,27 @@
     </w:p>
     <w:p>
       <w:pPr>
-        <w:pStyle w:val="a9"/>
-        <w:ind w:left="0" w:firstLine="709"/>
+        <w:tabs>
+          <w:tab w:val="left" w:pos="720"/>
+        </w:tabs>
+        <w:autoSpaceDE w:val="0"/>
+        <w:autoSpaceDN w:val="0"/>
+        <w:adjustRightInd w:val="0"/>
+        <w:rPr>
+          <w:rFonts w:ascii="Calibri" w:hAnsi="Calibri" w:cs="Calibri"/>
+          <w:color w:val="000000"/>
+          <w:sz w:val="21"/>
+          <w:szCs w:val="21"/>
+        </w:rPr>
+      </w:pPr>
+    </w:p>
+    <w:p>
+      <w:pPr>
         <w:jc w:val="both"/>
         <w:rPr>
           <w:i/>
           <w:sz w:val="28"/>
           <w:szCs w:val="28"/>
-          <w:lang w:val="en-US"/>
         </w:rPr>
       </w:pPr>
       <w:r>
@@ -13585,13 +14617,12 @@
           <w:noProof/>
           <w:sz w:val="28"/>
           <w:szCs w:val="28"/>
-          <w:lang w:val="en-US"/>
         </w:rPr>
         <w:drawing>
-          <wp:inline distT="0" distB="0" distL="0" distR="0" wp14:anchorId="7C08360C" wp14:editId="17F53BE4">
-            <wp:extent cx="5200650" cy="6867525"/>
-            <wp:effectExtent l="0" t="0" r="0" b="9525"/>
-            <wp:docPr id="1091272365" name="Рисунок 1"/>
+          <wp:inline distT="0" distB="0" distL="0" distR="0" wp14:anchorId="068F9786" wp14:editId="39EC626C">
+            <wp:extent cx="4067175" cy="4267200"/>
+            <wp:effectExtent l="0" t="0" r="9525" b="0"/>
+            <wp:docPr id="128516056" name="Рисунок 1"/>
             <wp:cNvGraphicFramePr>
               <a:graphicFrameLocks xmlns:a="http://schemas.openxmlformats.org/drawingml/2006/main" noChangeAspect="1"/>
             </wp:cNvGraphicFramePr>
@@ -13620,7 +14651,7 @@
                   <pic:spPr bwMode="auto">
                     <a:xfrm>
                       <a:off x="0" y="0"/>
-                      <a:ext cx="5200650" cy="6867525"/>
+                      <a:ext cx="4067175" cy="4267200"/>
                     </a:xfrm>
                     <a:prstGeom prst="rect">
                       <a:avLst/>
@@ -13724,6 +14755,375 @@
         <w:t>Определим максимальное значение КПД трансформатора:</w:t>
       </w:r>
       <w:bookmarkEnd w:id="9"/>
+    </w:p>
+    <w:p>
+      <w:pPr>
+        <w:framePr w:w="8287" w:h="585" w:wrap="auto" w:vAnchor="text" w:hAnchor="text" w:x="81" w:y="77"/>
+        <w:ind w:left="1418" w:hanging="1418"/>
+        <w:jc w:val="center"/>
+        <w:rPr>
+          <w:rFonts w:ascii="Arial" w:hAnsi="Arial" w:cs="Arial"/>
+          <w:sz w:val="32"/>
+          <w:szCs w:val="20"/>
+        </w:rPr>
+      </w:pPr>
+      <w:r>
+        <w:rPr>
+          <w:rFonts w:ascii="Arial" w:hAnsi="Arial" w:cs="Arial"/>
+          <w:noProof/>
+          <w:position w:val="-24"/>
+          <w:sz w:val="32"/>
+          <w:szCs w:val="20"/>
+        </w:rPr>
+        <w:drawing>
+          <wp:inline distT="0" distB="0" distL="0" distR="0" wp14:anchorId="5A315F94" wp14:editId="26C30882">
+            <wp:extent cx="1097280" cy="374015"/>
+            <wp:effectExtent l="0" t="0" r="7620" b="6985"/>
+            <wp:docPr id="34" name="Рисунок 34"/>
+            <wp:cNvGraphicFramePr>
+              <a:graphicFrameLocks xmlns:a="http://schemas.openxmlformats.org/drawingml/2006/main" noChangeAspect="1"/>
+            </wp:cNvGraphicFramePr>
+            <a:graphic xmlns:a="http://schemas.openxmlformats.org/drawingml/2006/main">
+              <a:graphicData uri="http://schemas.openxmlformats.org/drawingml/2006/picture">
+                <pic:pic xmlns:pic="http://schemas.openxmlformats.org/drawingml/2006/picture">
+                  <pic:nvPicPr>
+                    <pic:cNvPr id="0" name="Picture 55"/>
+                    <pic:cNvPicPr>
+                      <a:picLocks noChangeAspect="1" noChangeArrowheads="1"/>
+                    </pic:cNvPicPr>
+                  </pic:nvPicPr>
+                  <pic:blipFill>
+                    <a:blip r:embed="rId11">
+                      <a:extLst>
+                        <a:ext uri="{28A0092B-C50C-407E-A947-70E740481C1C}">
+                          <a14:useLocalDpi xmlns:a14="http://schemas.microsoft.com/office/drawing/2010/main" val="0"/>
+                        </a:ext>
+                      </a:extLst>
+                    </a:blip>
+                    <a:srcRect/>
+                    <a:stretch>
+                      <a:fillRect/>
+                    </a:stretch>
+                  </pic:blipFill>
+                  <pic:spPr bwMode="auto">
+                    <a:xfrm>
+                      <a:off x="0" y="0"/>
+                      <a:ext cx="1097280" cy="374015"/>
+                    </a:xfrm>
+                    <a:prstGeom prst="rect">
+                      <a:avLst/>
+                    </a:prstGeom>
+                    <a:noFill/>
+                    <a:ln>
+                      <a:noFill/>
+                    </a:ln>
+                  </pic:spPr>
+                </pic:pic>
+              </a:graphicData>
+            </a:graphic>
+          </wp:inline>
+        </w:drawing>
+      </w:r>
+    </w:p>
+    <w:p>
+      <w:pPr>
+        <w:framePr w:w="8287" w:h="255" w:wrap="auto" w:vAnchor="text" w:hAnchor="text" w:x="81" w:y="735"/>
+        <w:autoSpaceDE w:val="0"/>
+        <w:autoSpaceDN w:val="0"/>
+        <w:adjustRightInd w:val="0"/>
+        <w:ind w:left="1418" w:hanging="1418"/>
+        <w:jc w:val="center"/>
+        <w:rPr>
+          <w:rFonts w:ascii="Arial" w:hAnsi="Arial" w:cs="Arial"/>
+          <w:sz w:val="32"/>
+          <w:szCs w:val="20"/>
+        </w:rPr>
+      </w:pPr>
+      <w:r>
+        <w:rPr>
+          <w:rFonts w:ascii="Arial" w:hAnsi="Arial" w:cs="Arial"/>
+          <w:noProof/>
+          <w:position w:val="-7"/>
+          <w:sz w:val="32"/>
+          <w:szCs w:val="20"/>
+        </w:rPr>
+        <w:drawing>
+          <wp:inline distT="0" distB="0" distL="0" distR="0" wp14:anchorId="332C87E9" wp14:editId="7F1AAA07">
+            <wp:extent cx="1487170" cy="158750"/>
+            <wp:effectExtent l="0" t="0" r="0" b="0"/>
+            <wp:docPr id="33" name="Рисунок 33"/>
+            <wp:cNvGraphicFramePr>
+              <a:graphicFrameLocks xmlns:a="http://schemas.openxmlformats.org/drawingml/2006/main" noChangeAspect="1"/>
+            </wp:cNvGraphicFramePr>
+            <a:graphic xmlns:a="http://schemas.openxmlformats.org/drawingml/2006/main">
+              <a:graphicData uri="http://schemas.openxmlformats.org/drawingml/2006/picture">
+                <pic:pic xmlns:pic="http://schemas.openxmlformats.org/drawingml/2006/picture">
+                  <pic:nvPicPr>
+                    <pic:cNvPr id="0" name="Picture 56"/>
+                    <pic:cNvPicPr>
+                      <a:picLocks noChangeAspect="1" noChangeArrowheads="1"/>
+                    </pic:cNvPicPr>
+                  </pic:nvPicPr>
+                  <pic:blipFill>
+                    <a:blip r:embed="rId12">
+                      <a:extLst>
+                        <a:ext uri="{28A0092B-C50C-407E-A947-70E740481C1C}">
+                          <a14:useLocalDpi xmlns:a14="http://schemas.microsoft.com/office/drawing/2010/main" val="0"/>
+                        </a:ext>
+                      </a:extLst>
+                    </a:blip>
+                    <a:srcRect/>
+                    <a:stretch>
+                      <a:fillRect/>
+                    </a:stretch>
+                  </pic:blipFill>
+                  <pic:spPr bwMode="auto">
+                    <a:xfrm>
+                      <a:off x="0" y="0"/>
+                      <a:ext cx="1487170" cy="158750"/>
+                    </a:xfrm>
+                    <a:prstGeom prst="rect">
+                      <a:avLst/>
+                    </a:prstGeom>
+                    <a:noFill/>
+                    <a:ln>
+                      <a:noFill/>
+                    </a:ln>
+                  </pic:spPr>
+                </pic:pic>
+              </a:graphicData>
+            </a:graphic>
+          </wp:inline>
+        </w:drawing>
+      </w:r>
+    </w:p>
+    <w:p>
+      <w:pPr>
+        <w:framePr w:w="8287" w:h="375" w:wrap="auto" w:vAnchor="text" w:hAnchor="text" w:x="209" w:y="980"/>
+        <w:autoSpaceDE w:val="0"/>
+        <w:autoSpaceDN w:val="0"/>
+        <w:adjustRightInd w:val="0"/>
+        <w:ind w:left="1418" w:hanging="1418"/>
+        <w:jc w:val="center"/>
+        <w:rPr>
+          <w:rFonts w:ascii="Arial" w:hAnsi="Arial" w:cs="Arial"/>
+          <w:sz w:val="32"/>
+          <w:szCs w:val="20"/>
+        </w:rPr>
+      </w:pPr>
+      <w:r>
+        <w:rPr>
+          <w:rFonts w:ascii="Arial" w:hAnsi="Arial" w:cs="Arial"/>
+          <w:noProof/>
+          <w:position w:val="-7"/>
+          <w:sz w:val="32"/>
+          <w:szCs w:val="20"/>
+        </w:rPr>
+        <w:drawing>
+          <wp:inline distT="0" distB="0" distL="0" distR="0" wp14:anchorId="4E66B2A3" wp14:editId="26318E16">
+            <wp:extent cx="1208405" cy="238760"/>
+            <wp:effectExtent l="0" t="0" r="0" b="8890"/>
+            <wp:docPr id="32" name="Рисунок 32"/>
+            <wp:cNvGraphicFramePr>
+              <a:graphicFrameLocks xmlns:a="http://schemas.openxmlformats.org/drawingml/2006/main" noChangeAspect="1"/>
+            </wp:cNvGraphicFramePr>
+            <a:graphic xmlns:a="http://schemas.openxmlformats.org/drawingml/2006/main">
+              <a:graphicData uri="http://schemas.openxmlformats.org/drawingml/2006/picture">
+                <pic:pic xmlns:pic="http://schemas.openxmlformats.org/drawingml/2006/picture">
+                  <pic:nvPicPr>
+                    <pic:cNvPr id="0" name="Picture 57"/>
+                    <pic:cNvPicPr>
+                      <a:picLocks noChangeAspect="1" noChangeArrowheads="1"/>
+                    </pic:cNvPicPr>
+                  </pic:nvPicPr>
+                  <pic:blipFill>
+                    <a:blip r:embed="rId13">
+                      <a:extLst>
+                        <a:ext uri="{28A0092B-C50C-407E-A947-70E740481C1C}">
+                          <a14:useLocalDpi xmlns:a14="http://schemas.microsoft.com/office/drawing/2010/main" val="0"/>
+                        </a:ext>
+                      </a:extLst>
+                    </a:blip>
+                    <a:srcRect/>
+                    <a:stretch>
+                      <a:fillRect/>
+                    </a:stretch>
+                  </pic:blipFill>
+                  <pic:spPr bwMode="auto">
+                    <a:xfrm>
+                      <a:off x="0" y="0"/>
+                      <a:ext cx="1208405" cy="238760"/>
+                    </a:xfrm>
+                    <a:prstGeom prst="rect">
+                      <a:avLst/>
+                    </a:prstGeom>
+                    <a:noFill/>
+                    <a:ln>
+                      <a:noFill/>
+                    </a:ln>
+                  </pic:spPr>
+                </pic:pic>
+              </a:graphicData>
+            </a:graphic>
+          </wp:inline>
+        </w:drawing>
+      </w:r>
+    </w:p>
+    <w:p>
+      <w:pPr>
+        <w:framePr w:w="8287" w:h="255" w:wrap="auto" w:vAnchor="text" w:hAnchor="text" w:x="209" w:y="1347"/>
+        <w:autoSpaceDE w:val="0"/>
+        <w:autoSpaceDN w:val="0"/>
+        <w:adjustRightInd w:val="0"/>
+        <w:ind w:left="1418" w:hanging="1418"/>
+        <w:jc w:val="center"/>
+        <w:rPr>
+          <w:rFonts w:ascii="Arial" w:hAnsi="Arial" w:cs="Arial"/>
+          <w:sz w:val="32"/>
+          <w:szCs w:val="20"/>
+        </w:rPr>
+      </w:pPr>
+      <w:r>
+        <w:rPr>
+          <w:rFonts w:ascii="Arial" w:hAnsi="Arial" w:cs="Arial"/>
+          <w:noProof/>
+          <w:position w:val="-7"/>
+          <w:sz w:val="32"/>
+          <w:szCs w:val="20"/>
+        </w:rPr>
+        <w:drawing>
+          <wp:inline distT="0" distB="0" distL="0" distR="0" wp14:anchorId="54DFEB82" wp14:editId="1B3752BD">
+            <wp:extent cx="1351915" cy="158750"/>
+            <wp:effectExtent l="0" t="0" r="0" b="0"/>
+            <wp:docPr id="31" name="Рисунок 31"/>
+            <wp:cNvGraphicFramePr>
+              <a:graphicFrameLocks xmlns:a="http://schemas.openxmlformats.org/drawingml/2006/main" noChangeAspect="1"/>
+            </wp:cNvGraphicFramePr>
+            <a:graphic xmlns:a="http://schemas.openxmlformats.org/drawingml/2006/main">
+              <a:graphicData uri="http://schemas.openxmlformats.org/drawingml/2006/picture">
+                <pic:pic xmlns:pic="http://schemas.openxmlformats.org/drawingml/2006/picture">
+                  <pic:nvPicPr>
+                    <pic:cNvPr id="0" name="Picture 58"/>
+                    <pic:cNvPicPr>
+                      <a:picLocks noChangeAspect="1" noChangeArrowheads="1"/>
+                    </pic:cNvPicPr>
+                  </pic:nvPicPr>
+                  <pic:blipFill>
+                    <a:blip r:embed="rId14">
+                      <a:extLst>
+                        <a:ext uri="{28A0092B-C50C-407E-A947-70E740481C1C}">
+                          <a14:useLocalDpi xmlns:a14="http://schemas.microsoft.com/office/drawing/2010/main" val="0"/>
+                        </a:ext>
+                      </a:extLst>
+                    </a:blip>
+                    <a:srcRect/>
+                    <a:stretch>
+                      <a:fillRect/>
+                    </a:stretch>
+                  </pic:blipFill>
+                  <pic:spPr bwMode="auto">
+                    <a:xfrm>
+                      <a:off x="0" y="0"/>
+                      <a:ext cx="1351915" cy="158750"/>
+                    </a:xfrm>
+                    <a:prstGeom prst="rect">
+                      <a:avLst/>
+                    </a:prstGeom>
+                    <a:noFill/>
+                    <a:ln>
+                      <a:noFill/>
+                    </a:ln>
+                  </pic:spPr>
+                </pic:pic>
+              </a:graphicData>
+            </a:graphic>
+          </wp:inline>
+        </w:drawing>
+      </w:r>
+    </w:p>
+    <w:p>
+      <w:pPr>
+        <w:framePr w:w="8287" w:h="555" w:wrap="auto" w:vAnchor="text" w:hAnchor="text" w:x="209" w:y="1699"/>
+        <w:autoSpaceDE w:val="0"/>
+        <w:autoSpaceDN w:val="0"/>
+        <w:adjustRightInd w:val="0"/>
+        <w:ind w:left="1418" w:hanging="1418"/>
+        <w:jc w:val="center"/>
+        <w:rPr>
+          <w:rFonts w:ascii="Arial" w:hAnsi="Arial" w:cs="Arial"/>
+          <w:sz w:val="32"/>
+          <w:szCs w:val="20"/>
+        </w:rPr>
+      </w:pPr>
+      <w:r>
+        <w:rPr>
+          <w:rFonts w:ascii="Arial" w:hAnsi="Arial" w:cs="Arial"/>
+          <w:noProof/>
+          <w:position w:val="-24"/>
+          <w:sz w:val="32"/>
+          <w:szCs w:val="20"/>
+        </w:rPr>
+        <w:drawing>
+          <wp:inline distT="0" distB="0" distL="0" distR="0" wp14:anchorId="2D5AC154" wp14:editId="0BC89900">
+            <wp:extent cx="1725295" cy="349885"/>
+            <wp:effectExtent l="0" t="0" r="0" b="0"/>
+            <wp:docPr id="30" name="Рисунок 30"/>
+            <wp:cNvGraphicFramePr>
+              <a:graphicFrameLocks xmlns:a="http://schemas.openxmlformats.org/drawingml/2006/main" noChangeAspect="1"/>
+            </wp:cNvGraphicFramePr>
+            <a:graphic xmlns:a="http://schemas.openxmlformats.org/drawingml/2006/main">
+              <a:graphicData uri="http://schemas.openxmlformats.org/drawingml/2006/picture">
+                <pic:pic xmlns:pic="http://schemas.openxmlformats.org/drawingml/2006/picture">
+                  <pic:nvPicPr>
+                    <pic:cNvPr id="0" name="Picture 59"/>
+                    <pic:cNvPicPr>
+                      <a:picLocks noChangeAspect="1" noChangeArrowheads="1"/>
+                    </pic:cNvPicPr>
+                  </pic:nvPicPr>
+                  <pic:blipFill>
+                    <a:blip r:embed="rId15">
+                      <a:extLst>
+                        <a:ext uri="{28A0092B-C50C-407E-A947-70E740481C1C}">
+                          <a14:useLocalDpi xmlns:a14="http://schemas.microsoft.com/office/drawing/2010/main" val="0"/>
+                        </a:ext>
+                      </a:extLst>
+                    </a:blip>
+                    <a:srcRect/>
+                    <a:stretch>
+                      <a:fillRect/>
+                    </a:stretch>
+                  </pic:blipFill>
+                  <pic:spPr bwMode="auto">
+                    <a:xfrm>
+                      <a:off x="0" y="0"/>
+                      <a:ext cx="1725295" cy="349885"/>
+                    </a:xfrm>
+                    <a:prstGeom prst="rect">
+                      <a:avLst/>
+                    </a:prstGeom>
+                    <a:noFill/>
+                    <a:ln>
+                      <a:noFill/>
+                    </a:ln>
+                  </pic:spPr>
+                </pic:pic>
+              </a:graphicData>
+            </a:graphic>
+          </wp:inline>
+        </w:drawing>
+      </w:r>
+    </w:p>
+    <w:p>
+      <w:pPr>
+        <w:ind w:left="2832"/>
+        <w:jc w:val="both"/>
+        <w:outlineLvl w:val="1"/>
+        <w:rPr>
+          <w:iCs/>
+          <w:sz w:val="28"/>
+          <w:szCs w:val="28"/>
+        </w:rPr>
+      </w:pPr>
     </w:p>
     <w:p>
       <w:pPr>
@@ -13941,14 +15341,136 @@
     <w:p>
       <w:pPr>
         <w:pStyle w:val="a9"/>
+        <w:spacing w:line="360" w:lineRule="auto"/>
         <w:ind w:left="0" w:firstLine="709"/>
         <w:jc w:val="both"/>
         <w:rPr>
+          <w:i/>
           <w:iCs/>
           <w:sz w:val="28"/>
           <w:szCs w:val="28"/>
         </w:rPr>
       </w:pPr>
+      <m:oMathPara>
+        <m:oMath>
+          <m:r>
+            <w:rPr>
+              <w:rFonts w:ascii="Cambria Math" w:hAnsi="Cambria Math"/>
+              <w:sz w:val="22"/>
+              <w:szCs w:val="28"/>
+            </w:rPr>
+            <m:t>Bmax=</m:t>
+          </m:r>
+          <m:rad>
+            <m:radPr>
+              <m:degHide m:val="1"/>
+              <m:ctrlPr>
+                <w:rPr>
+                  <w:rFonts w:ascii="Cambria Math" w:hAnsi="Cambria Math"/>
+                  <w:i/>
+                  <w:iCs/>
+                  <w:sz w:val="22"/>
+                  <w:szCs w:val="28"/>
+                </w:rPr>
+              </m:ctrlPr>
+            </m:radPr>
+            <m:deg/>
+            <m:e>
+              <m:f>
+                <m:fPr>
+                  <m:ctrlPr>
+                    <w:rPr>
+                      <w:rFonts w:ascii="Cambria Math" w:hAnsi="Cambria Math"/>
+                      <w:i/>
+                      <w:iCs/>
+                      <w:sz w:val="22"/>
+                      <w:szCs w:val="28"/>
+                    </w:rPr>
+                  </m:ctrlPr>
+                </m:fPr>
+                <m:num>
+                  <m:sSub>
+                    <m:sSubPr>
+                      <m:ctrlPr>
+                        <w:rPr>
+                          <w:rFonts w:ascii="Cambria Math" w:hAnsi="Cambria Math"/>
+                          <w:i/>
+                          <w:iCs/>
+                          <w:sz w:val="22"/>
+                          <w:szCs w:val="28"/>
+                        </w:rPr>
+                      </m:ctrlPr>
+                    </m:sSubPr>
+                    <m:e>
+                      <m:r>
+                        <w:rPr>
+                          <w:rFonts w:ascii="Cambria Math" w:hAnsi="Cambria Math"/>
+                          <w:sz w:val="22"/>
+                          <w:szCs w:val="28"/>
+                        </w:rPr>
+                        <m:t>P</m:t>
+                      </m:r>
+                    </m:e>
+                    <m:sub>
+                      <m:r>
+                        <w:rPr>
+                          <w:rFonts w:ascii="Cambria Math" w:hAnsi="Cambria Math"/>
+                          <w:sz w:val="22"/>
+                          <w:szCs w:val="28"/>
+                        </w:rPr>
+                        <m:t>0</m:t>
+                      </m:r>
+                    </m:sub>
+                  </m:sSub>
+                </m:num>
+                <m:den>
+                  <m:sSub>
+                    <m:sSubPr>
+                      <m:ctrlPr>
+                        <w:rPr>
+                          <w:rFonts w:ascii="Cambria Math" w:hAnsi="Cambria Math"/>
+                          <w:i/>
+                          <w:iCs/>
+                          <w:sz w:val="22"/>
+                          <w:szCs w:val="28"/>
+                        </w:rPr>
+                      </m:ctrlPr>
+                    </m:sSubPr>
+                    <m:e>
+                      <m:r>
+                        <w:rPr>
+                          <w:rFonts w:ascii="Cambria Math" w:hAnsi="Cambria Math"/>
+                          <w:sz w:val="22"/>
+                          <w:szCs w:val="28"/>
+                        </w:rPr>
+                        <m:t>P</m:t>
+                      </m:r>
+                    </m:e>
+                    <m:sub>
+                      <m:r>
+                        <w:rPr>
+                          <w:rFonts w:ascii="Cambria Math" w:hAnsi="Cambria Math"/>
+                          <w:sz w:val="22"/>
+                          <w:szCs w:val="28"/>
+                        </w:rPr>
+                        <m:t>k</m:t>
+                      </m:r>
+                    </m:sub>
+                  </m:sSub>
+                </m:den>
+              </m:f>
+            </m:e>
+          </m:rad>
+          <m:r>
+            <w:rPr>
+              <w:rFonts w:ascii="Cambria Math" w:hAnsi="Cambria Math"/>
+              <w:sz w:val="22"/>
+              <w:szCs w:val="28"/>
+            </w:rPr>
+            <m:t>=0.694</m:t>
+          </m:r>
+        </m:oMath>
+      </m:oMathPara>
     </w:p>
     <w:p>
       <w:pPr>
@@ -14085,7 +15607,7 @@
                   <w:szCs w:val="28"/>
                   <w:lang w:val="en-US"/>
                 </w:rPr>
-                <m:t>=851.263</m:t>
+                <m:t>=336.948</m:t>
               </m:r>
             </m:e>
           </m:nary>
@@ -14225,7 +15747,7 @@
                   <w:szCs w:val="28"/>
                   <w:lang w:val="en-US"/>
                 </w:rPr>
-                <m:t>10</m:t>
+                <m:t>0</m:t>
               </m:r>
             </m:sub>
           </m:sSub>
@@ -14271,25 +15793,43 @@
               <w:szCs w:val="28"/>
               <w:lang w:val="en-US"/>
             </w:rPr>
-            <m:t>=-4.86</m:t>
+            <m:t>=459.58-</m:t>
           </m:r>
-        </m:oMath>
-      </m:oMathPara>
-    </w:p>
-    <w:p>
-      <w:pPr>
-        <w:pStyle w:val="a9"/>
-        <w:ind w:left="0" w:firstLine="709"/>
-        <w:jc w:val="both"/>
-        <w:rPr>
-          <w:i/>
-          <w:sz w:val="28"/>
-          <w:szCs w:val="28"/>
-          <w:lang w:val="en-US"/>
-        </w:rPr>
-      </w:pPr>
-      <m:oMathPara>
-        <m:oMath>
+          <m:sSup>
+            <m:sSupPr>
+              <m:ctrlPr>
+                <w:rPr>
+                  <w:rFonts w:ascii="Cambria Math" w:hAnsi="Cambria Math"/>
+                  <w:i/>
+                  <w:sz w:val="28"/>
+                  <w:szCs w:val="28"/>
+                  <w:lang w:val="en-US"/>
+                </w:rPr>
+              </m:ctrlPr>
+            </m:sSupPr>
+            <m:e>
+              <m:r>
+                <w:rPr>
+                  <w:rFonts w:ascii="Cambria Math" w:hAnsi="Cambria Math"/>
+                  <w:sz w:val="28"/>
+                  <w:szCs w:val="28"/>
+                  <w:lang w:val="en-US"/>
+                </w:rPr>
+                <m:t>0.24</m:t>
+              </m:r>
+            </m:e>
+            <m:sup>
+              <m:r>
+                <w:rPr>
+                  <w:rFonts w:ascii="Cambria Math" w:hAnsi="Cambria Math"/>
+                  <w:sz w:val="28"/>
+                  <w:szCs w:val="28"/>
+                  <w:lang w:val="en-US"/>
+                </w:rPr>
+                <m:t>2</m:t>
+              </m:r>
+            </m:sup>
+          </m:sSup>
           <m:r>
             <w:rPr>
               <w:rFonts w:ascii="Cambria Math" w:hAnsi="Cambria Math"/>
@@ -14297,7 +15837,7 @@
               <w:szCs w:val="28"/>
               <w:lang w:val="en-US"/>
             </w:rPr>
-            <m:t>6</m:t>
+            <m:t>=108.765</m:t>
           </m:r>
         </m:oMath>
       </m:oMathPara>
@@ -14481,52 +16021,7 @@
               <w:szCs w:val="28"/>
               <w:lang w:val="en-US"/>
             </w:rPr>
-            <m:t>∙69</m:t>
-          </m:r>
-          <m:r>
-            <w:rPr>
-              <w:rFonts w:ascii="Cambria Math" w:hAnsi="Cambria Math"/>
-              <w:sz w:val="28"/>
-              <w:szCs w:val="28"/>
-              <w:lang w:val="en-US"/>
-            </w:rPr>
-            <m:t>7</m:t>
-          </m:r>
-          <m:r>
-            <w:rPr>
-              <w:rFonts w:ascii="Cambria Math" w:hAnsi="Cambria Math"/>
-              <w:sz w:val="28"/>
-              <w:szCs w:val="28"/>
-              <w:lang w:val="en-US"/>
-            </w:rPr>
-            <m:t>.</m:t>
-          </m:r>
-          <m:r>
-            <w:rPr>
-              <w:rFonts w:ascii="Cambria Math" w:hAnsi="Cambria Math"/>
-              <w:sz w:val="28"/>
-              <w:szCs w:val="28"/>
-              <w:lang w:val="en-US"/>
-            </w:rPr>
-            <m:t>069</m:t>
-          </m:r>
-          <m:r>
-            <w:rPr>
-              <w:rFonts w:ascii="Cambria Math" w:hAnsi="Cambria Math"/>
-              <w:sz w:val="28"/>
-              <w:szCs w:val="28"/>
-              <w:lang w:val="en-US"/>
-            </w:rPr>
-            <m:t>=</m:t>
-          </m:r>
-          <m:r>
-            <w:rPr>
-              <w:rFonts w:ascii="Cambria Math" w:hAnsi="Cambria Math"/>
-              <w:sz w:val="28"/>
-              <w:szCs w:val="28"/>
-              <w:lang w:val="en-US"/>
-            </w:rPr>
-            <m:t>392.101</m:t>
+            <m:t>∙696.42=228.184</m:t>
           </m:r>
         </m:oMath>
       </m:oMathPara>
@@ -14593,7 +16088,7 @@
                       <w:sz w:val="28"/>
                       <w:szCs w:val="28"/>
                     </w:rPr>
-                    <m:t>851,263</m:t>
+                    <m:t>228.184</m:t>
                   </m:r>
                 </m:num>
                 <m:den>
@@ -14603,48 +16098,7 @@
                       <w:sz w:val="28"/>
                       <w:szCs w:val="28"/>
                     </w:rPr>
-                    <m:t>69</m:t>
-                  </m:r>
-                  <m:r>
-                    <w:rPr>
-                      <w:rFonts w:ascii="Cambria Math" w:hAnsi="Cambria Math"/>
-                      <w:sz w:val="28"/>
-                      <w:szCs w:val="28"/>
-                    </w:rPr>
-                    <m:t>7</m:t>
-                  </m:r>
-                  <m:r>
-                    <w:rPr>
-                      <w:rFonts w:ascii="Cambria Math" w:hAnsi="Cambria Math"/>
-                      <w:sz w:val="28"/>
-                      <w:szCs w:val="28"/>
-                    </w:rPr>
-                    <m:t>,</m:t>
-                  </m:r>
-                  <m:r>
-                    <w:rPr>
-                      <w:rFonts w:ascii="Cambria Math" w:hAnsi="Cambria Math"/>
-                      <w:sz w:val="28"/>
-                      <w:szCs w:val="28"/>
-                    </w:rPr>
-                    <m:t>0</m:t>
-                  </m:r>
-                  <m:r>
-                    <w:rPr>
-                      <w:rFonts w:ascii="Cambria Math" w:hAnsi="Cambria Math"/>
-                      <w:sz w:val="28"/>
-                      <w:szCs w:val="28"/>
-                      <w:lang w:val="en-US"/>
-                    </w:rPr>
-                    <m:t>69</m:t>
-                  </m:r>
-                  <m:r>
-                    <w:rPr>
-                      <w:rFonts w:ascii="Cambria Math" w:hAnsi="Cambria Math"/>
-                      <w:sz w:val="28"/>
-                      <w:szCs w:val="28"/>
-                    </w:rPr>
-                    <m:t>+851,263</m:t>
+                    <m:t>696.42+228.184</m:t>
                   </m:r>
                 </m:den>
               </m:f>
@@ -14656,32 +16110,7 @@
               <w:sz w:val="28"/>
               <w:szCs w:val="28"/>
             </w:rPr>
-            <m:t>·100=4</m:t>
-          </m:r>
-          <m:r>
-            <w:rPr>
-              <w:rFonts w:ascii="Cambria Math" w:hAnsi="Cambria Math"/>
-              <w:sz w:val="28"/>
-              <w:szCs w:val="28"/>
-            </w:rPr>
-            <m:t>5</m:t>
-          </m:r>
-          <m:r>
-            <w:rPr>
-              <w:rFonts w:ascii="Cambria Math" w:hAnsi="Cambria Math"/>
-              <w:sz w:val="28"/>
-              <w:szCs w:val="28"/>
-              <w:lang w:val="en-US"/>
-            </w:rPr>
-            <m:t>.021</m:t>
-          </m:r>
-          <m:r>
-            <w:rPr>
-              <w:rFonts w:ascii="Cambria Math" w:hAnsi="Cambria Math"/>
-              <w:sz w:val="28"/>
-              <w:szCs w:val="28"/>
-            </w:rPr>
-            <m:t>=45 %</m:t>
+            <m:t>·100=67,4=67 %</m:t>
           </m:r>
         </m:oMath>
       </m:oMathPara>
@@ -14851,7 +16280,7 @@
                       <w:sz w:val="28"/>
                       <w:szCs w:val="28"/>
                     </w:rPr>
-                    <m:t>851,263</m:t>
+                    <m:t>228.184</m:t>
                   </m:r>
                 </m:num>
                 <m:den>
@@ -14861,32 +16290,7 @@
                       <w:sz w:val="28"/>
                       <w:szCs w:val="28"/>
                     </w:rPr>
-                    <m:t>69</m:t>
-                  </m:r>
-                  <m:r>
-                    <w:rPr>
-                      <w:rFonts w:ascii="Cambria Math" w:hAnsi="Cambria Math"/>
-                      <w:sz w:val="28"/>
-                      <w:szCs w:val="28"/>
-                    </w:rPr>
-                    <m:t>7.</m:t>
-                  </m:r>
-                  <m:r>
-                    <w:rPr>
-                      <w:rFonts w:ascii="Cambria Math" w:hAnsi="Cambria Math"/>
-                      <w:sz w:val="28"/>
-                      <w:szCs w:val="28"/>
-                      <w:lang w:val="en-US"/>
-                    </w:rPr>
-                    <m:t>069</m:t>
-                  </m:r>
-                  <m:r>
-                    <w:rPr>
-                      <w:rFonts w:ascii="Cambria Math" w:hAnsi="Cambria Math"/>
-                      <w:sz w:val="28"/>
-                      <w:szCs w:val="28"/>
-                    </w:rPr>
-                    <m:t>+851,263</m:t>
+                    <m:t>696.42+228.184</m:t>
                   </m:r>
                 </m:den>
               </m:f>
@@ -14898,32 +16302,7 @@
               <w:sz w:val="28"/>
               <w:szCs w:val="28"/>
             </w:rPr>
-            <m:t>·100=44,</m:t>
-          </m:r>
-          <m:r>
-            <w:rPr>
-              <w:rFonts w:ascii="Cambria Math" w:hAnsi="Cambria Math"/>
-              <w:sz w:val="28"/>
-              <w:szCs w:val="28"/>
-            </w:rPr>
-            <m:t>0</m:t>
-          </m:r>
-          <m:r>
-            <w:rPr>
-              <w:rFonts w:ascii="Cambria Math" w:hAnsi="Cambria Math"/>
-              <w:sz w:val="28"/>
-              <w:szCs w:val="28"/>
-              <w:lang w:val="en-US"/>
-            </w:rPr>
-            <m:t>21</m:t>
-          </m:r>
-          <m:r>
-            <w:rPr>
-              <w:rFonts w:ascii="Cambria Math" w:hAnsi="Cambria Math"/>
-              <w:sz w:val="28"/>
-              <w:szCs w:val="28"/>
-            </w:rPr>
-            <m:t>=45 %</m:t>
+            <m:t>·100=67,4=67 %</m:t>
           </m:r>
         </m:oMath>
       </m:oMathPara>
@@ -15149,6 +16528,7 @@
                 <w:iCs/>
                 <w:sz w:val="28"/>
                 <w:szCs w:val="28"/>
+                <w:lang w:val="en-US"/>
               </w:rPr>
             </w:pPr>
             <w:r>
@@ -15156,8 +16536,9 @@
                 <w:iCs/>
                 <w:sz w:val="28"/>
                 <w:szCs w:val="28"/>
-              </w:rPr>
-              <w:t>20,91</w:t>
+                <w:lang w:val="en-US"/>
+              </w:rPr>
+              <w:t>85</w:t>
             </w:r>
           </w:p>
         </w:tc>
@@ -15185,31 +16566,7 @@
                 <w:szCs w:val="28"/>
                 <w:lang w:val="en-US"/>
               </w:rPr>
-              <w:t>4</w:t>
-            </w:r>
-            <w:r>
-              <w:rPr>
-                <w:iCs/>
-                <w:sz w:val="28"/>
-                <w:szCs w:val="28"/>
-              </w:rPr>
-              <w:t>1</w:t>
-            </w:r>
-            <w:r>
-              <w:rPr>
-                <w:iCs/>
-                <w:sz w:val="28"/>
-                <w:szCs w:val="28"/>
-              </w:rPr>
-              <w:t>,</w:t>
-            </w:r>
-            <w:r>
-              <w:rPr>
-                <w:iCs/>
-                <w:sz w:val="28"/>
-                <w:szCs w:val="28"/>
-              </w:rPr>
-              <w:t>83</w:t>
+              <w:t>80.8</w:t>
             </w:r>
           </w:p>
         </w:tc>
@@ -15227,6 +16584,7 @@
                 <w:iCs/>
                 <w:sz w:val="28"/>
                 <w:szCs w:val="28"/>
+                <w:lang w:val="en-US"/>
               </w:rPr>
             </w:pPr>
             <w:r>
@@ -15234,8 +16592,9 @@
                 <w:iCs/>
                 <w:sz w:val="28"/>
                 <w:szCs w:val="28"/>
-              </w:rPr>
-              <w:t>62,74</w:t>
+                <w:lang w:val="en-US"/>
+              </w:rPr>
+              <w:t>80,8</w:t>
             </w:r>
           </w:p>
         </w:tc>
@@ -15253,6 +16612,7 @@
                 <w:iCs/>
                 <w:sz w:val="28"/>
                 <w:szCs w:val="28"/>
+                <w:lang w:val="en-US"/>
               </w:rPr>
             </w:pPr>
             <w:r>
@@ -15262,41 +16622,7 @@
                 <w:szCs w:val="28"/>
                 <w:lang w:val="en-US"/>
               </w:rPr>
-              <w:t>8</w:t>
-            </w:r>
-            <w:r>
-              <w:rPr>
-                <w:iCs/>
-                <w:sz w:val="28"/>
-                <w:szCs w:val="28"/>
-              </w:rPr>
-              <w:t>3</w:t>
-            </w:r>
-            <w:r>
-              <w:rPr>
-                <w:iCs/>
-                <w:sz w:val="28"/>
-                <w:szCs w:val="28"/>
-                <w:lang w:val="en-US"/>
-              </w:rPr>
-              <w:t>.</w:t>
-            </w:r>
-            <w:r>
-              <w:rPr>
-                <w:iCs/>
-                <w:sz w:val="28"/>
-                <w:szCs w:val="28"/>
-              </w:rPr>
-              <w:t>6</w:t>
-            </w:r>
-            <w:r>
-              <w:rPr>
-                <w:iCs/>
-                <w:sz w:val="28"/>
-                <w:szCs w:val="28"/>
-                <w:lang w:val="en-US"/>
-              </w:rPr>
-              <w:t>5</w:t>
+              <w:t>67,4</w:t>
             </w:r>
           </w:p>
         </w:tc>
@@ -15402,11 +16728,12 @@
           <w:sz w:val="28"/>
           <w:szCs w:val="28"/>
         </w:rPr>
+        <w:lastRenderedPageBreak/>
         <w:drawing>
-          <wp:inline distT="0" distB="0" distL="0" distR="0" wp14:anchorId="47BD27D5" wp14:editId="364D0B84">
-            <wp:extent cx="3210011" cy="1912059"/>
-            <wp:effectExtent l="0" t="0" r="0" b="0"/>
-            <wp:docPr id="195459122" name="Рисунок 3"/>
+          <wp:inline distT="0" distB="0" distL="0" distR="0" wp14:anchorId="14D78897" wp14:editId="2E8727D2">
+            <wp:extent cx="2384108" cy="2473104"/>
+            <wp:effectExtent l="0" t="0" r="0" b="3810"/>
+            <wp:docPr id="4" name="Рисунок 4"/>
             <wp:cNvGraphicFramePr>
               <a:graphicFrameLocks xmlns:a="http://schemas.openxmlformats.org/drawingml/2006/main" noChangeAspect="1"/>
             </wp:cNvGraphicFramePr>
@@ -15414,13 +16741,13 @@
               <a:graphicData uri="http://schemas.openxmlformats.org/drawingml/2006/picture">
                 <pic:pic xmlns:pic="http://schemas.openxmlformats.org/drawingml/2006/picture">
                   <pic:nvPicPr>
-                    <pic:cNvPr id="0" name="Picture 3"/>
+                    <pic:cNvPr id="0" name="Picture 2"/>
                     <pic:cNvPicPr>
                       <a:picLocks noChangeAspect="1" noChangeArrowheads="1"/>
                     </pic:cNvPicPr>
                   </pic:nvPicPr>
                   <pic:blipFill>
-                    <a:blip r:embed="rId11">
+                    <a:blip r:embed="rId16">
                       <a:extLst>
                         <a:ext uri="{28A0092B-C50C-407E-A947-70E740481C1C}">
                           <a14:useLocalDpi xmlns:a14="http://schemas.microsoft.com/office/drawing/2010/main" val="0"/>
@@ -15435,7 +16762,7 @@
                   <pic:spPr bwMode="auto">
                     <a:xfrm>
                       <a:off x="0" y="0"/>
-                      <a:ext cx="3222143" cy="1919285"/>
+                      <a:ext cx="2396596" cy="2486058"/>
                     </a:xfrm>
                     <a:prstGeom prst="rect">
                       <a:avLst/>
@@ -15584,285 +16911,290 @@
           <w:szCs w:val="28"/>
         </w:rPr>
       </w:pPr>
-      <m:oMathPara>
-        <m:oMath>
-          <m:r>
-            <w:rPr>
-              <w:rFonts w:ascii="Cambria Math" w:hAnsi="Cambria Math"/>
-              <w:sz w:val="28"/>
-              <w:szCs w:val="28"/>
-            </w:rPr>
-            <m:t>∆</m:t>
-          </m:r>
-          <m:sSub>
-            <m:sSubPr>
-              <m:ctrlPr>
-                <w:rPr>
-                  <w:rFonts w:ascii="Cambria Math" w:hAnsi="Cambria Math"/>
-                  <w:i/>
-                  <w:sz w:val="28"/>
-                  <w:szCs w:val="28"/>
-                  <w:lang w:val="en-US"/>
-                </w:rPr>
-              </m:ctrlPr>
-            </m:sSubPr>
-            <m:e>
-              <m:r>
-                <w:rPr>
-                  <w:rFonts w:ascii="Cambria Math" w:hAnsi="Cambria Math"/>
-                  <w:sz w:val="28"/>
-                  <w:szCs w:val="28"/>
-                  <w:lang w:val="en-US"/>
-                </w:rPr>
-                <m:t>u</m:t>
-              </m:r>
-            </m:e>
-            <m:sub>
-              <m:r>
-                <w:rPr>
-                  <w:rFonts w:ascii="Cambria Math" w:hAnsi="Cambria Math"/>
-                  <w:sz w:val="28"/>
-                  <w:szCs w:val="28"/>
-                </w:rPr>
-                <m:t>2</m:t>
-              </m:r>
-            </m:sub>
-          </m:sSub>
-          <m:r>
-            <w:rPr>
-              <w:rFonts w:ascii="Cambria Math" w:hAnsi="Cambria Math"/>
-              <w:sz w:val="28"/>
-              <w:szCs w:val="28"/>
-            </w:rPr>
-            <m:t>=</m:t>
-          </m:r>
-          <m:r>
-            <w:rPr>
-              <w:rFonts w:ascii="Cambria Math" w:hAnsi="Cambria Math"/>
-              <w:sz w:val="28"/>
-              <w:szCs w:val="28"/>
-              <w:lang w:val="en-US"/>
-            </w:rPr>
-            <m:t>β</m:t>
-          </m:r>
-          <m:d>
-            <m:dPr>
-              <m:ctrlPr>
-                <w:rPr>
-                  <w:rFonts w:ascii="Cambria Math" w:hAnsi="Cambria Math"/>
-                  <w:i/>
-                  <w:sz w:val="28"/>
-                  <w:szCs w:val="28"/>
-                </w:rPr>
-              </m:ctrlPr>
-            </m:dPr>
-            <m:e>
-              <m:sSub>
-                <m:sSubPr>
-                  <m:ctrlPr>
-                    <w:rPr>
-                      <w:rFonts w:ascii="Cambria Math" w:hAnsi="Cambria Math"/>
-                      <w:i/>
-                      <w:sz w:val="28"/>
-                      <w:szCs w:val="28"/>
-                      <w:lang w:val="en-US"/>
-                    </w:rPr>
-                  </m:ctrlPr>
-                </m:sSubPr>
-                <m:e>
-                  <m:r>
-                    <w:rPr>
-                      <w:rFonts w:ascii="Cambria Math" w:hAnsi="Cambria Math"/>
-                      <w:sz w:val="28"/>
-                      <w:szCs w:val="28"/>
-                      <w:lang w:val="en-US"/>
-                    </w:rPr>
-                    <m:t>u</m:t>
-                  </m:r>
-                </m:e>
-                <m:sub>
-                  <m:r>
-                    <w:rPr>
-                      <w:rFonts w:ascii="Cambria Math" w:hAnsi="Cambria Math"/>
-                      <w:sz w:val="28"/>
-                      <w:szCs w:val="28"/>
-                    </w:rPr>
-                    <m:t>к.а</m:t>
-                  </m:r>
-                </m:sub>
-              </m:sSub>
-              <m:func>
-                <m:funcPr>
-                  <m:ctrlPr>
-                    <w:rPr>
-                      <w:rFonts w:ascii="Cambria Math" w:hAnsi="Cambria Math"/>
-                      <w:i/>
-                      <w:sz w:val="28"/>
-                      <w:szCs w:val="28"/>
-                      <w:lang w:val="en-US"/>
-                    </w:rPr>
-                  </m:ctrlPr>
-                </m:funcPr>
-                <m:fName>
-                  <m:r>
-                    <m:rPr>
-                      <m:sty m:val="p"/>
-                    </m:rPr>
-                    <w:rPr>
-                      <w:rFonts w:ascii="Cambria Math" w:hAnsi="Cambria Math"/>
-                      <w:sz w:val="28"/>
-                      <w:szCs w:val="28"/>
-                      <w:lang w:val="en-US"/>
-                    </w:rPr>
-                    <m:t>cos</m:t>
-                  </m:r>
-                </m:fName>
-                <m:e>
-                  <m:sSub>
-                    <m:sSubPr>
-                      <m:ctrlPr>
-                        <w:rPr>
-                          <w:rFonts w:ascii="Cambria Math" w:hAnsi="Cambria Math"/>
-                          <w:i/>
-                          <w:sz w:val="28"/>
-                          <w:szCs w:val="28"/>
-                          <w:lang w:val="en-US"/>
-                        </w:rPr>
-                      </m:ctrlPr>
-                    </m:sSubPr>
-                    <m:e>
-                      <m:r>
-                        <w:rPr>
-                          <w:rFonts w:ascii="Cambria Math" w:hAnsi="Cambria Math"/>
-                          <w:sz w:val="28"/>
-                          <w:szCs w:val="28"/>
-                          <w:lang w:val="en-US"/>
-                        </w:rPr>
-                        <m:t>φ</m:t>
-                      </m:r>
-                    </m:e>
-                    <m:sub>
-                      <m:r>
-                        <w:rPr>
-                          <w:rFonts w:ascii="Cambria Math" w:hAnsi="Cambria Math"/>
-                          <w:sz w:val="28"/>
-                          <w:szCs w:val="28"/>
-                        </w:rPr>
-                        <m:t>2</m:t>
-                      </m:r>
-                    </m:sub>
-                  </m:sSub>
-                  <m:r>
-                    <w:rPr>
-                      <w:rFonts w:ascii="Cambria Math" w:hAnsi="Cambria Math"/>
-                      <w:sz w:val="28"/>
-                      <w:szCs w:val="28"/>
-                    </w:rPr>
-                    <m:t>+</m:t>
-                  </m:r>
-                </m:e>
-              </m:func>
-              <m:sSub>
-                <m:sSubPr>
-                  <m:ctrlPr>
-                    <w:rPr>
-                      <w:rFonts w:ascii="Cambria Math" w:hAnsi="Cambria Math"/>
-                      <w:i/>
-                      <w:sz w:val="28"/>
-                      <w:szCs w:val="28"/>
-                      <w:lang w:val="en-US"/>
-                    </w:rPr>
-                  </m:ctrlPr>
-                </m:sSubPr>
-                <m:e>
-                  <m:r>
-                    <w:rPr>
-                      <w:rFonts w:ascii="Cambria Math" w:hAnsi="Cambria Math"/>
-                      <w:sz w:val="28"/>
-                      <w:szCs w:val="28"/>
-                      <w:lang w:val="en-US"/>
-                    </w:rPr>
-                    <m:t>u</m:t>
-                  </m:r>
-                </m:e>
-                <m:sub>
-                  <m:r>
-                    <w:rPr>
-                      <w:rFonts w:ascii="Cambria Math" w:hAnsi="Cambria Math"/>
-                      <w:sz w:val="28"/>
-                      <w:szCs w:val="28"/>
-                    </w:rPr>
-                    <m:t>к.р</m:t>
-                  </m:r>
-                </m:sub>
-              </m:sSub>
-              <m:func>
-                <m:funcPr>
-                  <m:ctrlPr>
-                    <w:rPr>
-                      <w:rFonts w:ascii="Cambria Math" w:hAnsi="Cambria Math"/>
-                      <w:i/>
-                      <w:sz w:val="28"/>
-                      <w:szCs w:val="28"/>
-                      <w:lang w:val="en-US"/>
-                    </w:rPr>
-                  </m:ctrlPr>
-                </m:funcPr>
-                <m:fName>
-                  <m:r>
-                    <m:rPr>
-                      <m:sty m:val="p"/>
-                    </m:rPr>
-                    <w:rPr>
-                      <w:rFonts w:ascii="Cambria Math" w:hAnsi="Cambria Math"/>
-                      <w:sz w:val="28"/>
-                      <w:szCs w:val="28"/>
-                      <w:lang w:val="en-US"/>
-                    </w:rPr>
-                    <m:t>sin</m:t>
-                  </m:r>
-                </m:fName>
-                <m:e>
-                  <m:sSub>
-                    <m:sSubPr>
-                      <m:ctrlPr>
-                        <w:rPr>
-                          <w:rFonts w:ascii="Cambria Math" w:hAnsi="Cambria Math"/>
-                          <w:i/>
-                          <w:sz w:val="28"/>
-                          <w:szCs w:val="28"/>
-                          <w:lang w:val="en-US"/>
-                        </w:rPr>
-                      </m:ctrlPr>
-                    </m:sSubPr>
-                    <m:e>
-                      <m:r>
-                        <w:rPr>
-                          <w:rFonts w:ascii="Cambria Math" w:hAnsi="Cambria Math"/>
-                          <w:sz w:val="28"/>
-                          <w:szCs w:val="28"/>
-                          <w:lang w:val="en-US"/>
-                        </w:rPr>
-                        <m:t>φ</m:t>
-                      </m:r>
-                    </m:e>
-                    <m:sub>
-                      <m:r>
-                        <w:rPr>
-                          <w:rFonts w:ascii="Cambria Math" w:hAnsi="Cambria Math"/>
-                          <w:sz w:val="28"/>
-                          <w:szCs w:val="28"/>
-                        </w:rPr>
-                        <m:t>2</m:t>
-                      </m:r>
-                    </m:sub>
-                  </m:sSub>
-                </m:e>
-              </m:func>
-            </m:e>
-          </m:d>
-        </m:oMath>
-      </m:oMathPara>
+      <m:oMath>
+        <m:r>
+          <w:rPr>
+            <w:rFonts w:ascii="Cambria Math" w:hAnsi="Cambria Math"/>
+            <w:sz w:val="28"/>
+            <w:szCs w:val="28"/>
+          </w:rPr>
+          <m:t>∆</m:t>
+        </m:r>
+        <m:sSub>
+          <m:sSubPr>
+            <m:ctrlPr>
+              <w:rPr>
+                <w:rFonts w:ascii="Cambria Math" w:hAnsi="Cambria Math"/>
+                <w:i/>
+                <w:sz w:val="28"/>
+                <w:szCs w:val="28"/>
+                <w:lang w:val="en-US"/>
+              </w:rPr>
+            </m:ctrlPr>
+          </m:sSubPr>
+          <m:e>
+            <m:r>
+              <w:rPr>
+                <w:rFonts w:ascii="Cambria Math" w:hAnsi="Cambria Math"/>
+                <w:sz w:val="28"/>
+                <w:szCs w:val="28"/>
+                <w:lang w:val="en-US"/>
+              </w:rPr>
+              <m:t>u</m:t>
+            </m:r>
+          </m:e>
+          <m:sub>
+            <m:r>
+              <w:rPr>
+                <w:rFonts w:ascii="Cambria Math" w:hAnsi="Cambria Math"/>
+                <w:sz w:val="28"/>
+                <w:szCs w:val="28"/>
+              </w:rPr>
+              <m:t>2</m:t>
+            </m:r>
+          </m:sub>
+        </m:sSub>
+        <m:r>
+          <w:rPr>
+            <w:rFonts w:ascii="Cambria Math" w:hAnsi="Cambria Math"/>
+            <w:sz w:val="28"/>
+            <w:szCs w:val="28"/>
+          </w:rPr>
+          <m:t>=</m:t>
+        </m:r>
+        <m:r>
+          <w:rPr>
+            <w:rFonts w:ascii="Cambria Math" w:hAnsi="Cambria Math"/>
+            <w:sz w:val="28"/>
+            <w:szCs w:val="28"/>
+            <w:lang w:val="en-US"/>
+          </w:rPr>
+          <m:t>β</m:t>
+        </m:r>
+        <m:d>
+          <m:dPr>
+            <m:ctrlPr>
+              <w:rPr>
+                <w:rFonts w:ascii="Cambria Math" w:hAnsi="Cambria Math"/>
+                <w:i/>
+                <w:sz w:val="28"/>
+                <w:szCs w:val="28"/>
+              </w:rPr>
+            </m:ctrlPr>
+          </m:dPr>
+          <m:e>
+            <m:sSub>
+              <m:sSubPr>
+                <m:ctrlPr>
+                  <w:rPr>
+                    <w:rFonts w:ascii="Cambria Math" w:hAnsi="Cambria Math"/>
+                    <w:i/>
+                    <w:sz w:val="28"/>
+                    <w:szCs w:val="28"/>
+                    <w:lang w:val="en-US"/>
+                  </w:rPr>
+                </m:ctrlPr>
+              </m:sSubPr>
+              <m:e>
+                <m:r>
+                  <w:rPr>
+                    <w:rFonts w:ascii="Cambria Math" w:hAnsi="Cambria Math"/>
+                    <w:sz w:val="28"/>
+                    <w:szCs w:val="28"/>
+                    <w:lang w:val="en-US"/>
+                  </w:rPr>
+                  <m:t>u</m:t>
+                </m:r>
+              </m:e>
+              <m:sub>
+                <m:r>
+                  <w:rPr>
+                    <w:rFonts w:ascii="Cambria Math" w:hAnsi="Cambria Math"/>
+                    <w:sz w:val="28"/>
+                    <w:szCs w:val="28"/>
+                  </w:rPr>
+                  <m:t>к.а</m:t>
+                </m:r>
+              </m:sub>
+            </m:sSub>
+            <m:func>
+              <m:funcPr>
+                <m:ctrlPr>
+                  <w:rPr>
+                    <w:rFonts w:ascii="Cambria Math" w:hAnsi="Cambria Math"/>
+                    <w:i/>
+                    <w:sz w:val="28"/>
+                    <w:szCs w:val="28"/>
+                    <w:lang w:val="en-US"/>
+                  </w:rPr>
+                </m:ctrlPr>
+              </m:funcPr>
+              <m:fName>
+                <m:r>
+                  <m:rPr>
+                    <m:sty m:val="p"/>
+                  </m:rPr>
+                  <w:rPr>
+                    <w:rFonts w:ascii="Cambria Math" w:hAnsi="Cambria Math"/>
+                    <w:sz w:val="28"/>
+                    <w:szCs w:val="28"/>
+                    <w:lang w:val="en-US"/>
+                  </w:rPr>
+                  <m:t>cos</m:t>
+                </m:r>
+              </m:fName>
+              <m:e>
+                <m:sSub>
+                  <m:sSubPr>
+                    <m:ctrlPr>
+                      <w:rPr>
+                        <w:rFonts w:ascii="Cambria Math" w:hAnsi="Cambria Math"/>
+                        <w:i/>
+                        <w:sz w:val="28"/>
+                        <w:szCs w:val="28"/>
+                        <w:lang w:val="en-US"/>
+                      </w:rPr>
+                    </m:ctrlPr>
+                  </m:sSubPr>
+                  <m:e>
+                    <m:r>
+                      <w:rPr>
+                        <w:rFonts w:ascii="Cambria Math" w:hAnsi="Cambria Math"/>
+                        <w:sz w:val="28"/>
+                        <w:szCs w:val="28"/>
+                        <w:lang w:val="en-US"/>
+                      </w:rPr>
+                      <m:t>φ</m:t>
+                    </m:r>
+                  </m:e>
+                  <m:sub>
+                    <m:r>
+                      <w:rPr>
+                        <w:rFonts w:ascii="Cambria Math" w:hAnsi="Cambria Math"/>
+                        <w:sz w:val="28"/>
+                        <w:szCs w:val="28"/>
+                      </w:rPr>
+                      <m:t>2</m:t>
+                    </m:r>
+                  </m:sub>
+                </m:sSub>
+                <m:r>
+                  <w:rPr>
+                    <w:rFonts w:ascii="Cambria Math" w:hAnsi="Cambria Math"/>
+                    <w:sz w:val="28"/>
+                    <w:szCs w:val="28"/>
+                  </w:rPr>
+                  <m:t>+</m:t>
+                </m:r>
+              </m:e>
+            </m:func>
+            <m:sSub>
+              <m:sSubPr>
+                <m:ctrlPr>
+                  <w:rPr>
+                    <w:rFonts w:ascii="Cambria Math" w:hAnsi="Cambria Math"/>
+                    <w:i/>
+                    <w:sz w:val="28"/>
+                    <w:szCs w:val="28"/>
+                    <w:lang w:val="en-US"/>
+                  </w:rPr>
+                </m:ctrlPr>
+              </m:sSubPr>
+              <m:e>
+                <m:r>
+                  <w:rPr>
+                    <w:rFonts w:ascii="Cambria Math" w:hAnsi="Cambria Math"/>
+                    <w:sz w:val="28"/>
+                    <w:szCs w:val="28"/>
+                    <w:lang w:val="en-US"/>
+                  </w:rPr>
+                  <m:t>u</m:t>
+                </m:r>
+              </m:e>
+              <m:sub>
+                <m:r>
+                  <w:rPr>
+                    <w:rFonts w:ascii="Cambria Math" w:hAnsi="Cambria Math"/>
+                    <w:sz w:val="28"/>
+                    <w:szCs w:val="28"/>
+                  </w:rPr>
+                  <m:t>к.р</m:t>
+                </m:r>
+              </m:sub>
+            </m:sSub>
+            <m:func>
+              <m:funcPr>
+                <m:ctrlPr>
+                  <w:rPr>
+                    <w:rFonts w:ascii="Cambria Math" w:hAnsi="Cambria Math"/>
+                    <w:i/>
+                    <w:sz w:val="28"/>
+                    <w:szCs w:val="28"/>
+                    <w:lang w:val="en-US"/>
+                  </w:rPr>
+                </m:ctrlPr>
+              </m:funcPr>
+              <m:fName>
+                <m:r>
+                  <m:rPr>
+                    <m:sty m:val="p"/>
+                  </m:rPr>
+                  <w:rPr>
+                    <w:rFonts w:ascii="Cambria Math" w:hAnsi="Cambria Math"/>
+                    <w:sz w:val="28"/>
+                    <w:szCs w:val="28"/>
+                    <w:lang w:val="en-US"/>
+                  </w:rPr>
+                  <m:t>sin</m:t>
+                </m:r>
+              </m:fName>
+              <m:e>
+                <m:sSub>
+                  <m:sSubPr>
+                    <m:ctrlPr>
+                      <w:rPr>
+                        <w:rFonts w:ascii="Cambria Math" w:hAnsi="Cambria Math"/>
+                        <w:i/>
+                        <w:sz w:val="28"/>
+                        <w:szCs w:val="28"/>
+                        <w:lang w:val="en-US"/>
+                      </w:rPr>
+                    </m:ctrlPr>
+                  </m:sSubPr>
+                  <m:e>
+                    <m:r>
+                      <w:rPr>
+                        <w:rFonts w:ascii="Cambria Math" w:hAnsi="Cambria Math"/>
+                        <w:sz w:val="28"/>
+                        <w:szCs w:val="28"/>
+                        <w:lang w:val="en-US"/>
+                      </w:rPr>
+                      <m:t>φ</m:t>
+                    </m:r>
+                  </m:e>
+                  <m:sub>
+                    <m:r>
+                      <w:rPr>
+                        <w:rFonts w:ascii="Cambria Math" w:hAnsi="Cambria Math"/>
+                        <w:sz w:val="28"/>
+                        <w:szCs w:val="28"/>
+                      </w:rPr>
+                      <m:t>2</m:t>
+                    </m:r>
+                  </m:sub>
+                </m:sSub>
+              </m:e>
+            </m:func>
+          </m:e>
+        </m:d>
+      </m:oMath>
+      <w:r>
+        <w:rPr>
+          <w:sz w:val="28"/>
+          <w:szCs w:val="28"/>
+        </w:rPr>
+        <w:t>=45,638</w:t>
+      </w:r>
     </w:p>
     <w:p>
       <w:pPr>
@@ -16016,7 +17348,6 @@
                 <w:sz w:val="28"/>
                 <w:szCs w:val="28"/>
               </w:rPr>
-              <w:lastRenderedPageBreak/>
               <w:t>β</w:t>
             </w:r>
           </w:p>
@@ -16626,6 +17957,7 @@
           <w:noProof/>
           <w:lang w:val="en-US"/>
         </w:rPr>
+        <w:lastRenderedPageBreak/>
         <w:t>e</w:t>
       </w:r>
       <w:r>
@@ -16648,7 +17980,7 @@
                     <pic:cNvPicPr/>
                   </pic:nvPicPr>
                   <pic:blipFill>
-                    <a:blip r:embed="rId12"/>
+                    <a:blip r:embed="rId17"/>
                     <a:stretch>
                       <a:fillRect/>
                     </a:stretch>
@@ -16886,7 +18218,6 @@
           <w:sz w:val="28"/>
           <w:szCs w:val="28"/>
         </w:rPr>
-        <w:lastRenderedPageBreak/>
         <w:t>Таблица 2.1 – Параметры и длительность ступеней нагрузки</w:t>
       </w:r>
     </w:p>
@@ -17774,6 +19105,7 @@
           <w:sz w:val="28"/>
           <w:szCs w:val="28"/>
         </w:rPr>
+        <w:lastRenderedPageBreak/>
         <w:t>При расчёте принять, что в период паузы (</w:t>
       </w:r>
       <w:r>
@@ -18061,7 +19393,7 @@
                     <pic:cNvPicPr/>
                   </pic:nvPicPr>
                   <pic:blipFill rotWithShape="1">
-                    <a:blip r:embed="rId13"/>
+                    <a:blip r:embed="rId18"/>
                     <a:srcRect l="2533" t="9899" r="14508" b="15759"/>
                     <a:stretch/>
                   </pic:blipFill>
@@ -20194,7 +21526,7 @@
                   <w:szCs w:val="28"/>
                   <w:lang w:val="en-US"/>
                 </w:rPr>
-                <m:t>1-82.5</m:t>
+                <m:t>1-0.845</m:t>
               </m:r>
             </m:num>
             <m:den>
@@ -20205,7 +21537,7 @@
                   <w:szCs w:val="28"/>
                   <w:lang w:val="en-US"/>
                 </w:rPr>
-                <m:t>82.5</m:t>
+                <m:t>0.845</m:t>
               </m:r>
             </m:den>
           </m:f>
@@ -20216,7 +21548,7 @@
               <w:szCs w:val="28"/>
               <w:lang w:val="en-US"/>
             </w:rPr>
-            <m:t>∙10=9.8720 кВт.</m:t>
+            <m:t>∙10=1.834 кВт.</m:t>
           </m:r>
         </m:oMath>
       </m:oMathPara>
@@ -20547,7 +21879,253 @@
               <w:sz w:val="28"/>
               <w:szCs w:val="28"/>
             </w:rPr>
-            <m:t>=0,35∙9</m:t>
+            <m:t>=0,35∙1.834=0.642 кВт.</m:t>
+          </m:r>
+        </m:oMath>
+      </m:oMathPara>
+    </w:p>
+    <w:p>
+      <w:pPr>
+        <w:ind w:firstLine="709"/>
+        <w:jc w:val="both"/>
+        <w:rPr>
+          <w:i/>
+          <w:iCs/>
+          <w:sz w:val="28"/>
+          <w:szCs w:val="28"/>
+        </w:rPr>
+      </w:pPr>
+    </w:p>
+    <w:p>
+      <w:pPr>
+        <w:ind w:firstLine="709"/>
+        <w:jc w:val="both"/>
+        <w:rPr>
+          <w:sz w:val="28"/>
+          <w:szCs w:val="28"/>
+        </w:rPr>
+      </w:pPr>
+      <w:r>
+        <w:rPr>
+          <w:sz w:val="28"/>
+          <w:szCs w:val="28"/>
+        </w:rPr>
+        <w:t>Потери в обмотках при номинальной нагрузке определяются по выражению:</w:t>
+      </w:r>
+    </w:p>
+    <w:p>
+      <w:pPr>
+        <w:ind w:firstLine="709"/>
+        <w:jc w:val="both"/>
+        <w:rPr>
+          <w:i/>
+          <w:iCs/>
+          <w:sz w:val="28"/>
+          <w:szCs w:val="28"/>
+        </w:rPr>
+      </w:pPr>
+      <m:oMathPara>
+        <m:oMath>
+          <m:eqArr>
+            <m:eqArrPr>
+              <m:maxDist m:val="1"/>
+              <m:ctrlPr>
+                <w:rPr>
+                  <w:rFonts w:ascii="Cambria Math" w:hAnsi="Cambria Math"/>
+                  <w:i/>
+                  <w:iCs/>
+                  <w:sz w:val="28"/>
+                  <w:szCs w:val="28"/>
+                  <w:lang w:val="en-US"/>
+                </w:rPr>
+              </m:ctrlPr>
+            </m:eqArrPr>
+            <m:e>
+              <m:sSub>
+                <m:sSubPr>
+                  <m:ctrlPr>
+                    <w:rPr>
+                      <w:rFonts w:ascii="Cambria Math" w:hAnsi="Cambria Math"/>
+                      <w:i/>
+                      <w:iCs/>
+                      <w:sz w:val="28"/>
+                      <w:szCs w:val="28"/>
+                    </w:rPr>
+                  </m:ctrlPr>
+                </m:sSubPr>
+                <m:e>
+                  <m:r>
+                    <w:rPr>
+                      <w:rFonts w:ascii="Cambria Math" w:hAnsi="Cambria Math"/>
+                      <w:sz w:val="28"/>
+                      <w:szCs w:val="28"/>
+                    </w:rPr>
+                    <m:t>P</m:t>
+                  </m:r>
+                </m:e>
+                <m:sub>
+                  <m:r>
+                    <w:rPr>
+                      <w:rFonts w:ascii="Cambria Math" w:hAnsi="Cambria Math"/>
+                      <w:sz w:val="28"/>
+                      <w:szCs w:val="28"/>
+                    </w:rPr>
+                    <m:t>М</m:t>
+                  </m:r>
+                </m:sub>
+              </m:sSub>
+              <m:r>
+                <w:rPr>
+                  <w:rFonts w:ascii="Cambria Math" w:hAnsi="Cambria Math"/>
+                  <w:sz w:val="28"/>
+                  <w:szCs w:val="28"/>
+                </w:rPr>
+                <m:t>=0,65∙∆</m:t>
+              </m:r>
+              <m:sSub>
+                <m:sSubPr>
+                  <m:ctrlPr>
+                    <w:rPr>
+                      <w:rFonts w:ascii="Cambria Math" w:hAnsi="Cambria Math"/>
+                      <w:i/>
+                      <w:iCs/>
+                      <w:sz w:val="28"/>
+                      <w:szCs w:val="28"/>
+                      <w:lang w:val="en-US"/>
+                    </w:rPr>
+                  </m:ctrlPr>
+                </m:sSubPr>
+                <m:e>
+                  <m:r>
+                    <w:rPr>
+                      <w:rFonts w:ascii="Cambria Math" w:hAnsi="Cambria Math"/>
+                      <w:sz w:val="28"/>
+                      <w:szCs w:val="28"/>
+                      <w:lang w:val="en-US"/>
+                    </w:rPr>
+                    <m:t>P</m:t>
+                  </m:r>
+                </m:e>
+                <m:sub>
+                  <m:r>
+                    <w:rPr>
+                      <w:rFonts w:ascii="Cambria Math" w:hAnsi="Cambria Math"/>
+                      <w:sz w:val="28"/>
+                      <w:szCs w:val="28"/>
+                    </w:rPr>
+                    <m:t>Н</m:t>
+                  </m:r>
+                </m:sub>
+              </m:sSub>
+              <m:r>
+                <w:rPr>
+                  <w:rFonts w:ascii="Cambria Math" w:hAnsi="Cambria Math"/>
+                  <w:sz w:val="28"/>
+                  <w:szCs w:val="28"/>
+                  <w:lang w:val="en-US"/>
+                </w:rPr>
+                <m:t xml:space="preserve">, </m:t>
+              </m:r>
+              <m:r>
+                <w:rPr>
+                  <w:rFonts w:ascii="Cambria Math" w:hAnsi="Cambria Math"/>
+                  <w:sz w:val="28"/>
+                  <w:szCs w:val="28"/>
+                </w:rPr>
+                <m:t>#</m:t>
+              </m:r>
+              <m:d>
+                <m:dPr>
+                  <m:ctrlPr>
+                    <w:rPr>
+                      <w:rFonts w:ascii="Cambria Math" w:hAnsi="Cambria Math"/>
+                      <w:i/>
+                      <w:iCs/>
+                      <w:sz w:val="28"/>
+                      <w:szCs w:val="28"/>
+                      <w:lang w:val="en-US"/>
+                    </w:rPr>
+                  </m:ctrlPr>
+                </m:dPr>
+                <m:e>
+                  <m:r>
+                    <w:rPr>
+                      <w:rFonts w:ascii="Cambria Math" w:hAnsi="Cambria Math"/>
+                      <w:sz w:val="28"/>
+                      <w:szCs w:val="28"/>
+                      <w:lang w:val="en-US"/>
+                    </w:rPr>
+                    <m:t>2.4</m:t>
+                  </m:r>
+                </m:e>
+              </m:d>
+              <m:ctrlPr>
+                <w:rPr>
+                  <w:rFonts w:ascii="Cambria Math" w:hAnsi="Cambria Math"/>
+                  <w:i/>
+                  <w:iCs/>
+                  <w:sz w:val="28"/>
+                  <w:szCs w:val="28"/>
+                </w:rPr>
+              </m:ctrlPr>
+            </m:e>
+          </m:eqArr>
+        </m:oMath>
+      </m:oMathPara>
+    </w:p>
+    <w:p>
+      <w:pPr>
+        <w:ind w:firstLine="709"/>
+        <w:jc w:val="both"/>
+        <w:rPr>
+          <w:i/>
+          <w:iCs/>
+          <w:sz w:val="28"/>
+          <w:szCs w:val="28"/>
+        </w:rPr>
+      </w:pPr>
+      <m:oMathPara>
+        <m:oMath>
+          <m:sSub>
+            <m:sSubPr>
+              <m:ctrlPr>
+                <w:rPr>
+                  <w:rFonts w:ascii="Cambria Math" w:hAnsi="Cambria Math"/>
+                  <w:i/>
+                  <w:iCs/>
+                  <w:sz w:val="28"/>
+                  <w:szCs w:val="28"/>
+                </w:rPr>
+              </m:ctrlPr>
+            </m:sSubPr>
+            <m:e>
+              <m:r>
+                <w:rPr>
+                  <w:rFonts w:ascii="Cambria Math" w:hAnsi="Cambria Math"/>
+                  <w:sz w:val="28"/>
+                  <w:szCs w:val="28"/>
+                </w:rPr>
+                <m:t>P</m:t>
+              </m:r>
+            </m:e>
+            <m:sub>
+              <m:r>
+                <w:rPr>
+                  <w:rFonts w:ascii="Cambria Math" w:hAnsi="Cambria Math"/>
+                  <w:sz w:val="28"/>
+                  <w:szCs w:val="28"/>
+                </w:rPr>
+                <m:t>М</m:t>
+              </m:r>
+            </m:sub>
+          </m:sSub>
+          <m:r>
+            <w:rPr>
+              <w:rFonts w:ascii="Cambria Math" w:hAnsi="Cambria Math"/>
+              <w:sz w:val="28"/>
+              <w:szCs w:val="28"/>
+            </w:rPr>
+            <m:t>=0,65∙1.834</m:t>
           </m:r>
           <m:r>
             <w:rPr>
@@ -20556,24 +22134,7 @@
               <w:szCs w:val="28"/>
               <w:lang w:val="en-US"/>
             </w:rPr>
-            <m:t>.87</m:t>
-          </m:r>
-          <m:r>
-            <w:rPr>
-              <w:rFonts w:ascii="Cambria Math" w:hAnsi="Cambria Math"/>
-              <w:sz w:val="28"/>
-              <w:szCs w:val="28"/>
-            </w:rPr>
-            <m:t>=3</m:t>
-          </m:r>
-          <m:r>
-            <w:rPr>
-              <w:rFonts w:ascii="Cambria Math" w:hAnsi="Cambria Math"/>
-              <w:sz w:val="28"/>
-              <w:szCs w:val="28"/>
-              <w:lang w:val="en-US"/>
-            </w:rPr>
-            <m:t>.455</m:t>
+            <m:t>=1.192</m:t>
           </m:r>
           <m:r>
             <w:rPr>
@@ -20582,269 +22143,6 @@
               <w:szCs w:val="28"/>
             </w:rPr>
             <m:t xml:space="preserve"> кВт.</m:t>
-          </m:r>
-        </m:oMath>
-      </m:oMathPara>
-    </w:p>
-    <w:p>
-      <w:pPr>
-        <w:ind w:firstLine="709"/>
-        <w:jc w:val="both"/>
-        <w:rPr>
-          <w:i/>
-          <w:iCs/>
-          <w:sz w:val="28"/>
-          <w:szCs w:val="28"/>
-        </w:rPr>
-      </w:pPr>
-    </w:p>
-    <w:p>
-      <w:pPr>
-        <w:ind w:firstLine="709"/>
-        <w:jc w:val="both"/>
-        <w:rPr>
-          <w:sz w:val="28"/>
-          <w:szCs w:val="28"/>
-        </w:rPr>
-      </w:pPr>
-      <w:r>
-        <w:rPr>
-          <w:sz w:val="28"/>
-          <w:szCs w:val="28"/>
-        </w:rPr>
-        <w:t>Потери в обмотках при номинальной нагрузке определяются по выражению:</w:t>
-      </w:r>
-    </w:p>
-    <w:p>
-      <w:pPr>
-        <w:ind w:firstLine="709"/>
-        <w:jc w:val="both"/>
-        <w:rPr>
-          <w:i/>
-          <w:iCs/>
-          <w:sz w:val="28"/>
-          <w:szCs w:val="28"/>
-        </w:rPr>
-      </w:pPr>
-      <m:oMathPara>
-        <m:oMath>
-          <m:eqArr>
-            <m:eqArrPr>
-              <m:maxDist m:val="1"/>
-              <m:ctrlPr>
-                <w:rPr>
-                  <w:rFonts w:ascii="Cambria Math" w:hAnsi="Cambria Math"/>
-                  <w:i/>
-                  <w:iCs/>
-                  <w:sz w:val="28"/>
-                  <w:szCs w:val="28"/>
-                  <w:lang w:val="en-US"/>
-                </w:rPr>
-              </m:ctrlPr>
-            </m:eqArrPr>
-            <m:e>
-              <m:sSub>
-                <m:sSubPr>
-                  <m:ctrlPr>
-                    <w:rPr>
-                      <w:rFonts w:ascii="Cambria Math" w:hAnsi="Cambria Math"/>
-                      <w:i/>
-                      <w:iCs/>
-                      <w:sz w:val="28"/>
-                      <w:szCs w:val="28"/>
-                    </w:rPr>
-                  </m:ctrlPr>
-                </m:sSubPr>
-                <m:e>
-                  <m:r>
-                    <w:rPr>
-                      <w:rFonts w:ascii="Cambria Math" w:hAnsi="Cambria Math"/>
-                      <w:sz w:val="28"/>
-                      <w:szCs w:val="28"/>
-                    </w:rPr>
-                    <m:t>P</m:t>
-                  </m:r>
-                </m:e>
-                <m:sub>
-                  <m:r>
-                    <w:rPr>
-                      <w:rFonts w:ascii="Cambria Math" w:hAnsi="Cambria Math"/>
-                      <w:sz w:val="28"/>
-                      <w:szCs w:val="28"/>
-                    </w:rPr>
-                    <m:t>М</m:t>
-                  </m:r>
-                </m:sub>
-              </m:sSub>
-              <m:r>
-                <w:rPr>
-                  <w:rFonts w:ascii="Cambria Math" w:hAnsi="Cambria Math"/>
-                  <w:sz w:val="28"/>
-                  <w:szCs w:val="28"/>
-                </w:rPr>
-                <m:t>=0,65∙∆</m:t>
-              </m:r>
-              <m:sSub>
-                <m:sSubPr>
-                  <m:ctrlPr>
-                    <w:rPr>
-                      <w:rFonts w:ascii="Cambria Math" w:hAnsi="Cambria Math"/>
-                      <w:i/>
-                      <w:iCs/>
-                      <w:sz w:val="28"/>
-                      <w:szCs w:val="28"/>
-                      <w:lang w:val="en-US"/>
-                    </w:rPr>
-                  </m:ctrlPr>
-                </m:sSubPr>
-                <m:e>
-                  <m:r>
-                    <w:rPr>
-                      <w:rFonts w:ascii="Cambria Math" w:hAnsi="Cambria Math"/>
-                      <w:sz w:val="28"/>
-                      <w:szCs w:val="28"/>
-                      <w:lang w:val="en-US"/>
-                    </w:rPr>
-                    <m:t>P</m:t>
-                  </m:r>
-                </m:e>
-                <m:sub>
-                  <m:r>
-                    <w:rPr>
-                      <w:rFonts w:ascii="Cambria Math" w:hAnsi="Cambria Math"/>
-                      <w:sz w:val="28"/>
-                      <w:szCs w:val="28"/>
-                    </w:rPr>
-                    <m:t>Н</m:t>
-                  </m:r>
-                </m:sub>
-              </m:sSub>
-              <m:r>
-                <w:rPr>
-                  <w:rFonts w:ascii="Cambria Math" w:hAnsi="Cambria Math"/>
-                  <w:sz w:val="28"/>
-                  <w:szCs w:val="28"/>
-                  <w:lang w:val="en-US"/>
-                </w:rPr>
-                <m:t xml:space="preserve">, </m:t>
-              </m:r>
-              <m:r>
-                <w:rPr>
-                  <w:rFonts w:ascii="Cambria Math" w:hAnsi="Cambria Math"/>
-                  <w:sz w:val="28"/>
-                  <w:szCs w:val="28"/>
-                </w:rPr>
-                <m:t>#</m:t>
-              </m:r>
-              <m:d>
-                <m:dPr>
-                  <m:ctrlPr>
-                    <w:rPr>
-                      <w:rFonts w:ascii="Cambria Math" w:hAnsi="Cambria Math"/>
-                      <w:i/>
-                      <w:iCs/>
-                      <w:sz w:val="28"/>
-                      <w:szCs w:val="28"/>
-                      <w:lang w:val="en-US"/>
-                    </w:rPr>
-                  </m:ctrlPr>
-                </m:dPr>
-                <m:e>
-                  <m:r>
-                    <w:rPr>
-                      <w:rFonts w:ascii="Cambria Math" w:hAnsi="Cambria Math"/>
-                      <w:sz w:val="28"/>
-                      <w:szCs w:val="28"/>
-                      <w:lang w:val="en-US"/>
-                    </w:rPr>
-                    <m:t>2.4</m:t>
-                  </m:r>
-                </m:e>
-              </m:d>
-              <m:ctrlPr>
-                <w:rPr>
-                  <w:rFonts w:ascii="Cambria Math" w:hAnsi="Cambria Math"/>
-                  <w:i/>
-                  <w:iCs/>
-                  <w:sz w:val="28"/>
-                  <w:szCs w:val="28"/>
-                </w:rPr>
-              </m:ctrlPr>
-            </m:e>
-          </m:eqArr>
-        </m:oMath>
-      </m:oMathPara>
-    </w:p>
-    <w:p>
-      <w:pPr>
-        <w:ind w:firstLine="709"/>
-        <w:jc w:val="both"/>
-        <w:rPr>
-          <w:i/>
-          <w:iCs/>
-          <w:sz w:val="28"/>
-          <w:szCs w:val="28"/>
-        </w:rPr>
-      </w:pPr>
-      <m:oMathPara>
-        <m:oMath>
-          <m:sSub>
-            <m:sSubPr>
-              <m:ctrlPr>
-                <w:rPr>
-                  <w:rFonts w:ascii="Cambria Math" w:hAnsi="Cambria Math"/>
-                  <w:i/>
-                  <w:iCs/>
-                  <w:sz w:val="28"/>
-                  <w:szCs w:val="28"/>
-                </w:rPr>
-              </m:ctrlPr>
-            </m:sSubPr>
-            <m:e>
-              <m:r>
-                <w:rPr>
-                  <w:rFonts w:ascii="Cambria Math" w:hAnsi="Cambria Math"/>
-                  <w:sz w:val="28"/>
-                  <w:szCs w:val="28"/>
-                </w:rPr>
-                <m:t>P</m:t>
-              </m:r>
-            </m:e>
-            <m:sub>
-              <m:r>
-                <w:rPr>
-                  <w:rFonts w:ascii="Cambria Math" w:hAnsi="Cambria Math"/>
-                  <w:sz w:val="28"/>
-                  <w:szCs w:val="28"/>
-                </w:rPr>
-                <m:t>М</m:t>
-              </m:r>
-            </m:sub>
-          </m:sSub>
-          <m:r>
-            <w:rPr>
-              <w:rFonts w:ascii="Cambria Math" w:hAnsi="Cambria Math"/>
-              <w:sz w:val="28"/>
-              <w:szCs w:val="28"/>
-            </w:rPr>
-            <m:t>=0,65∙2,22</m:t>
-          </m:r>
-          <m:r>
-            <w:rPr>
-              <w:rFonts w:ascii="Cambria Math" w:hAnsi="Cambria Math"/>
-              <w:sz w:val="28"/>
-              <w:szCs w:val="28"/>
-              <w:lang w:val="en-US"/>
-            </w:rPr>
-            <m:t>=1</m:t>
-          </m:r>
-          <m:r>
-            <w:rPr>
-              <w:rFonts w:ascii="Cambria Math" w:hAnsi="Cambria Math"/>
-              <w:sz w:val="28"/>
-              <w:szCs w:val="28"/>
-            </w:rPr>
-            <m:t>,44 кВт.</m:t>
           </m:r>
         </m:oMath>
       </m:oMathPara>
@@ -21266,16 +22564,7 @@
                   <w:sz w:val="28"/>
                   <w:szCs w:val="28"/>
                 </w:rPr>
-                <m:t>9</m:t>
-              </m:r>
-              <m:r>
-                <w:rPr>
-                  <w:rFonts w:ascii="Cambria Math" w:hAnsi="Cambria Math"/>
-                  <w:sz w:val="28"/>
-                  <w:szCs w:val="28"/>
-                  <w:lang w:val="en-US"/>
-                </w:rPr>
-                <m:t>.87</m:t>
+                <m:t>1.834</m:t>
               </m:r>
             </m:den>
           </m:f>
@@ -21285,7 +22574,7 @@
               <w:sz w:val="28"/>
               <w:szCs w:val="28"/>
             </w:rPr>
-            <m:t>=1,39;</m:t>
+            <m:t>=7.09;</m:t>
           </m:r>
         </m:oMath>
       </m:oMathPara>
@@ -21469,16 +22758,7 @@
                   <w:sz w:val="28"/>
                   <w:szCs w:val="28"/>
                 </w:rPr>
-                <m:t>9</m:t>
-              </m:r>
-              <m:r>
-                <w:rPr>
-                  <w:rFonts w:ascii="Cambria Math" w:hAnsi="Cambria Math"/>
-                  <w:sz w:val="28"/>
-                  <w:szCs w:val="28"/>
-                  <w:lang w:val="en-US"/>
-                </w:rPr>
-                <m:t>.87</m:t>
+                <m:t>1.834</m:t>
               </m:r>
             </m:den>
           </m:f>
@@ -21488,7 +22768,7 @@
               <w:sz w:val="28"/>
               <w:szCs w:val="28"/>
             </w:rPr>
-            <m:t>=0,67</m:t>
+            <m:t>=3.27</m:t>
           </m:r>
           <m:r>
             <w:rPr>
@@ -21689,16 +22969,7 @@
                   <w:sz w:val="28"/>
                   <w:szCs w:val="28"/>
                 </w:rPr>
-                <m:t>9</m:t>
-              </m:r>
-              <m:r>
-                <w:rPr>
-                  <w:rFonts w:ascii="Cambria Math" w:hAnsi="Cambria Math"/>
-                  <w:sz w:val="28"/>
-                  <w:szCs w:val="28"/>
-                  <w:lang w:val="en-US"/>
-                </w:rPr>
-                <m:t>.87</m:t>
+                <m:t>1.834</m:t>
               </m:r>
             </m:den>
           </m:f>
@@ -21708,7 +22979,7 @@
               <w:sz w:val="28"/>
               <w:szCs w:val="28"/>
             </w:rPr>
-            <m:t>=0,83;</m:t>
+            <m:t>=5.45;</m:t>
           </m:r>
         </m:oMath>
       </m:oMathPara>
@@ -21891,16 +23162,7 @@
                   <w:sz w:val="28"/>
                   <w:szCs w:val="28"/>
                 </w:rPr>
-                <m:t>9</m:t>
-              </m:r>
-              <m:r>
-                <w:rPr>
-                  <w:rFonts w:ascii="Cambria Math" w:hAnsi="Cambria Math"/>
-                  <w:sz w:val="28"/>
-                  <w:szCs w:val="28"/>
-                  <w:lang w:val="en-US"/>
-                </w:rPr>
-                <m:t>.87</m:t>
+                <m:t>1.834</m:t>
               </m:r>
             </m:den>
           </m:f>
@@ -21910,7 +23172,7 @@
               <w:sz w:val="28"/>
               <w:szCs w:val="28"/>
             </w:rPr>
-            <m:t>=0,56;</m:t>
+            <m:t>=2.73;</m:t>
           </m:r>
         </m:oMath>
       </m:oMathPara>
@@ -22311,7 +23573,7 @@
               <w:sz w:val="28"/>
               <w:szCs w:val="28"/>
             </w:rPr>
-            <m:t>=7 кВт</m:t>
+            <m:t>=11.58 кВт</m:t>
           </m:r>
           <m:r>
             <w:rPr>
@@ -22376,24 +23638,7 @@
               <w:sz w:val="28"/>
               <w:szCs w:val="28"/>
             </w:rPr>
-            <m:t>=-</m:t>
-          </m:r>
-          <m:r>
-            <w:rPr>
-              <w:rFonts w:ascii="Cambria Math" w:hAnsi="Cambria Math"/>
-              <w:sz w:val="28"/>
-              <w:szCs w:val="28"/>
-              <w:lang w:val="en-US"/>
-            </w:rPr>
-            <m:t>4</m:t>
-          </m:r>
-          <m:r>
-            <w:rPr>
-              <w:rFonts w:ascii="Cambria Math" w:hAnsi="Cambria Math"/>
-              <w:sz w:val="28"/>
-              <w:szCs w:val="28"/>
-            </w:rPr>
-            <m:t xml:space="preserve"> кВт;</m:t>
+            <m:t>=2.55 кВт;</m:t>
           </m:r>
         </m:oMath>
       </m:oMathPara>
@@ -22449,7 +23694,7 @@
               <w:sz w:val="28"/>
               <w:szCs w:val="28"/>
             </w:rPr>
-            <m:t>=5 кВт;</m:t>
+            <m:t>=6.89 кВт;</m:t>
           </m:r>
         </m:oMath>
       </m:oMathPara>
@@ -22505,7 +23750,7 @@
               <w:sz w:val="28"/>
               <w:szCs w:val="28"/>
             </w:rPr>
-            <m:t>=5 кВт;</m:t>
+            <m:t>=1.81 кВт;</m:t>
           </m:r>
         </m:oMath>
       </m:oMathPara>
@@ -22561,7 +23806,7 @@
               <w:sz w:val="28"/>
               <w:szCs w:val="28"/>
             </w:rPr>
-            <m:t>=5 кВт</m:t>
+            <m:t>=0.11 кВт</m:t>
           </m:r>
         </m:oMath>
       </m:oMathPara>
@@ -23043,7 +24288,7 @@
                   <w:szCs w:val="28"/>
                   <w:lang w:val="en-US"/>
                 </w:rPr>
-                <m:t>272000</m:t>
+                <m:t>22,94</m:t>
               </m:r>
             </m:num>
             <m:den>
@@ -23065,7 +24310,7 @@
               <w:szCs w:val="28"/>
               <w:lang w:val="en-US"/>
             </w:rPr>
-            <m:t>=6.04 кВт</m:t>
+            <m:t>=5.09 кВт</m:t>
           </m:r>
         </m:oMath>
       </m:oMathPara>
@@ -23293,7 +24538,14 @@
           <w:sz w:val="28"/>
           <w:szCs w:val="28"/>
         </w:rPr>
-        <w:t>6.04</w:t>
+        <w:t>5.</w:t>
+      </w:r>
+      <w:r>
+        <w:rPr>
+          <w:sz w:val="28"/>
+          <w:szCs w:val="28"/>
+        </w:rPr>
+        <w:t>09</w:t>
       </w:r>
       <w:r>
         <w:rPr>
@@ -23904,7 +25156,7 @@
               <w:sz w:val="28"/>
               <w:szCs w:val="28"/>
             </w:rPr>
-            <m:t>∙4,0</m:t>
+            <m:t>∙3.8</m:t>
           </m:r>
           <m:r>
             <w:rPr>
@@ -23948,7 +25200,7 @@
               <w:sz w:val="28"/>
               <w:szCs w:val="28"/>
             </w:rPr>
-            <m:t>1,39</m:t>
+            <m:t>3.08</m:t>
           </m:r>
           <m:r>
             <w:rPr>
@@ -24664,24 +25916,47 @@
               <w:sz w:val="28"/>
               <w:szCs w:val="28"/>
             </w:rPr>
-            <m:t>∙80=5</m:t>
+            <m:t>∙80=</m:t>
           </m:r>
-          <m:r>
-            <w:rPr>
-              <w:rFonts w:ascii="Cambria Math" w:hAnsi="Cambria Math"/>
-              <w:sz w:val="28"/>
-              <w:szCs w:val="28"/>
-              <w:lang w:val="en-US"/>
-            </w:rPr>
-            <m:t>6.74</m:t>
-          </m:r>
+          <m:f>
+            <m:fPr>
+              <m:ctrlPr>
+                <w:rPr>
+                  <w:rFonts w:ascii="Cambria Math" w:hAnsi="Cambria Math"/>
+                  <w:i/>
+                  <w:sz w:val="28"/>
+                  <w:szCs w:val="28"/>
+                </w:rPr>
+              </m:ctrlPr>
+            </m:fPr>
+            <m:num>
+              <m:r>
+                <w:rPr>
+                  <w:rFonts w:ascii="Cambria Math" w:hAnsi="Cambria Math"/>
+                  <w:sz w:val="28"/>
+                  <w:szCs w:val="28"/>
+                </w:rPr>
+                <m:t>3.56</m:t>
+              </m:r>
+            </m:num>
+            <m:den>
+              <m:r>
+                <w:rPr>
+                  <w:rFonts w:ascii="Cambria Math" w:hAnsi="Cambria Math"/>
+                  <w:sz w:val="28"/>
+                  <w:szCs w:val="28"/>
+                </w:rPr>
+                <m:t>1.834</m:t>
+              </m:r>
+            </m:den>
+          </m:f>
           <m:r>
             <w:rPr>
               <w:rFonts w:ascii="Cambria Math" w:hAnsi="Cambria Math"/>
               <w:sz w:val="28"/>
               <w:szCs w:val="28"/>
             </w:rPr>
-            <m:t>°С</m:t>
+            <m:t>*80=155.29°С</m:t>
           </m:r>
           <m:r>
             <w:rPr>
@@ -24880,24 +26155,7 @@
               <w:sz w:val="28"/>
               <w:szCs w:val="28"/>
             </w:rPr>
-            <m:t>∙80=3</m:t>
-          </m:r>
-          <m:r>
-            <w:rPr>
-              <w:rFonts w:ascii="Cambria Math" w:hAnsi="Cambria Math"/>
-              <w:sz w:val="28"/>
-              <w:szCs w:val="28"/>
-              <w:lang w:val="en-US"/>
-            </w:rPr>
-            <m:t>2.4</m:t>
-          </m:r>
-          <m:r>
-            <w:rPr>
-              <w:rFonts w:ascii="Cambria Math" w:hAnsi="Cambria Math"/>
-              <w:sz w:val="28"/>
-              <w:szCs w:val="28"/>
-            </w:rPr>
-            <m:t>°С</m:t>
+            <m:t>∙80=62.37°С</m:t>
           </m:r>
           <m:r>
             <w:rPr>
@@ -25096,24 +26354,7 @@
               <w:sz w:val="28"/>
               <w:szCs w:val="28"/>
             </w:rPr>
-            <m:t>∙80=4</m:t>
-          </m:r>
-          <m:r>
-            <w:rPr>
-              <w:rFonts w:ascii="Cambria Math" w:hAnsi="Cambria Math"/>
-              <w:sz w:val="28"/>
-              <w:szCs w:val="28"/>
-              <w:lang w:val="en-US"/>
-            </w:rPr>
-            <m:t>0.53</m:t>
-          </m:r>
-          <m:r>
-            <w:rPr>
-              <w:rFonts w:ascii="Cambria Math" w:hAnsi="Cambria Math"/>
-              <w:sz w:val="28"/>
-              <w:szCs w:val="28"/>
-            </w:rPr>
-            <m:t>°С</m:t>
+            <m:t>∙80=77.21°С</m:t>
           </m:r>
           <m:r>
             <w:rPr>
@@ -25312,24 +26553,7 @@
               <w:sz w:val="28"/>
               <w:szCs w:val="28"/>
             </w:rPr>
-            <m:t>∙80=4</m:t>
-          </m:r>
-          <m:r>
-            <w:rPr>
-              <w:rFonts w:ascii="Cambria Math" w:hAnsi="Cambria Math"/>
-              <w:sz w:val="28"/>
-              <w:szCs w:val="28"/>
-              <w:lang w:val="en-US"/>
-            </w:rPr>
-            <m:t>0.53</m:t>
-          </m:r>
-          <m:r>
-            <w:rPr>
-              <w:rFonts w:ascii="Cambria Math" w:hAnsi="Cambria Math"/>
-              <w:sz w:val="28"/>
-              <w:szCs w:val="28"/>
-            </w:rPr>
-            <m:t>°С</m:t>
+            <m:t>∙80=75.03°С</m:t>
           </m:r>
           <m:r>
             <w:rPr>
@@ -25528,24 +26752,7 @@
               <w:sz w:val="28"/>
               <w:szCs w:val="28"/>
             </w:rPr>
-            <m:t>∙80=21,9</m:t>
-          </m:r>
-          <m:r>
-            <w:rPr>
-              <w:rFonts w:ascii="Cambria Math" w:hAnsi="Cambria Math"/>
-              <w:sz w:val="28"/>
-              <w:szCs w:val="28"/>
-              <w:lang w:val="en-US"/>
-            </w:rPr>
-            <m:t>8</m:t>
-          </m:r>
-          <m:r>
-            <w:rPr>
-              <w:rFonts w:ascii="Cambria Math" w:hAnsi="Cambria Math"/>
-              <w:sz w:val="28"/>
-              <w:szCs w:val="28"/>
-            </w:rPr>
-            <m:t>°С</m:t>
+            <m:t>∙80=34.02°С</m:t>
           </m:r>
           <m:r>
             <w:rPr>
@@ -26815,7 +28022,7 @@
                     <w:sz w:val="28"/>
                     <w:szCs w:val="28"/>
                   </w:rPr>
-                  <m:t>128,29</m:t>
+                  <m:t>155.29</m:t>
                 </m:r>
               </m:oMath>
             </m:oMathPara>
@@ -27045,7 +28252,7 @@
                     <w:sz w:val="28"/>
                     <w:szCs w:val="28"/>
                   </w:rPr>
-                  <m:t>51,53</m:t>
+                  <m:t>62.37</m:t>
                 </m:r>
               </m:oMath>
             </m:oMathPara>
@@ -27266,7 +28473,7 @@
                     <w:sz w:val="28"/>
                     <w:szCs w:val="28"/>
                   </w:rPr>
-                  <m:t>63,78</m:t>
+                  <m:t>77.21</m:t>
                 </m:r>
               </m:oMath>
             </m:oMathPara>
@@ -27477,20 +28684,18 @@
                 <w:iCs/>
                 <w:sz w:val="28"/>
                 <w:szCs w:val="28"/>
+                <w:lang w:val="en-US"/>
               </w:rPr>
             </w:pPr>
-            <m:oMathPara>
-              <m:oMath>
-                <m:r>
-                  <w:rPr>
-                    <w:rFonts w:ascii="Cambria Math" w:hAnsi="Cambria Math"/>
-                    <w:sz w:val="28"/>
-                    <w:szCs w:val="28"/>
-                  </w:rPr>
-                  <m:t>44,32</m:t>
-                </m:r>
-              </m:oMath>
-            </m:oMathPara>
+            <w:r>
+              <w:rPr>
+                <w:iCs/>
+                <w:sz w:val="28"/>
+                <w:szCs w:val="28"/>
+                <w:lang w:val="en-US"/>
+              </w:rPr>
+              <w:t>75.03</w:t>
+            </w:r>
           </w:p>
         </w:tc>
         <w:tc>
@@ -27695,6 +28900,7 @@
               <w:ind w:left="0"/>
               <w:jc w:val="center"/>
               <w:rPr>
+                <w:i/>
                 <w:iCs/>
                 <w:sz w:val="28"/>
                 <w:szCs w:val="28"/>
@@ -27708,7 +28914,7 @@
                     <w:sz w:val="28"/>
                     <w:szCs w:val="28"/>
                   </w:rPr>
-                  <m:t>28,11</m:t>
+                  <m:t>34.02</m:t>
                 </m:r>
               </m:oMath>
             </m:oMathPara>
@@ -27857,6 +29063,14 @@
           <w:szCs w:val="28"/>
         </w:rPr>
       </w:pPr>
+      <w:r>
+        <w:rPr>
+          <w:iCs/>
+          <w:sz w:val="28"/>
+          <w:szCs w:val="28"/>
+        </w:rPr>
+        <w:tab/>
+      </w:r>
     </w:p>
     <w:p>
       <w:pPr>
@@ -28508,7 +29722,7 @@
                   <w:szCs w:val="28"/>
                   <w:lang w:val="en-US"/>
                 </w:rPr>
-                <m:t xml:space="preserve">6.04 </m:t>
+                <m:t>5.09</m:t>
               </m:r>
             </m:num>
             <m:den>
@@ -28518,16 +29732,7 @@
                   <w:sz w:val="28"/>
                   <w:szCs w:val="28"/>
                 </w:rPr>
-                <m:t>9</m:t>
-              </m:r>
-              <m:r>
-                <w:rPr>
-                  <w:rFonts w:ascii="Cambria Math" w:hAnsi="Cambria Math"/>
-                  <w:sz w:val="28"/>
-                  <w:szCs w:val="28"/>
-                  <w:lang w:val="en-US"/>
-                </w:rPr>
-                <m:t>.87</m:t>
+                <m:t>8.2</m:t>
               </m:r>
             </m:den>
           </m:f>
@@ -28546,7 +29751,7 @@
               <w:szCs w:val="28"/>
               <w:lang w:val="en-US"/>
             </w:rPr>
-            <m:t>8.96</m:t>
+            <m:t>9,66</m:t>
           </m:r>
           <m:r>
             <w:rPr>
@@ -28622,7 +29827,7 @@
               <w:szCs w:val="28"/>
               <w:lang w:val="en-US"/>
             </w:rPr>
-            <m:t>=75,17</m:t>
+            <m:t>=49.55</m:t>
           </m:r>
           <m:d>
             <m:dPr>
@@ -28716,7 +29921,7 @@
               <w:szCs w:val="28"/>
               <w:lang w:val="en-US"/>
             </w:rPr>
-            <m:t>=34,55</m:t>
+            <m:t>=42.136</m:t>
           </m:r>
           <m:r>
             <w:rPr>
@@ -29028,7 +30233,7 @@
                     <w:szCs w:val="28"/>
                     <w:lang w:val="en-US"/>
                   </w:rPr>
-                  <m:t>8.96</m:t>
+                  <m:t>9.66</m:t>
                 </m:r>
               </m:oMath>
             </m:oMathPara>
@@ -29131,7 +30336,7 @@
                     <w:szCs w:val="28"/>
                     <w:lang w:val="en-US"/>
                   </w:rPr>
-                  <m:t>8.96</m:t>
+                  <m:t>9.66</m:t>
                 </m:r>
               </m:oMath>
             </m:oMathPara>
@@ -29161,7 +30366,7 @@
                 <w:szCs w:val="28"/>
                 <w:lang w:val="en-US"/>
               </w:rPr>
-              <w:t>34.55</w:t>
+              <w:t>42.136</w:t>
             </w:r>
           </w:p>
         </w:tc>
@@ -29228,7 +30433,7 @@
                     <w:szCs w:val="28"/>
                     <w:lang w:val="en-US"/>
                   </w:rPr>
-                  <m:t>8.96</m:t>
+                  <m:t>9.66</m:t>
                 </m:r>
               </m:oMath>
             </m:oMathPara>
@@ -29258,7 +30463,16 @@
                 <w:szCs w:val="28"/>
                 <w:lang w:val="en-US"/>
               </w:rPr>
-              <w:t>43.55</w:t>
+              <w:t>44</w:t>
+            </w:r>
+            <w:r>
+              <w:rPr>
+                <w:iCs/>
+                <w:sz w:val="28"/>
+                <w:szCs w:val="28"/>
+                <w:lang w:val="en-US"/>
+              </w:rPr>
+              <w:t>.55</w:t>
             </w:r>
           </w:p>
         </w:tc>
@@ -29325,7 +30539,7 @@
                     <w:szCs w:val="28"/>
                     <w:lang w:val="en-US"/>
                   </w:rPr>
-                  <m:t>8.96</m:t>
+                  <m:t>9.66</m:t>
                 </m:r>
               </m:oMath>
             </m:oMathPara>
@@ -29355,7 +30569,16 @@
                 <w:szCs w:val="28"/>
                 <w:lang w:val="en-US"/>
               </w:rPr>
-              <w:t>45.3</w:t>
+              <w:t>46</w:t>
+            </w:r>
+            <w:r>
+              <w:rPr>
+                <w:iCs/>
+                <w:sz w:val="28"/>
+                <w:szCs w:val="28"/>
+                <w:lang w:val="en-US"/>
+              </w:rPr>
+              <w:t>.3</w:t>
             </w:r>
           </w:p>
         </w:tc>
@@ -29423,7 +30646,7 @@
                     <w:szCs w:val="28"/>
                     <w:lang w:val="en-US"/>
                   </w:rPr>
-                  <m:t>8.96</m:t>
+                  <m:t>9.66</m:t>
                 </m:r>
               </m:oMath>
             </m:oMathPara>
@@ -29453,7 +30676,25 @@
                 <w:szCs w:val="28"/>
                 <w:lang w:val="en-US"/>
               </w:rPr>
-              <w:t>45.51</w:t>
+              <w:t>4</w:t>
+            </w:r>
+            <w:r>
+              <w:rPr>
+                <w:iCs/>
+                <w:sz w:val="28"/>
+                <w:szCs w:val="28"/>
+                <w:lang w:val="en-US"/>
+              </w:rPr>
+              <w:t>6</w:t>
+            </w:r>
+            <w:r>
+              <w:rPr>
+                <w:iCs/>
+                <w:sz w:val="28"/>
+                <w:szCs w:val="28"/>
+                <w:lang w:val="en-US"/>
+              </w:rPr>
+              <w:t>.51</w:t>
             </w:r>
           </w:p>
         </w:tc>
@@ -29550,7 +30791,7 @@
                     <pic:cNvPicPr/>
                   </pic:nvPicPr>
                   <pic:blipFill rotWithShape="1">
-                    <a:blip r:embed="rId14"/>
+                    <a:blip r:embed="rId19"/>
                     <a:srcRect l="7739" t="2286" r="5062" b="13172"/>
                     <a:stretch/>
                   </pic:blipFill>
@@ -37334,10 +38575,10 @@
           <w:noProof/>
         </w:rPr>
         <w:drawing>
-          <wp:inline distT="0" distB="0" distL="0" distR="0" wp14:anchorId="40FC717C" wp14:editId="47BDD772">
-            <wp:extent cx="4671831" cy="2533650"/>
-            <wp:effectExtent l="0" t="0" r="0" b="0"/>
-            <wp:docPr id="9" name="Рисунок 9"/>
+          <wp:inline distT="0" distB="0" distL="0" distR="0" wp14:anchorId="4B8DCFAF" wp14:editId="36FB4679">
+            <wp:extent cx="3856355" cy="2242185"/>
+            <wp:effectExtent l="0" t="0" r="0" b="5715"/>
+            <wp:docPr id="6" name="Рисунок 6"/>
             <wp:cNvGraphicFramePr>
               <a:graphicFrameLocks xmlns:a="http://schemas.openxmlformats.org/drawingml/2006/main" noChangeAspect="1"/>
             </wp:cNvGraphicFramePr>
@@ -37345,23 +38586,36 @@
               <a:graphicData uri="http://schemas.openxmlformats.org/drawingml/2006/picture">
                 <pic:pic xmlns:pic="http://schemas.openxmlformats.org/drawingml/2006/picture">
                   <pic:nvPicPr>
-                    <pic:cNvPr id="1" name=""/>
-                    <pic:cNvPicPr/>
+                    <pic:cNvPr id="0" name="Picture 3"/>
+                    <pic:cNvPicPr>
+                      <a:picLocks noChangeAspect="1" noChangeArrowheads="1"/>
+                    </pic:cNvPicPr>
                   </pic:nvPicPr>
                   <pic:blipFill>
-                    <a:blip r:embed="rId15"/>
+                    <a:blip r:embed="rId20">
+                      <a:extLst>
+                        <a:ext uri="{28A0092B-C50C-407E-A947-70E740481C1C}">
+                          <a14:useLocalDpi xmlns:a14="http://schemas.microsoft.com/office/drawing/2010/main" val="0"/>
+                        </a:ext>
+                      </a:extLst>
+                    </a:blip>
+                    <a:srcRect/>
                     <a:stretch>
                       <a:fillRect/>
                     </a:stretch>
                   </pic:blipFill>
-                  <pic:spPr>
+                  <pic:spPr bwMode="auto">
                     <a:xfrm>
                       <a:off x="0" y="0"/>
-                      <a:ext cx="4692488" cy="2544853"/>
+                      <a:ext cx="3856355" cy="2242185"/>
                     </a:xfrm>
                     <a:prstGeom prst="rect">
                       <a:avLst/>
                     </a:prstGeom>
+                    <a:noFill/>
+                    <a:ln>
+                      <a:noFill/>
+                    </a:ln>
                   </pic:spPr>
                 </pic:pic>
               </a:graphicData>
@@ -37453,12 +38707,14 @@
       <w:r>
         <w:rPr>
           <w:noProof/>
+          <w:sz w:val="28"/>
+          <w:szCs w:val="28"/>
         </w:rPr>
         <w:drawing>
-          <wp:inline distT="0" distB="0" distL="0" distR="0" wp14:anchorId="3D889219" wp14:editId="4501D47B">
-            <wp:extent cx="2963996" cy="4324350"/>
-            <wp:effectExtent l="0" t="0" r="8255" b="0"/>
-            <wp:docPr id="10" name="Рисунок 10"/>
+          <wp:inline distT="0" distB="0" distL="0" distR="0" wp14:anchorId="35E1A766" wp14:editId="3C1AADDE">
+            <wp:extent cx="1971675" cy="2695575"/>
+            <wp:effectExtent l="0" t="0" r="9525" b="9525"/>
+            <wp:docPr id="8" name="Рисунок 8"/>
             <wp:cNvGraphicFramePr>
               <a:graphicFrameLocks xmlns:a="http://schemas.openxmlformats.org/drawingml/2006/main" noChangeAspect="1"/>
             </wp:cNvGraphicFramePr>
@@ -37466,30 +38722,36 @@
               <a:graphicData uri="http://schemas.openxmlformats.org/drawingml/2006/picture">
                 <pic:pic xmlns:pic="http://schemas.openxmlformats.org/drawingml/2006/picture">
                   <pic:nvPicPr>
-                    <pic:cNvPr id="1" name=""/>
-                    <pic:cNvPicPr/>
+                    <pic:cNvPr id="0" name="Picture 4"/>
+                    <pic:cNvPicPr>
+                      <a:picLocks noChangeAspect="1" noChangeArrowheads="1"/>
+                    </pic:cNvPicPr>
                   </pic:nvPicPr>
-                  <pic:blipFill rotWithShape="1">
-                    <a:blip r:embed="rId16"/>
-                    <a:srcRect b="982"/>
-                    <a:stretch/>
+                  <pic:blipFill>
+                    <a:blip r:embed="rId21">
+                      <a:extLst>
+                        <a:ext uri="{28A0092B-C50C-407E-A947-70E740481C1C}">
+                          <a14:useLocalDpi xmlns:a14="http://schemas.microsoft.com/office/drawing/2010/main" val="0"/>
+                        </a:ext>
+                      </a:extLst>
+                    </a:blip>
+                    <a:srcRect/>
+                    <a:stretch>
+                      <a:fillRect/>
+                    </a:stretch>
                   </pic:blipFill>
                   <pic:spPr bwMode="auto">
                     <a:xfrm>
                       <a:off x="0" y="0"/>
-                      <a:ext cx="2971723" cy="4335624"/>
+                      <a:ext cx="1971675" cy="2695575"/>
                     </a:xfrm>
                     <a:prstGeom prst="rect">
                       <a:avLst/>
                     </a:prstGeom>
+                    <a:noFill/>
                     <a:ln>
                       <a:noFill/>
                     </a:ln>
-                    <a:extLst>
-                      <a:ext uri="{53640926-AAD7-44D8-BBD7-CCE9431645EC}">
-                        <a14:shadowObscured xmlns:a14="http://schemas.microsoft.com/office/drawing/2010/main"/>
-                      </a:ext>
-                    </a:extLst>
                   </pic:spPr>
                 </pic:pic>
               </a:graphicData>
@@ -37606,6 +38868,7 @@
         <w:rPr>
           <w:sz w:val="28"/>
           <w:szCs w:val="28"/>
+          <w:lang w:val="en-US"/>
         </w:rPr>
       </w:pPr>
       <w:r>
@@ -37678,6 +38941,14 @@
           <w:szCs w:val="28"/>
         </w:rPr>
         <w:t>Выбираем пиковый момент:</w:t>
+      </w:r>
+      <w:r>
+        <w:rPr>
+          <w:sz w:val="28"/>
+          <w:szCs w:val="28"/>
+          <w:lang w:val="en-US"/>
+        </w:rPr>
+        <w:t xml:space="preserve"> </w:t>
       </w:r>
     </w:p>
     <w:p>
@@ -39156,7 +40427,7 @@
                     <pic:cNvPicPr/>
                   </pic:nvPicPr>
                   <pic:blipFill rotWithShape="1">
-                    <a:blip r:embed="rId17"/>
+                    <a:blip r:embed="rId22"/>
                     <a:srcRect l="6318" t="23478" r="15619" b="1447"/>
                     <a:stretch/>
                   </pic:blipFill>
@@ -44213,7 +45484,7 @@
                     <pic:cNvPicPr/>
                   </pic:nvPicPr>
                   <pic:blipFill rotWithShape="1">
-                    <a:blip r:embed="rId18"/>
+                    <a:blip r:embed="rId23"/>
                     <a:srcRect b="36473"/>
                     <a:stretch/>
                   </pic:blipFill>
@@ -44305,7 +45576,7 @@
                     <pic:cNvPicPr/>
                   </pic:nvPicPr>
                   <pic:blipFill rotWithShape="1">
-                    <a:blip r:embed="rId19"/>
+                    <a:blip r:embed="rId24"/>
                     <a:srcRect b="1706"/>
                     <a:stretch/>
                   </pic:blipFill>
@@ -44364,7 +45635,7 @@
                     <pic:cNvPicPr/>
                   </pic:nvPicPr>
                   <pic:blipFill rotWithShape="1">
-                    <a:blip r:embed="rId20"/>
+                    <a:blip r:embed="rId25"/>
                     <a:srcRect/>
                     <a:stretch/>
                   </pic:blipFill>
@@ -44486,7 +45757,7 @@
                     <pic:cNvPicPr/>
                   </pic:nvPicPr>
                   <pic:blipFill>
-                    <a:blip r:embed="rId21"/>
+                    <a:blip r:embed="rId26"/>
                     <a:stretch>
                       <a:fillRect/>
                     </a:stretch>
@@ -44671,7 +45942,7 @@
                     <pic:cNvPicPr/>
                   </pic:nvPicPr>
                   <pic:blipFill>
-                    <a:blip r:embed="rId22"/>
+                    <a:blip r:embed="rId27"/>
                     <a:stretch>
                       <a:fillRect/>
                     </a:stretch>
@@ -44821,7 +46092,7 @@
                     <pic:cNvPicPr/>
                   </pic:nvPicPr>
                   <pic:blipFill>
-                    <a:blip r:embed="rId23"/>
+                    <a:blip r:embed="rId28"/>
                     <a:stretch>
                       <a:fillRect/>
                     </a:stretch>
@@ -45179,7 +46450,7 @@
             <w:sz w:val="28"/>
             <w:szCs w:val="28"/>
           </w:rPr>
-          <m:t>=346 А;</m:t>
+          <m:t>=275 А;</m:t>
         </m:r>
       </m:oMath>
     </w:p>
@@ -45240,7 +46511,7 @@
             <w:sz w:val="28"/>
             <w:szCs w:val="28"/>
           </w:rPr>
-          <m:t>=1000 об/мин;</m:t>
+          <m:t>=750 об/мин;</m:t>
         </m:r>
       </m:oMath>
     </w:p>
@@ -45361,7 +46632,7 @@
             <w:sz w:val="28"/>
             <w:szCs w:val="28"/>
           </w:rPr>
-          <m:t>=305,6 Н∙м;</m:t>
+          <m:t>=318,3 Н∙м;</m:t>
         </m:r>
       </m:oMath>
     </w:p>
@@ -45422,7 +46693,7 @@
             <w:sz w:val="28"/>
             <w:szCs w:val="28"/>
           </w:rPr>
-          <m:t>=0,0164 Ом;</m:t>
+          <m:t>=0,0252 Ом;</m:t>
         </m:r>
       </m:oMath>
     </w:p>
@@ -45432,6 +46703,7 @@
         <w:ind w:left="0" w:firstLine="709"/>
         <w:jc w:val="both"/>
         <w:rPr>
+          <w:i/>
           <w:sz w:val="28"/>
           <w:szCs w:val="28"/>
         </w:rPr>
@@ -45490,7 +46762,7 @@
             <w:sz w:val="28"/>
             <w:szCs w:val="28"/>
           </w:rPr>
-          <m:t>=11,0 Ом;</m:t>
+          <m:t>=11 Ом;</m:t>
         </m:r>
       </m:oMath>
     </w:p>
@@ -45498,1970 +46770,6 @@
       <w:pPr>
         <w:pStyle w:val="a9"/>
         <w:ind w:left="0" w:firstLine="709"/>
-        <w:jc w:val="both"/>
-        <w:rPr>
-          <w:sz w:val="28"/>
-          <w:szCs w:val="28"/>
-        </w:rPr>
-      </w:pPr>
-    </w:p>
-    <w:p>
-      <w:pPr>
-        <w:pStyle w:val="a9"/>
-        <w:ind w:left="0" w:firstLine="709"/>
-        <w:jc w:val="both"/>
-        <w:rPr>
-          <w:sz w:val="28"/>
-          <w:szCs w:val="28"/>
-        </w:rPr>
-      </w:pPr>
-      <w:r>
-        <w:rPr>
-          <w:sz w:val="28"/>
-          <w:szCs w:val="28"/>
-        </w:rPr>
-        <w:t>Таблица3-</w:t>
-      </w:r>
-      <w:r>
-        <w:rPr>
-          <w:sz w:val="28"/>
-          <w:szCs w:val="28"/>
-        </w:rPr>
-        <w:t>Исходные данные для вариантов 71–80</w:t>
-      </w:r>
-    </w:p>
-    <w:tbl>
-      <w:tblPr>
-        <w:tblStyle w:val="ab"/>
-        <w:tblW w:w="0" w:type="auto"/>
-        <w:tblLook w:val="04A0" w:firstRow="1" w:lastRow="0" w:firstColumn="1" w:lastColumn="0" w:noHBand="0" w:noVBand="1"/>
-      </w:tblPr>
-      <w:tblGrid>
-        <w:gridCol w:w="1763"/>
-        <w:gridCol w:w="1289"/>
-        <w:gridCol w:w="1020"/>
-        <w:gridCol w:w="1057"/>
-        <w:gridCol w:w="979"/>
-        <w:gridCol w:w="1021"/>
-        <w:gridCol w:w="1048"/>
-        <w:gridCol w:w="1021"/>
-      </w:tblGrid>
-      <w:tr>
-        <w:trPr>
-          <w:trHeight w:val="621"/>
-        </w:trPr>
-        <w:tc>
-          <w:tcPr>
-            <w:tcW w:w="1763" w:type="dxa"/>
-            <w:vMerge w:val="restart"/>
-          </w:tcPr>
-          <w:p>
-            <w:pPr>
-              <w:rPr>
-                <w:lang w:val="en-US"/>
-              </w:rPr>
-            </w:pPr>
-            <w:r>
-              <w:rPr>
-                <w:i/>
-                <w:sz w:val="28"/>
-                <w:szCs w:val="28"/>
-              </w:rPr>
-              <w:t>Пункты задания, подлежащие выполнению: 1, 3, 14</w:t>
-            </w:r>
-          </w:p>
-        </w:tc>
-        <w:tc>
-          <w:tcPr>
-            <w:tcW w:w="1289" w:type="dxa"/>
-          </w:tcPr>
-          <w:p>
-            <w:pPr>
-              <w:rPr>
-                <w:lang w:val="en-US"/>
-              </w:rPr>
-            </w:pPr>
-            <w:r>
-              <w:rPr>
-                <w:i/>
-                <w:sz w:val="28"/>
-                <w:szCs w:val="28"/>
-              </w:rPr>
-              <w:t>Вариант</w:t>
-            </w:r>
-          </w:p>
-        </w:tc>
-        <w:tc>
-          <w:tcPr>
-            <w:tcW w:w="1020" w:type="dxa"/>
-          </w:tcPr>
-          <w:p>
-            <w:pPr>
-              <w:rPr>
-                <w:lang w:val="en-US"/>
-              </w:rPr>
-            </w:pPr>
-            <w:proofErr w:type="spellStart"/>
-            <w:r>
-              <w:rPr>
-                <w:i/>
-                <w:iCs/>
-                <w:sz w:val="28"/>
-                <w:szCs w:val="28"/>
-              </w:rPr>
-              <w:t>I</w:t>
-            </w:r>
-            <w:r>
-              <w:rPr>
-                <w:i/>
-                <w:sz w:val="28"/>
-                <w:szCs w:val="28"/>
-                <w:vertAlign w:val="subscript"/>
-              </w:rPr>
-              <w:t>н</w:t>
-            </w:r>
-            <w:proofErr w:type="spellEnd"/>
-            <w:r>
-              <w:rPr>
-                <w:i/>
-                <w:sz w:val="28"/>
-                <w:szCs w:val="28"/>
-              </w:rPr>
-              <w:t>, A</w:t>
-            </w:r>
-          </w:p>
-        </w:tc>
-        <w:tc>
-          <w:tcPr>
-            <w:tcW w:w="1057" w:type="dxa"/>
-          </w:tcPr>
-          <w:p>
-            <w:pPr>
-              <w:rPr>
-                <w:lang w:val="en-US"/>
-              </w:rPr>
-            </w:pPr>
-            <w:proofErr w:type="spellStart"/>
-            <w:r>
-              <w:rPr>
-                <w:i/>
-                <w:iCs/>
-                <w:sz w:val="28"/>
-                <w:szCs w:val="28"/>
-              </w:rPr>
-              <w:t>n</w:t>
-            </w:r>
-            <w:r>
-              <w:rPr>
-                <w:i/>
-                <w:sz w:val="28"/>
-                <w:szCs w:val="28"/>
-                <w:vertAlign w:val="subscript"/>
-              </w:rPr>
-              <w:t>н</w:t>
-            </w:r>
-            <w:proofErr w:type="spellEnd"/>
-            <w:r>
-              <w:rPr>
-                <w:i/>
-                <w:sz w:val="28"/>
-                <w:szCs w:val="28"/>
-              </w:rPr>
-              <w:t>, об/мин</w:t>
-            </w:r>
-          </w:p>
-        </w:tc>
-        <w:tc>
-          <w:tcPr>
-            <w:tcW w:w="979" w:type="dxa"/>
-          </w:tcPr>
-          <w:p>
-            <w:pPr>
-              <w:rPr>
-                <w:lang w:val="en-US"/>
-              </w:rPr>
-            </w:pPr>
-            <w:proofErr w:type="spellStart"/>
-            <w:r>
-              <w:rPr>
-                <w:i/>
-                <w:iCs/>
-                <w:sz w:val="28"/>
-                <w:szCs w:val="28"/>
-              </w:rPr>
-              <w:t>U</w:t>
-            </w:r>
-            <w:r>
-              <w:rPr>
-                <w:i/>
-                <w:sz w:val="28"/>
-                <w:szCs w:val="28"/>
-                <w:vertAlign w:val="subscript"/>
-              </w:rPr>
-              <w:t>н</w:t>
-            </w:r>
-            <w:proofErr w:type="spellEnd"/>
-            <w:r>
-              <w:rPr>
-                <w:i/>
-                <w:sz w:val="28"/>
-                <w:szCs w:val="28"/>
-              </w:rPr>
-              <w:t>, В</w:t>
-            </w:r>
-          </w:p>
-        </w:tc>
-        <w:tc>
-          <w:tcPr>
-            <w:tcW w:w="1021" w:type="dxa"/>
-          </w:tcPr>
-          <w:p>
-            <w:pPr>
-              <w:rPr>
-                <w:lang w:val="en-US"/>
-              </w:rPr>
-            </w:pPr>
-            <w:proofErr w:type="spellStart"/>
-            <w:r>
-              <w:rPr>
-                <w:i/>
-                <w:iCs/>
-                <w:sz w:val="28"/>
-                <w:szCs w:val="28"/>
-              </w:rPr>
-              <w:t>M</w:t>
-            </w:r>
-            <w:r>
-              <w:rPr>
-                <w:i/>
-                <w:sz w:val="28"/>
-                <w:szCs w:val="28"/>
-                <w:vertAlign w:val="subscript"/>
-              </w:rPr>
-              <w:t>н</w:t>
-            </w:r>
-            <w:proofErr w:type="spellEnd"/>
-            <w:r>
-              <w:rPr>
-                <w:i/>
-                <w:sz w:val="28"/>
-                <w:szCs w:val="28"/>
-              </w:rPr>
-              <w:t>, Н</w:t>
-            </w:r>
-            <w:r>
-              <w:rPr>
-                <w:i/>
-                <w:sz w:val="28"/>
-                <w:szCs w:val="28"/>
-              </w:rPr>
-              <w:sym w:font="Symbol" w:char="F0D7"/>
-            </w:r>
-            <w:r>
-              <w:rPr>
-                <w:i/>
-                <w:sz w:val="28"/>
-                <w:szCs w:val="28"/>
-              </w:rPr>
-              <w:t>м</w:t>
-            </w:r>
-          </w:p>
-        </w:tc>
-        <w:tc>
-          <w:tcPr>
-            <w:tcW w:w="1048" w:type="dxa"/>
-          </w:tcPr>
-          <w:p>
-            <w:pPr>
-              <w:rPr>
-                <w:lang w:val="en-US"/>
-              </w:rPr>
-            </w:pPr>
-            <w:proofErr w:type="spellStart"/>
-            <w:r>
-              <w:rPr>
-                <w:i/>
-                <w:iCs/>
-                <w:sz w:val="28"/>
-                <w:szCs w:val="28"/>
-              </w:rPr>
-              <w:t>r</w:t>
-            </w:r>
-            <w:r>
-              <w:rPr>
-                <w:i/>
-                <w:sz w:val="28"/>
-                <w:szCs w:val="28"/>
-                <w:vertAlign w:val="subscript"/>
-              </w:rPr>
-              <w:t>я</w:t>
-            </w:r>
-            <w:proofErr w:type="spellEnd"/>
-            <w:r>
-              <w:rPr>
-                <w:i/>
-                <w:sz w:val="28"/>
-                <w:szCs w:val="28"/>
-              </w:rPr>
-              <w:t>, Ом</w:t>
-            </w:r>
-          </w:p>
-        </w:tc>
-        <w:tc>
-          <w:tcPr>
-            <w:tcW w:w="1021" w:type="dxa"/>
-          </w:tcPr>
-          <w:p>
-            <w:pPr>
-              <w:rPr>
-                <w:i/>
-                <w:iCs/>
-                <w:sz w:val="28"/>
-                <w:szCs w:val="28"/>
-              </w:rPr>
-            </w:pPr>
-            <w:proofErr w:type="spellStart"/>
-            <w:r>
-              <w:rPr>
-                <w:i/>
-                <w:iCs/>
-                <w:sz w:val="28"/>
-                <w:szCs w:val="28"/>
-              </w:rPr>
-              <w:t>r</w:t>
-            </w:r>
-            <w:r>
-              <w:rPr>
-                <w:i/>
-                <w:sz w:val="28"/>
-                <w:szCs w:val="28"/>
-                <w:vertAlign w:val="subscript"/>
-              </w:rPr>
-              <w:t>в</w:t>
-            </w:r>
-            <w:proofErr w:type="spellEnd"/>
-            <w:r>
-              <w:rPr>
-                <w:i/>
-                <w:sz w:val="28"/>
-                <w:szCs w:val="28"/>
-              </w:rPr>
-              <w:t>, Ом</w:t>
-            </w:r>
-          </w:p>
-        </w:tc>
-      </w:tr>
-      <w:tr>
-        <w:trPr>
-          <w:trHeight w:val="134"/>
-        </w:trPr>
-        <w:tc>
-          <w:tcPr>
-            <w:tcW w:w="1763" w:type="dxa"/>
-            <w:vMerge/>
-          </w:tcPr>
-          <w:p>
-            <w:pPr>
-              <w:rPr>
-                <w:lang w:val="en-US"/>
-              </w:rPr>
-            </w:pPr>
-          </w:p>
-        </w:tc>
-        <w:tc>
-          <w:tcPr>
-            <w:tcW w:w="1289" w:type="dxa"/>
-          </w:tcPr>
-          <w:p>
-            <w:pPr>
-              <w:rPr>
-                <w:lang w:val="en-US"/>
-              </w:rPr>
-            </w:pPr>
-            <w:r>
-              <w:rPr>
-                <w:i/>
-                <w:sz w:val="28"/>
-                <w:szCs w:val="28"/>
-              </w:rPr>
-              <w:t>71</w:t>
-            </w:r>
-          </w:p>
-        </w:tc>
-        <w:tc>
-          <w:tcPr>
-            <w:tcW w:w="1020" w:type="dxa"/>
-          </w:tcPr>
-          <w:p>
-            <w:pPr>
-              <w:rPr>
-                <w:lang w:val="en-US"/>
-              </w:rPr>
-            </w:pPr>
-            <w:r>
-              <w:rPr>
-                <w:i/>
-                <w:sz w:val="28"/>
-                <w:szCs w:val="28"/>
-              </w:rPr>
-              <w:t>8,7</w:t>
-            </w:r>
-          </w:p>
-        </w:tc>
-        <w:tc>
-          <w:tcPr>
-            <w:tcW w:w="1057" w:type="dxa"/>
-          </w:tcPr>
-          <w:p>
-            <w:pPr>
-              <w:rPr>
-                <w:lang w:val="en-US"/>
-              </w:rPr>
-            </w:pPr>
-            <w:r>
-              <w:rPr>
-                <w:i/>
-                <w:sz w:val="28"/>
-                <w:szCs w:val="28"/>
-              </w:rPr>
-              <w:t>1500</w:t>
-            </w:r>
-          </w:p>
-        </w:tc>
-        <w:tc>
-          <w:tcPr>
-            <w:tcW w:w="979" w:type="dxa"/>
-          </w:tcPr>
-          <w:p>
-            <w:pPr>
-              <w:rPr>
-                <w:lang w:val="en-US"/>
-              </w:rPr>
-            </w:pPr>
-            <w:r>
-              <w:rPr>
-                <w:i/>
-                <w:sz w:val="28"/>
-                <w:szCs w:val="28"/>
-              </w:rPr>
-              <w:t>220</w:t>
-            </w:r>
-          </w:p>
-        </w:tc>
-        <w:tc>
-          <w:tcPr>
-            <w:tcW w:w="1021" w:type="dxa"/>
-          </w:tcPr>
-          <w:p>
-            <w:pPr>
-              <w:rPr>
-                <w:lang w:val="en-US"/>
-              </w:rPr>
-            </w:pPr>
-            <w:r>
-              <w:rPr>
-                <w:i/>
-                <w:sz w:val="28"/>
-                <w:szCs w:val="28"/>
-              </w:rPr>
-              <w:t>9,55</w:t>
-            </w:r>
-          </w:p>
-        </w:tc>
-        <w:tc>
-          <w:tcPr>
-            <w:tcW w:w="1048" w:type="dxa"/>
-          </w:tcPr>
-          <w:p>
-            <w:pPr>
-              <w:rPr>
-                <w:lang w:val="en-US"/>
-              </w:rPr>
-            </w:pPr>
-            <w:r>
-              <w:rPr>
-                <w:i/>
-                <w:sz w:val="28"/>
-                <w:szCs w:val="28"/>
-              </w:rPr>
-              <w:t>1,85</w:t>
-            </w:r>
-          </w:p>
-        </w:tc>
-        <w:tc>
-          <w:tcPr>
-            <w:tcW w:w="1021" w:type="dxa"/>
-          </w:tcPr>
-          <w:p>
-            <w:pPr>
-              <w:rPr>
-                <w:i/>
-                <w:sz w:val="28"/>
-                <w:szCs w:val="28"/>
-              </w:rPr>
-            </w:pPr>
-            <w:r>
-              <w:rPr>
-                <w:i/>
-                <w:sz w:val="28"/>
-                <w:szCs w:val="28"/>
-              </w:rPr>
-              <w:t>490,0</w:t>
-            </w:r>
-          </w:p>
-        </w:tc>
-      </w:tr>
-      <w:tr>
-        <w:trPr>
-          <w:trHeight w:val="134"/>
-        </w:trPr>
-        <w:tc>
-          <w:tcPr>
-            <w:tcW w:w="1763" w:type="dxa"/>
-            <w:vMerge/>
-          </w:tcPr>
-          <w:p>
-            <w:pPr>
-              <w:rPr>
-                <w:lang w:val="en-US"/>
-              </w:rPr>
-            </w:pPr>
-          </w:p>
-        </w:tc>
-        <w:tc>
-          <w:tcPr>
-            <w:tcW w:w="1289" w:type="dxa"/>
-          </w:tcPr>
-          <w:p>
-            <w:pPr>
-              <w:rPr>
-                <w:lang w:val="en-US"/>
-              </w:rPr>
-            </w:pPr>
-            <w:r>
-              <w:rPr>
-                <w:i/>
-                <w:sz w:val="28"/>
-                <w:szCs w:val="28"/>
-              </w:rPr>
-              <w:t>72</w:t>
-            </w:r>
-          </w:p>
-        </w:tc>
-        <w:tc>
-          <w:tcPr>
-            <w:tcW w:w="1020" w:type="dxa"/>
-          </w:tcPr>
-          <w:p>
-            <w:pPr>
-              <w:rPr>
-                <w:lang w:val="en-US"/>
-              </w:rPr>
-            </w:pPr>
-            <w:r>
-              <w:rPr>
-                <w:i/>
-                <w:sz w:val="28"/>
-                <w:szCs w:val="28"/>
-              </w:rPr>
-              <w:t>18,4</w:t>
-            </w:r>
-          </w:p>
-        </w:tc>
-        <w:tc>
-          <w:tcPr>
-            <w:tcW w:w="1057" w:type="dxa"/>
-          </w:tcPr>
-          <w:p>
-            <w:pPr>
-              <w:rPr>
-                <w:lang w:val="en-US"/>
-              </w:rPr>
-            </w:pPr>
-            <w:r>
-              <w:rPr>
-                <w:i/>
-                <w:sz w:val="28"/>
-                <w:szCs w:val="28"/>
-              </w:rPr>
-              <w:t>1500</w:t>
-            </w:r>
-          </w:p>
-        </w:tc>
-        <w:tc>
-          <w:tcPr>
-            <w:tcW w:w="979" w:type="dxa"/>
-          </w:tcPr>
-          <w:p>
-            <w:pPr>
-              <w:rPr>
-                <w:lang w:val="en-US"/>
-              </w:rPr>
-            </w:pPr>
-            <w:r>
-              <w:rPr>
-                <w:i/>
-                <w:sz w:val="28"/>
-                <w:szCs w:val="28"/>
-              </w:rPr>
-              <w:t>220</w:t>
-            </w:r>
-          </w:p>
-        </w:tc>
-        <w:tc>
-          <w:tcPr>
-            <w:tcW w:w="1021" w:type="dxa"/>
-          </w:tcPr>
-          <w:p>
-            <w:pPr>
-              <w:rPr>
-                <w:lang w:val="en-US"/>
-              </w:rPr>
-            </w:pPr>
-            <w:r>
-              <w:rPr>
-                <w:i/>
-                <w:sz w:val="28"/>
-                <w:szCs w:val="28"/>
-              </w:rPr>
-              <w:t>20,37</w:t>
-            </w:r>
-          </w:p>
-        </w:tc>
-        <w:tc>
-          <w:tcPr>
-            <w:tcW w:w="1048" w:type="dxa"/>
-          </w:tcPr>
-          <w:p>
-            <w:pPr>
-              <w:rPr>
-                <w:lang w:val="en-US"/>
-              </w:rPr>
-            </w:pPr>
-            <w:r>
-              <w:rPr>
-                <w:i/>
-                <w:sz w:val="28"/>
-                <w:szCs w:val="28"/>
-              </w:rPr>
-              <w:t>0,67</w:t>
-            </w:r>
-          </w:p>
-        </w:tc>
-        <w:tc>
-          <w:tcPr>
-            <w:tcW w:w="1021" w:type="dxa"/>
-          </w:tcPr>
-          <w:p>
-            <w:pPr>
-              <w:rPr>
-                <w:i/>
-                <w:sz w:val="28"/>
-                <w:szCs w:val="28"/>
-              </w:rPr>
-            </w:pPr>
-            <w:r>
-              <w:rPr>
-                <w:i/>
-                <w:sz w:val="28"/>
-                <w:szCs w:val="28"/>
-              </w:rPr>
-              <w:t>156,0</w:t>
-            </w:r>
-          </w:p>
-        </w:tc>
-      </w:tr>
-      <w:tr>
-        <w:trPr>
-          <w:trHeight w:val="134"/>
-        </w:trPr>
-        <w:tc>
-          <w:tcPr>
-            <w:tcW w:w="1763" w:type="dxa"/>
-            <w:vMerge/>
-          </w:tcPr>
-          <w:p>
-            <w:pPr>
-              <w:rPr>
-                <w:lang w:val="en-US"/>
-              </w:rPr>
-            </w:pPr>
-          </w:p>
-        </w:tc>
-        <w:tc>
-          <w:tcPr>
-            <w:tcW w:w="1289" w:type="dxa"/>
-          </w:tcPr>
-          <w:p>
-            <w:pPr>
-              <w:rPr>
-                <w:lang w:val="en-US"/>
-              </w:rPr>
-            </w:pPr>
-            <w:r>
-              <w:rPr>
-                <w:i/>
-                <w:sz w:val="28"/>
-                <w:szCs w:val="28"/>
-              </w:rPr>
-              <w:t>73</w:t>
-            </w:r>
-          </w:p>
-        </w:tc>
-        <w:tc>
-          <w:tcPr>
-            <w:tcW w:w="1020" w:type="dxa"/>
-          </w:tcPr>
-          <w:p>
-            <w:pPr>
-              <w:rPr>
-                <w:lang w:val="en-US"/>
-              </w:rPr>
-            </w:pPr>
-            <w:r>
-              <w:rPr>
-                <w:i/>
-                <w:sz w:val="28"/>
-                <w:szCs w:val="28"/>
-              </w:rPr>
-              <w:t>73,0</w:t>
-            </w:r>
-          </w:p>
-        </w:tc>
-        <w:tc>
-          <w:tcPr>
-            <w:tcW w:w="1057" w:type="dxa"/>
-          </w:tcPr>
-          <w:p>
-            <w:pPr>
-              <w:rPr>
-                <w:lang w:val="en-US"/>
-              </w:rPr>
-            </w:pPr>
-            <w:r>
-              <w:rPr>
-                <w:i/>
-                <w:sz w:val="28"/>
-                <w:szCs w:val="28"/>
-              </w:rPr>
-              <w:t>1060</w:t>
-            </w:r>
-          </w:p>
-        </w:tc>
-        <w:tc>
-          <w:tcPr>
-            <w:tcW w:w="979" w:type="dxa"/>
-          </w:tcPr>
-          <w:p>
-            <w:pPr>
-              <w:rPr>
-                <w:lang w:val="en-US"/>
-              </w:rPr>
-            </w:pPr>
-            <w:r>
-              <w:rPr>
-                <w:i/>
-                <w:sz w:val="28"/>
-                <w:szCs w:val="28"/>
-              </w:rPr>
-              <w:t>220</w:t>
-            </w:r>
-          </w:p>
-        </w:tc>
-        <w:tc>
-          <w:tcPr>
-            <w:tcW w:w="1021" w:type="dxa"/>
-          </w:tcPr>
-          <w:p>
-            <w:pPr>
-              <w:rPr>
-                <w:lang w:val="en-US"/>
-              </w:rPr>
-            </w:pPr>
-            <w:r>
-              <w:rPr>
-                <w:i/>
-                <w:sz w:val="28"/>
-                <w:szCs w:val="28"/>
-              </w:rPr>
-              <w:t>121,6</w:t>
-            </w:r>
-          </w:p>
-        </w:tc>
-        <w:tc>
-          <w:tcPr>
-            <w:tcW w:w="1048" w:type="dxa"/>
-          </w:tcPr>
-          <w:p>
-            <w:pPr>
-              <w:rPr>
-                <w:lang w:val="en-US"/>
-              </w:rPr>
-            </w:pPr>
-            <w:r>
-              <w:rPr>
-                <w:i/>
-                <w:sz w:val="28"/>
-                <w:szCs w:val="28"/>
-              </w:rPr>
-              <w:t>0,126</w:t>
-            </w:r>
-          </w:p>
-        </w:tc>
-        <w:tc>
-          <w:tcPr>
-            <w:tcW w:w="1021" w:type="dxa"/>
-          </w:tcPr>
-          <w:p>
-            <w:pPr>
-              <w:rPr>
-                <w:i/>
-                <w:sz w:val="28"/>
-                <w:szCs w:val="28"/>
-              </w:rPr>
-            </w:pPr>
-            <w:r>
-              <w:rPr>
-                <w:i/>
-                <w:sz w:val="28"/>
-                <w:szCs w:val="28"/>
-              </w:rPr>
-              <w:t>183,0</w:t>
-            </w:r>
-          </w:p>
-        </w:tc>
-      </w:tr>
-      <w:tr>
-        <w:trPr>
-          <w:trHeight w:val="134"/>
-        </w:trPr>
-        <w:tc>
-          <w:tcPr>
-            <w:tcW w:w="1763" w:type="dxa"/>
-            <w:vMerge/>
-          </w:tcPr>
-          <w:p>
-            <w:pPr>
-              <w:rPr>
-                <w:lang w:val="en-US"/>
-              </w:rPr>
-            </w:pPr>
-          </w:p>
-        </w:tc>
-        <w:tc>
-          <w:tcPr>
-            <w:tcW w:w="1289" w:type="dxa"/>
-          </w:tcPr>
-          <w:p>
-            <w:pPr>
-              <w:rPr>
-                <w:lang w:val="en-US"/>
-              </w:rPr>
-            </w:pPr>
-            <w:r>
-              <w:rPr>
-                <w:i/>
-                <w:sz w:val="28"/>
-                <w:szCs w:val="28"/>
-              </w:rPr>
-              <w:t>74</w:t>
-            </w:r>
-          </w:p>
-        </w:tc>
-        <w:tc>
-          <w:tcPr>
-            <w:tcW w:w="1020" w:type="dxa"/>
-          </w:tcPr>
-          <w:p>
-            <w:pPr>
-              <w:rPr>
-                <w:lang w:val="en-US"/>
-              </w:rPr>
-            </w:pPr>
-            <w:r>
-              <w:rPr>
-                <w:i/>
-                <w:sz w:val="28"/>
-                <w:szCs w:val="28"/>
-              </w:rPr>
-              <w:t>64,0</w:t>
-            </w:r>
-          </w:p>
-        </w:tc>
-        <w:tc>
-          <w:tcPr>
-            <w:tcW w:w="1057" w:type="dxa"/>
-          </w:tcPr>
-          <w:p>
-            <w:pPr>
-              <w:rPr>
-                <w:lang w:val="en-US"/>
-              </w:rPr>
-            </w:pPr>
-            <w:r>
-              <w:rPr>
-                <w:i/>
-                <w:sz w:val="28"/>
-                <w:szCs w:val="28"/>
-              </w:rPr>
-              <w:t>685</w:t>
-            </w:r>
-          </w:p>
-        </w:tc>
-        <w:tc>
-          <w:tcPr>
-            <w:tcW w:w="979" w:type="dxa"/>
-          </w:tcPr>
-          <w:p>
-            <w:pPr>
-              <w:rPr>
-                <w:lang w:val="en-US"/>
-              </w:rPr>
-            </w:pPr>
-            <w:r>
-              <w:rPr>
-                <w:i/>
-                <w:sz w:val="28"/>
-                <w:szCs w:val="28"/>
-              </w:rPr>
-              <w:t>220</w:t>
-            </w:r>
-          </w:p>
-        </w:tc>
-        <w:tc>
-          <w:tcPr>
-            <w:tcW w:w="1021" w:type="dxa"/>
-          </w:tcPr>
-          <w:p>
-            <w:pPr>
-              <w:rPr>
-                <w:lang w:val="en-US"/>
-              </w:rPr>
-            </w:pPr>
-            <w:r>
-              <w:rPr>
-                <w:i/>
-                <w:sz w:val="28"/>
-                <w:szCs w:val="28"/>
-              </w:rPr>
-              <w:t>167,3</w:t>
-            </w:r>
-          </w:p>
-        </w:tc>
-        <w:tc>
-          <w:tcPr>
-            <w:tcW w:w="1048" w:type="dxa"/>
-          </w:tcPr>
-          <w:p>
-            <w:pPr>
-              <w:rPr>
-                <w:lang w:val="en-US"/>
-              </w:rPr>
-            </w:pPr>
-            <w:r>
-              <w:rPr>
-                <w:i/>
-                <w:sz w:val="28"/>
-                <w:szCs w:val="28"/>
-              </w:rPr>
-              <w:t>0,281</w:t>
-            </w:r>
-          </w:p>
-        </w:tc>
-        <w:tc>
-          <w:tcPr>
-            <w:tcW w:w="1021" w:type="dxa"/>
-          </w:tcPr>
-          <w:p>
-            <w:pPr>
-              <w:rPr>
-                <w:i/>
-                <w:sz w:val="28"/>
-                <w:szCs w:val="28"/>
-              </w:rPr>
-            </w:pPr>
-            <w:r>
-              <w:rPr>
-                <w:i/>
-                <w:sz w:val="28"/>
-                <w:szCs w:val="28"/>
-              </w:rPr>
-              <w:t>128,0</w:t>
-            </w:r>
-          </w:p>
-        </w:tc>
-      </w:tr>
-      <w:tr>
-        <w:trPr>
-          <w:trHeight w:val="134"/>
-        </w:trPr>
-        <w:tc>
-          <w:tcPr>
-            <w:tcW w:w="1763" w:type="dxa"/>
-            <w:vMerge/>
-          </w:tcPr>
-          <w:p>
-            <w:pPr>
-              <w:rPr>
-                <w:lang w:val="en-US"/>
-              </w:rPr>
-            </w:pPr>
-          </w:p>
-        </w:tc>
-        <w:tc>
-          <w:tcPr>
-            <w:tcW w:w="1289" w:type="dxa"/>
-          </w:tcPr>
-          <w:p>
-            <w:pPr>
-              <w:rPr>
-                <w:lang w:val="en-US"/>
-              </w:rPr>
-            </w:pPr>
-            <w:r>
-              <w:rPr>
-                <w:i/>
-                <w:sz w:val="28"/>
-                <w:szCs w:val="28"/>
-              </w:rPr>
-              <w:t>75</w:t>
-            </w:r>
-          </w:p>
-        </w:tc>
-        <w:tc>
-          <w:tcPr>
-            <w:tcW w:w="1020" w:type="dxa"/>
-          </w:tcPr>
-          <w:p>
-            <w:pPr>
-              <w:rPr>
-                <w:lang w:val="en-US"/>
-              </w:rPr>
-            </w:pPr>
-            <w:r>
-              <w:rPr>
-                <w:i/>
-                <w:sz w:val="28"/>
-                <w:szCs w:val="28"/>
-              </w:rPr>
-              <w:t>86,0</w:t>
-            </w:r>
-          </w:p>
-        </w:tc>
-        <w:tc>
-          <w:tcPr>
-            <w:tcW w:w="1057" w:type="dxa"/>
-          </w:tcPr>
-          <w:p>
-            <w:pPr>
-              <w:rPr>
-                <w:lang w:val="en-US"/>
-              </w:rPr>
-            </w:pPr>
-            <w:r>
-              <w:rPr>
-                <w:i/>
-                <w:sz w:val="28"/>
-                <w:szCs w:val="28"/>
-              </w:rPr>
-              <w:t>1000</w:t>
-            </w:r>
-          </w:p>
-        </w:tc>
-        <w:tc>
-          <w:tcPr>
-            <w:tcW w:w="979" w:type="dxa"/>
-          </w:tcPr>
-          <w:p>
-            <w:pPr>
-              <w:rPr>
-                <w:lang w:val="en-US"/>
-              </w:rPr>
-            </w:pPr>
-            <w:r>
-              <w:rPr>
-                <w:i/>
-                <w:sz w:val="28"/>
-                <w:szCs w:val="28"/>
-              </w:rPr>
-              <w:t>110</w:t>
-            </w:r>
-          </w:p>
-        </w:tc>
-        <w:tc>
-          <w:tcPr>
-            <w:tcW w:w="1021" w:type="dxa"/>
-          </w:tcPr>
-          <w:p>
-            <w:pPr>
-              <w:rPr>
-                <w:lang w:val="en-US"/>
-              </w:rPr>
-            </w:pPr>
-            <w:r>
-              <w:rPr>
-                <w:i/>
-                <w:sz w:val="28"/>
-                <w:szCs w:val="28"/>
-              </w:rPr>
-              <w:t>76,4</w:t>
-            </w:r>
-          </w:p>
-        </w:tc>
-        <w:tc>
-          <w:tcPr>
-            <w:tcW w:w="1048" w:type="dxa"/>
-          </w:tcPr>
-          <w:p>
-            <w:pPr>
-              <w:rPr>
-                <w:lang w:val="en-US"/>
-              </w:rPr>
-            </w:pPr>
-            <w:r>
-              <w:rPr>
-                <w:i/>
-                <w:sz w:val="28"/>
-                <w:szCs w:val="28"/>
-              </w:rPr>
-              <w:t>0,0618</w:t>
-            </w:r>
-          </w:p>
-        </w:tc>
-        <w:tc>
-          <w:tcPr>
-            <w:tcW w:w="1021" w:type="dxa"/>
-          </w:tcPr>
-          <w:p>
-            <w:pPr>
-              <w:rPr>
-                <w:i/>
-                <w:sz w:val="28"/>
-                <w:szCs w:val="28"/>
-              </w:rPr>
-            </w:pPr>
-            <w:r>
-              <w:rPr>
-                <w:i/>
-                <w:sz w:val="28"/>
-                <w:szCs w:val="28"/>
-              </w:rPr>
-              <w:t>42,4</w:t>
-            </w:r>
-          </w:p>
-        </w:tc>
-      </w:tr>
-      <w:tr>
-        <w:trPr>
-          <w:trHeight w:val="134"/>
-        </w:trPr>
-        <w:tc>
-          <w:tcPr>
-            <w:tcW w:w="1763" w:type="dxa"/>
-            <w:vMerge/>
-          </w:tcPr>
-          <w:p>
-            <w:pPr>
-              <w:rPr>
-                <w:lang w:val="en-US"/>
-              </w:rPr>
-            </w:pPr>
-          </w:p>
-        </w:tc>
-        <w:tc>
-          <w:tcPr>
-            <w:tcW w:w="1289" w:type="dxa"/>
-          </w:tcPr>
-          <w:p>
-            <w:pPr>
-              <w:rPr>
-                <w:lang w:val="en-US"/>
-              </w:rPr>
-            </w:pPr>
-            <w:r>
-              <w:rPr>
-                <w:i/>
-                <w:sz w:val="28"/>
-                <w:szCs w:val="28"/>
-              </w:rPr>
-              <w:t>76</w:t>
-            </w:r>
-          </w:p>
-        </w:tc>
-        <w:tc>
-          <w:tcPr>
-            <w:tcW w:w="1020" w:type="dxa"/>
-          </w:tcPr>
-          <w:p>
-            <w:pPr>
-              <w:rPr>
-                <w:lang w:val="en-US"/>
-              </w:rPr>
-            </w:pPr>
-            <w:r>
-              <w:rPr>
-                <w:i/>
-                <w:sz w:val="28"/>
-                <w:szCs w:val="28"/>
-              </w:rPr>
-              <w:t>66,0</w:t>
-            </w:r>
-          </w:p>
-        </w:tc>
-        <w:tc>
-          <w:tcPr>
-            <w:tcW w:w="1057" w:type="dxa"/>
-          </w:tcPr>
-          <w:p>
-            <w:pPr>
-              <w:rPr>
-                <w:lang w:val="en-US"/>
-              </w:rPr>
-            </w:pPr>
-            <w:r>
-              <w:rPr>
-                <w:i/>
-                <w:sz w:val="28"/>
-                <w:szCs w:val="28"/>
-              </w:rPr>
-              <w:t>1500</w:t>
-            </w:r>
-          </w:p>
-        </w:tc>
-        <w:tc>
-          <w:tcPr>
-            <w:tcW w:w="979" w:type="dxa"/>
-          </w:tcPr>
-          <w:p>
-            <w:pPr>
-              <w:rPr>
-                <w:lang w:val="en-US"/>
-              </w:rPr>
-            </w:pPr>
-            <w:r>
-              <w:rPr>
-                <w:i/>
-                <w:sz w:val="28"/>
-                <w:szCs w:val="28"/>
-              </w:rPr>
-              <w:t>110</w:t>
-            </w:r>
-          </w:p>
-        </w:tc>
-        <w:tc>
-          <w:tcPr>
-            <w:tcW w:w="1021" w:type="dxa"/>
-          </w:tcPr>
-          <w:p>
-            <w:pPr>
-              <w:rPr>
-                <w:lang w:val="en-US"/>
-              </w:rPr>
-            </w:pPr>
-            <w:r>
-              <w:rPr>
-                <w:i/>
-                <w:sz w:val="28"/>
-                <w:szCs w:val="28"/>
-              </w:rPr>
-              <w:t>38,2</w:t>
-            </w:r>
-          </w:p>
-        </w:tc>
-        <w:tc>
-          <w:tcPr>
-            <w:tcW w:w="1048" w:type="dxa"/>
-          </w:tcPr>
-          <w:p>
-            <w:pPr>
-              <w:rPr>
-                <w:lang w:val="en-US"/>
-              </w:rPr>
-            </w:pPr>
-            <w:r>
-              <w:rPr>
-                <w:i/>
-                <w:sz w:val="28"/>
-                <w:szCs w:val="28"/>
-              </w:rPr>
-              <w:t>0,1026</w:t>
-            </w:r>
-          </w:p>
-        </w:tc>
-        <w:tc>
-          <w:tcPr>
-            <w:tcW w:w="1021" w:type="dxa"/>
-          </w:tcPr>
-          <w:p>
-            <w:pPr>
-              <w:rPr>
-                <w:i/>
-                <w:sz w:val="28"/>
-                <w:szCs w:val="28"/>
-              </w:rPr>
-            </w:pPr>
-            <w:r>
-              <w:rPr>
-                <w:i/>
-                <w:sz w:val="28"/>
-                <w:szCs w:val="28"/>
-              </w:rPr>
-              <w:t>45,2</w:t>
-            </w:r>
-          </w:p>
-        </w:tc>
-      </w:tr>
-      <w:tr>
-        <w:trPr>
-          <w:trHeight w:val="134"/>
-        </w:trPr>
-        <w:tc>
-          <w:tcPr>
-            <w:tcW w:w="1763" w:type="dxa"/>
-            <w:vMerge/>
-          </w:tcPr>
-          <w:p>
-            <w:pPr>
-              <w:rPr>
-                <w:lang w:val="en-US"/>
-              </w:rPr>
-            </w:pPr>
-          </w:p>
-        </w:tc>
-        <w:tc>
-          <w:tcPr>
-            <w:tcW w:w="1289" w:type="dxa"/>
-          </w:tcPr>
-          <w:p>
-            <w:pPr>
-              <w:rPr>
-                <w:lang w:val="en-US"/>
-              </w:rPr>
-            </w:pPr>
-            <w:r>
-              <w:rPr>
-                <w:i/>
-                <w:sz w:val="28"/>
-                <w:szCs w:val="28"/>
-              </w:rPr>
-              <w:t>77</w:t>
-            </w:r>
-          </w:p>
-        </w:tc>
-        <w:tc>
-          <w:tcPr>
-            <w:tcW w:w="1020" w:type="dxa"/>
-          </w:tcPr>
-          <w:p>
-            <w:pPr>
-              <w:rPr>
-                <w:lang w:val="en-US"/>
-              </w:rPr>
-            </w:pPr>
-            <w:r>
-              <w:rPr>
-                <w:i/>
-                <w:sz w:val="28"/>
-                <w:szCs w:val="28"/>
-              </w:rPr>
-              <w:t>346,0</w:t>
-            </w:r>
-          </w:p>
-        </w:tc>
-        <w:tc>
-          <w:tcPr>
-            <w:tcW w:w="1057" w:type="dxa"/>
-          </w:tcPr>
-          <w:p>
-            <w:pPr>
-              <w:rPr>
-                <w:lang w:val="en-US"/>
-              </w:rPr>
-            </w:pPr>
-            <w:r>
-              <w:rPr>
-                <w:i/>
-                <w:sz w:val="28"/>
-                <w:szCs w:val="28"/>
-              </w:rPr>
-              <w:t>1000</w:t>
-            </w:r>
-          </w:p>
-        </w:tc>
-        <w:tc>
-          <w:tcPr>
-            <w:tcW w:w="979" w:type="dxa"/>
-          </w:tcPr>
-          <w:p>
-            <w:pPr>
-              <w:rPr>
-                <w:lang w:val="en-US"/>
-              </w:rPr>
-            </w:pPr>
-            <w:r>
-              <w:rPr>
-                <w:i/>
-                <w:sz w:val="28"/>
-                <w:szCs w:val="28"/>
-              </w:rPr>
-              <w:t>110</w:t>
-            </w:r>
-          </w:p>
-        </w:tc>
-        <w:tc>
-          <w:tcPr>
-            <w:tcW w:w="1021" w:type="dxa"/>
-          </w:tcPr>
-          <w:p>
-            <w:pPr>
-              <w:rPr>
-                <w:lang w:val="en-US"/>
-              </w:rPr>
-            </w:pPr>
-            <w:r>
-              <w:rPr>
-                <w:i/>
-                <w:sz w:val="28"/>
-                <w:szCs w:val="28"/>
-              </w:rPr>
-              <w:t>305,6</w:t>
-            </w:r>
-          </w:p>
-        </w:tc>
-        <w:tc>
-          <w:tcPr>
-            <w:tcW w:w="1048" w:type="dxa"/>
-          </w:tcPr>
-          <w:p>
-            <w:pPr>
-              <w:rPr>
-                <w:lang w:val="en-US"/>
-              </w:rPr>
-            </w:pPr>
-            <w:r>
-              <w:rPr>
-                <w:i/>
-                <w:sz w:val="28"/>
-                <w:szCs w:val="28"/>
-              </w:rPr>
-              <w:t>0,0164</w:t>
-            </w:r>
-          </w:p>
-        </w:tc>
-        <w:tc>
-          <w:tcPr>
-            <w:tcW w:w="1021" w:type="dxa"/>
-          </w:tcPr>
-          <w:p>
-            <w:pPr>
-              <w:rPr>
-                <w:i/>
-                <w:sz w:val="28"/>
-                <w:szCs w:val="28"/>
-              </w:rPr>
-            </w:pPr>
-            <w:r>
-              <w:rPr>
-                <w:i/>
-                <w:sz w:val="28"/>
-                <w:szCs w:val="28"/>
-              </w:rPr>
-              <w:t>11,0</w:t>
-            </w:r>
-          </w:p>
-        </w:tc>
-      </w:tr>
-      <w:tr>
-        <w:trPr>
-          <w:trHeight w:val="134"/>
-        </w:trPr>
-        <w:tc>
-          <w:tcPr>
-            <w:tcW w:w="1763" w:type="dxa"/>
-            <w:vMerge/>
-          </w:tcPr>
-          <w:p>
-            <w:pPr>
-              <w:rPr>
-                <w:lang w:val="en-US"/>
-              </w:rPr>
-            </w:pPr>
-          </w:p>
-        </w:tc>
-        <w:tc>
-          <w:tcPr>
-            <w:tcW w:w="1289" w:type="dxa"/>
-          </w:tcPr>
-          <w:p>
-            <w:pPr>
-              <w:rPr>
-                <w:lang w:val="en-US"/>
-              </w:rPr>
-            </w:pPr>
-            <w:r>
-              <w:rPr>
-                <w:i/>
-                <w:sz w:val="28"/>
-                <w:szCs w:val="28"/>
-              </w:rPr>
-              <w:t>78</w:t>
-            </w:r>
-          </w:p>
-        </w:tc>
-        <w:tc>
-          <w:tcPr>
-            <w:tcW w:w="1020" w:type="dxa"/>
-          </w:tcPr>
-          <w:p>
-            <w:pPr>
-              <w:rPr>
-                <w:lang w:val="en-US"/>
-              </w:rPr>
-            </w:pPr>
-            <w:r>
-              <w:rPr>
-                <w:i/>
-                <w:sz w:val="28"/>
-                <w:szCs w:val="28"/>
-              </w:rPr>
-              <w:t>275,0</w:t>
-            </w:r>
-          </w:p>
-        </w:tc>
-        <w:tc>
-          <w:tcPr>
-            <w:tcW w:w="1057" w:type="dxa"/>
-          </w:tcPr>
-          <w:p>
-            <w:pPr>
-              <w:rPr>
-                <w:lang w:val="en-US"/>
-              </w:rPr>
-            </w:pPr>
-            <w:r>
-              <w:rPr>
-                <w:i/>
-                <w:sz w:val="28"/>
-                <w:szCs w:val="28"/>
-              </w:rPr>
-              <w:t>750</w:t>
-            </w:r>
-          </w:p>
-        </w:tc>
-        <w:tc>
-          <w:tcPr>
-            <w:tcW w:w="979" w:type="dxa"/>
-          </w:tcPr>
-          <w:p>
-            <w:pPr>
-              <w:rPr>
-                <w:lang w:val="en-US"/>
-              </w:rPr>
-            </w:pPr>
-            <w:r>
-              <w:rPr>
-                <w:i/>
-                <w:sz w:val="28"/>
-                <w:szCs w:val="28"/>
-              </w:rPr>
-              <w:t>110</w:t>
-            </w:r>
-          </w:p>
-        </w:tc>
-        <w:tc>
-          <w:tcPr>
-            <w:tcW w:w="1021" w:type="dxa"/>
-          </w:tcPr>
-          <w:p>
-            <w:pPr>
-              <w:rPr>
-                <w:lang w:val="en-US"/>
-              </w:rPr>
-            </w:pPr>
-            <w:r>
-              <w:rPr>
-                <w:i/>
-                <w:sz w:val="28"/>
-                <w:szCs w:val="28"/>
-              </w:rPr>
-              <w:t>318,3</w:t>
-            </w:r>
-          </w:p>
-        </w:tc>
-        <w:tc>
-          <w:tcPr>
-            <w:tcW w:w="1048" w:type="dxa"/>
-          </w:tcPr>
-          <w:p>
-            <w:pPr>
-              <w:rPr>
-                <w:lang w:val="en-US"/>
-              </w:rPr>
-            </w:pPr>
-            <w:r>
-              <w:rPr>
-                <w:i/>
-                <w:sz w:val="28"/>
-                <w:szCs w:val="28"/>
-              </w:rPr>
-              <w:t>0,0252</w:t>
-            </w:r>
-          </w:p>
-        </w:tc>
-        <w:tc>
-          <w:tcPr>
-            <w:tcW w:w="1021" w:type="dxa"/>
-          </w:tcPr>
-          <w:p>
-            <w:pPr>
-              <w:rPr>
-                <w:i/>
-                <w:sz w:val="28"/>
-                <w:szCs w:val="28"/>
-              </w:rPr>
-            </w:pPr>
-            <w:r>
-              <w:rPr>
-                <w:i/>
-                <w:sz w:val="28"/>
-                <w:szCs w:val="28"/>
-              </w:rPr>
-              <w:t>11,0</w:t>
-            </w:r>
-          </w:p>
-        </w:tc>
-      </w:tr>
-      <w:tr>
-        <w:trPr>
-          <w:trHeight w:val="134"/>
-        </w:trPr>
-        <w:tc>
-          <w:tcPr>
-            <w:tcW w:w="1763" w:type="dxa"/>
-            <w:vMerge/>
-          </w:tcPr>
-          <w:p>
-            <w:pPr>
-              <w:rPr>
-                <w:lang w:val="en-US"/>
-              </w:rPr>
-            </w:pPr>
-          </w:p>
-        </w:tc>
-        <w:tc>
-          <w:tcPr>
-            <w:tcW w:w="1289" w:type="dxa"/>
-          </w:tcPr>
-          <w:p>
-            <w:pPr>
-              <w:rPr>
-                <w:lang w:val="en-US"/>
-              </w:rPr>
-            </w:pPr>
-            <w:r>
-              <w:rPr>
-                <w:i/>
-                <w:sz w:val="28"/>
-                <w:szCs w:val="28"/>
-              </w:rPr>
-              <w:t>79</w:t>
-            </w:r>
-          </w:p>
-        </w:tc>
-        <w:tc>
-          <w:tcPr>
-            <w:tcW w:w="1020" w:type="dxa"/>
-          </w:tcPr>
-          <w:p>
-            <w:pPr>
-              <w:rPr>
-                <w:lang w:val="en-US"/>
-              </w:rPr>
-            </w:pPr>
-            <w:r>
-              <w:rPr>
-                <w:i/>
-                <w:sz w:val="28"/>
-                <w:szCs w:val="28"/>
-              </w:rPr>
-              <w:t>172,0</w:t>
-            </w:r>
-          </w:p>
-        </w:tc>
-        <w:tc>
-          <w:tcPr>
-            <w:tcW w:w="1057" w:type="dxa"/>
-          </w:tcPr>
-          <w:p>
-            <w:pPr>
-              <w:rPr>
-                <w:lang w:val="en-US"/>
-              </w:rPr>
-            </w:pPr>
-            <w:r>
-              <w:rPr>
-                <w:i/>
-                <w:sz w:val="28"/>
-                <w:szCs w:val="28"/>
-              </w:rPr>
-              <w:t>1000</w:t>
-            </w:r>
-          </w:p>
-        </w:tc>
-        <w:tc>
-          <w:tcPr>
-            <w:tcW w:w="979" w:type="dxa"/>
-          </w:tcPr>
-          <w:p>
-            <w:pPr>
-              <w:rPr>
-                <w:lang w:val="en-US"/>
-              </w:rPr>
-            </w:pPr>
-            <w:r>
-              <w:rPr>
-                <w:i/>
-                <w:sz w:val="28"/>
-                <w:szCs w:val="28"/>
-              </w:rPr>
-              <w:t>220</w:t>
-            </w:r>
-          </w:p>
-        </w:tc>
-        <w:tc>
-          <w:tcPr>
-            <w:tcW w:w="1021" w:type="dxa"/>
-          </w:tcPr>
-          <w:p>
-            <w:pPr>
-              <w:rPr>
-                <w:lang w:val="en-US"/>
-              </w:rPr>
-            </w:pPr>
-            <w:r>
-              <w:rPr>
-                <w:i/>
-                <w:sz w:val="28"/>
-                <w:szCs w:val="28"/>
-              </w:rPr>
-              <w:t>305,6</w:t>
-            </w:r>
-          </w:p>
-        </w:tc>
-        <w:tc>
-          <w:tcPr>
-            <w:tcW w:w="1048" w:type="dxa"/>
-          </w:tcPr>
-          <w:p>
-            <w:pPr>
-              <w:rPr>
-                <w:lang w:val="en-US"/>
-              </w:rPr>
-            </w:pPr>
-            <w:r>
-              <w:rPr>
-                <w:i/>
-                <w:sz w:val="28"/>
-                <w:szCs w:val="28"/>
-              </w:rPr>
-              <w:t>0,0666</w:t>
-            </w:r>
-          </w:p>
-        </w:tc>
-        <w:tc>
-          <w:tcPr>
-            <w:tcW w:w="1021" w:type="dxa"/>
-          </w:tcPr>
-          <w:p>
-            <w:pPr>
-              <w:rPr>
-                <w:i/>
-                <w:sz w:val="28"/>
-                <w:szCs w:val="28"/>
-              </w:rPr>
-            </w:pPr>
-            <w:r>
-              <w:rPr>
-                <w:i/>
-                <w:sz w:val="28"/>
-                <w:szCs w:val="28"/>
-              </w:rPr>
-              <w:t>44,0</w:t>
-            </w:r>
-          </w:p>
-        </w:tc>
-      </w:tr>
-      <w:tr>
-        <w:trPr>
-          <w:trHeight w:val="300"/>
-        </w:trPr>
-        <w:tc>
-          <w:tcPr>
-            <w:tcW w:w="1763" w:type="dxa"/>
-            <w:vMerge/>
-          </w:tcPr>
-          <w:p>
-            <w:pPr>
-              <w:rPr>
-                <w:lang w:val="en-US"/>
-              </w:rPr>
-            </w:pPr>
-          </w:p>
-        </w:tc>
-        <w:tc>
-          <w:tcPr>
-            <w:tcW w:w="1289" w:type="dxa"/>
-          </w:tcPr>
-          <w:p>
-            <w:pPr>
-              <w:rPr>
-                <w:i/>
-                <w:sz w:val="28"/>
-                <w:szCs w:val="28"/>
-              </w:rPr>
-            </w:pPr>
-            <w:r>
-              <w:rPr>
-                <w:i/>
-                <w:sz w:val="28"/>
-                <w:szCs w:val="28"/>
-              </w:rPr>
-              <w:t>80</w:t>
-            </w:r>
-          </w:p>
-        </w:tc>
-        <w:tc>
-          <w:tcPr>
-            <w:tcW w:w="1020" w:type="dxa"/>
-          </w:tcPr>
-          <w:p>
-            <w:pPr>
-              <w:rPr>
-                <w:i/>
-                <w:sz w:val="28"/>
-                <w:szCs w:val="28"/>
-              </w:rPr>
-            </w:pPr>
-            <w:r>
-              <w:rPr>
-                <w:i/>
-                <w:sz w:val="28"/>
-                <w:szCs w:val="28"/>
-              </w:rPr>
-              <w:t>65,0</w:t>
-            </w:r>
-          </w:p>
-        </w:tc>
-        <w:tc>
-          <w:tcPr>
-            <w:tcW w:w="1057" w:type="dxa"/>
-          </w:tcPr>
-          <w:p>
-            <w:pPr>
-              <w:rPr>
-                <w:i/>
-                <w:sz w:val="28"/>
-                <w:szCs w:val="28"/>
-              </w:rPr>
-            </w:pPr>
-            <w:r>
-              <w:rPr>
-                <w:i/>
-                <w:sz w:val="28"/>
-                <w:szCs w:val="28"/>
-              </w:rPr>
-              <w:t>500</w:t>
-            </w:r>
-          </w:p>
-        </w:tc>
-        <w:tc>
-          <w:tcPr>
-            <w:tcW w:w="979" w:type="dxa"/>
-          </w:tcPr>
-          <w:p>
-            <w:pPr>
-              <w:rPr>
-                <w:i/>
-                <w:sz w:val="28"/>
-                <w:szCs w:val="28"/>
-              </w:rPr>
-            </w:pPr>
-            <w:r>
-              <w:rPr>
-                <w:i/>
-                <w:sz w:val="28"/>
-                <w:szCs w:val="28"/>
-              </w:rPr>
-              <w:t>220</w:t>
-            </w:r>
-          </w:p>
-        </w:tc>
-        <w:tc>
-          <w:tcPr>
-            <w:tcW w:w="1021" w:type="dxa"/>
-          </w:tcPr>
-          <w:p>
-            <w:pPr>
-              <w:rPr>
-                <w:lang w:val="en-US"/>
-              </w:rPr>
-            </w:pPr>
-            <w:r>
-              <w:rPr>
-                <w:i/>
-                <w:sz w:val="28"/>
-                <w:szCs w:val="28"/>
-              </w:rPr>
-              <w:t>210,0</w:t>
-            </w:r>
-          </w:p>
-        </w:tc>
-        <w:tc>
-          <w:tcPr>
-            <w:tcW w:w="1048" w:type="dxa"/>
-          </w:tcPr>
-          <w:p>
-            <w:pPr>
-              <w:rPr>
-                <w:lang w:val="en-US"/>
-              </w:rPr>
-            </w:pPr>
-            <w:r>
-              <w:rPr>
-                <w:i/>
-                <w:sz w:val="28"/>
-                <w:szCs w:val="28"/>
-              </w:rPr>
-              <w:t>0,2895</w:t>
-            </w:r>
-          </w:p>
-        </w:tc>
-        <w:tc>
-          <w:tcPr>
-            <w:tcW w:w="1021" w:type="dxa"/>
-          </w:tcPr>
-          <w:p>
-            <w:pPr>
-              <w:rPr>
-                <w:i/>
-                <w:sz w:val="28"/>
-                <w:szCs w:val="28"/>
-              </w:rPr>
-            </w:pPr>
-            <w:r>
-              <w:rPr>
-                <w:i/>
-                <w:sz w:val="28"/>
-                <w:szCs w:val="28"/>
-              </w:rPr>
-              <w:t>44,0</w:t>
-            </w:r>
-          </w:p>
-        </w:tc>
-      </w:tr>
-    </w:tbl>
-    <w:p>
-      <w:pPr>
         <w:jc w:val="both"/>
         <w:rPr>
           <w:i/>
@@ -47716,6 +47024,25 @@
     </w:p>
     <w:p>
       <w:pPr>
+        <w:rPr>
+          <w:iCs/>
+          <w:sz w:val="28"/>
+          <w:szCs w:val="28"/>
+        </w:rPr>
+      </w:pPr>
+      <w:r>
+        <w:rPr>
+          <w:iCs/>
+          <w:sz w:val="28"/>
+          <w:szCs w:val="28"/>
+        </w:rPr>
+        <w:br w:type="page"/>
+      </w:r>
+    </w:p>
+    <w:p>
+      <w:pPr>
+        <w:ind w:left="709"/>
+        <w:jc w:val="both"/>
         <w:rPr>
           <w:iCs/>
           <w:sz w:val="28"/>
@@ -47810,7 +47137,7 @@
                     <pic:cNvPicPr/>
                   </pic:nvPicPr>
                   <pic:blipFill>
-                    <a:blip r:embed="rId24"/>
+                    <a:blip r:embed="rId29"/>
                     <a:stretch>
                       <a:fillRect/>
                     </a:stretch>
@@ -47938,9 +47265,21 @@
           <w:sz w:val="28"/>
           <w:szCs w:val="28"/>
         </w:rPr>
-        <w:t>двигателя при номинальной нагрузке:</w:t>
+        <w:t xml:space="preserve">двигателя при номинальной </w:t>
+      </w:r>
+      <w:proofErr w:type="gramStart"/>
+      <w:r>
+        <w:rPr>
+          <w:rFonts w:ascii="Times New Roman" w:hAnsi="Times New Roman" w:cs="Times New Roman"/>
+          <w:iCs/>
+          <w:color w:val="000000" w:themeColor="text1"/>
+          <w:sz w:val="28"/>
+          <w:szCs w:val="28"/>
+        </w:rPr>
+        <w:t>нагрузке :</w:t>
       </w:r>
       <w:bookmarkEnd w:id="22"/>
+      <w:proofErr w:type="gramEnd"/>
     </w:p>
     <w:p>
       <w:pPr>
@@ -48058,13 +47397,23 @@
         </w:rPr>
         <w:t>– номинальн</w:t>
       </w:r>
+      <w:proofErr w:type="spellStart"/>
       <w:r>
         <w:rPr>
           <w:iCs/>
           <w:sz w:val="28"/>
           <w:szCs w:val="28"/>
         </w:rPr>
-        <w:t>ая мощность</w:t>
+        <w:t>ая</w:t>
+      </w:r>
+      <w:proofErr w:type="spellEnd"/>
+      <w:r>
+        <w:rPr>
+          <w:iCs/>
+          <w:sz w:val="28"/>
+          <w:szCs w:val="28"/>
+        </w:rPr>
+        <w:t xml:space="preserve"> мощность</w:t>
       </w:r>
       <w:r>
         <w:rPr>
@@ -48398,52 +47747,8 @@
                   <w:sz w:val="28"/>
                   <w:szCs w:val="28"/>
                 </w:rPr>
-                <m:t>3</m:t>
-              </m:r>
-              <m:r>
-                <w:rPr>
-                  <w:rFonts w:ascii="Cambria Math" w:hAnsi="Cambria Math"/>
-                  <w:sz w:val="28"/>
-                  <w:szCs w:val="28"/>
-                  <w:lang w:val="en-US"/>
-                </w:rPr>
-                <m:t>.056*</m:t>
-              </m:r>
-              <m:sSup>
-                <m:sSupPr>
-                  <m:ctrlPr>
-                    <w:rPr>
-                      <w:rFonts w:ascii="Cambria Math" w:eastAsia="Times New Roman" w:hAnsi="Cambria Math"/>
-                      <w:i/>
-                      <w:sz w:val="28"/>
-                      <w:szCs w:val="28"/>
-                      <w:lang w:val="en-US"/>
-                    </w:rPr>
-                  </m:ctrlPr>
-                </m:sSupPr>
-                <m:e>
-                  <m:r>
-                    <w:rPr>
-                      <w:rFonts w:ascii="Cambria Math" w:hAnsi="Cambria Math"/>
-                      <w:sz w:val="28"/>
-                      <w:szCs w:val="28"/>
-                      <w:lang w:val="en-US"/>
-                    </w:rPr>
-                    <m:t>10</m:t>
-                  </m:r>
-                </m:e>
-                <m:sup>
-                  <m:r>
-                    <w:rPr>
-                      <w:rFonts w:ascii="Cambria Math" w:hAnsi="Cambria Math"/>
-                      <w:sz w:val="28"/>
-                      <w:szCs w:val="28"/>
-                      <w:lang w:val="en-US"/>
-                    </w:rPr>
-                    <m:t>5</m:t>
-                  </m:r>
-                </m:sup>
-              </m:sSup>
+                <m:t>318,3∙750</m:t>
+              </m:r>
             </m:num>
             <m:den>
               <m:r>
@@ -48463,59 +47768,7 @@
               <w:sz w:val="28"/>
               <w:szCs w:val="28"/>
             </w:rPr>
-            <m:t>=3</m:t>
-          </m:r>
-          <m:r>
-            <w:rPr>
-              <w:rFonts w:ascii="Cambria Math" w:hAnsi="Cambria Math"/>
-              <w:sz w:val="28"/>
-              <w:szCs w:val="28"/>
-              <w:lang w:val="en-US"/>
-            </w:rPr>
-            <m:t>.2*</m:t>
-          </m:r>
-          <m:sSup>
-            <m:sSupPr>
-              <m:ctrlPr>
-                <w:rPr>
-                  <w:rFonts w:ascii="Cambria Math" w:eastAsia="Times New Roman" w:hAnsi="Cambria Math"/>
-                  <w:i/>
-                  <w:sz w:val="28"/>
-                  <w:szCs w:val="28"/>
-                  <w:lang w:val="en-US"/>
-                </w:rPr>
-              </m:ctrlPr>
-            </m:sSupPr>
-            <m:e>
-              <m:r>
-                <w:rPr>
-                  <w:rFonts w:ascii="Cambria Math" w:hAnsi="Cambria Math"/>
-                  <w:sz w:val="28"/>
-                  <w:szCs w:val="28"/>
-                  <w:lang w:val="en-US"/>
-                </w:rPr>
-                <m:t>10</m:t>
-              </m:r>
-            </m:e>
-            <m:sup>
-              <m:r>
-                <w:rPr>
-                  <w:rFonts w:ascii="Cambria Math" w:hAnsi="Cambria Math"/>
-                  <w:sz w:val="28"/>
-                  <w:szCs w:val="28"/>
-                  <w:lang w:val="en-US"/>
-                </w:rPr>
-                <m:t>4</m:t>
-              </m:r>
-            </m:sup>
-          </m:sSup>
-          <m:r>
-            <w:rPr>
-              <w:rFonts w:ascii="Cambria Math" w:hAnsi="Cambria Math"/>
-              <w:sz w:val="28"/>
-              <w:szCs w:val="28"/>
-            </w:rPr>
-            <m:t xml:space="preserve"> Вт.</m:t>
+            <m:t>=24997,38 Вт.</m:t>
           </m:r>
         </m:oMath>
       </m:oMathPara>
@@ -48775,52 +48028,8 @@
                   <w:sz w:val="28"/>
                   <w:szCs w:val="28"/>
                 </w:rPr>
-                <m:t>3</m:t>
-              </m:r>
-              <m:r>
-                <w:rPr>
-                  <w:rFonts w:ascii="Cambria Math" w:hAnsi="Cambria Math"/>
-                  <w:sz w:val="28"/>
-                  <w:szCs w:val="28"/>
-                  <w:lang w:val="en-US"/>
-                </w:rPr>
-                <m:t>.2*</m:t>
-              </m:r>
-              <m:sSup>
-                <m:sSupPr>
-                  <m:ctrlPr>
-                    <w:rPr>
-                      <w:rFonts w:ascii="Cambria Math" w:eastAsia="Times New Roman" w:hAnsi="Cambria Math"/>
-                      <w:i/>
-                      <w:sz w:val="28"/>
-                      <w:szCs w:val="28"/>
-                      <w:lang w:val="en-US"/>
-                    </w:rPr>
-                  </m:ctrlPr>
-                </m:sSupPr>
-                <m:e>
-                  <m:r>
-                    <w:rPr>
-                      <w:rFonts w:ascii="Cambria Math" w:hAnsi="Cambria Math"/>
-                      <w:sz w:val="28"/>
-                      <w:szCs w:val="28"/>
-                      <w:lang w:val="en-US"/>
-                    </w:rPr>
-                    <m:t>10</m:t>
-                  </m:r>
-                </m:e>
-                <m:sup>
-                  <m:r>
-                    <w:rPr>
-                      <w:rFonts w:ascii="Cambria Math" w:hAnsi="Cambria Math"/>
-                      <w:sz w:val="28"/>
-                      <w:szCs w:val="28"/>
-                      <w:lang w:val="en-US"/>
-                    </w:rPr>
-                    <m:t>4</m:t>
-                  </m:r>
-                </m:sup>
-              </m:sSup>
+                <m:t>24997,38</m:t>
+              </m:r>
             </m:num>
             <m:den>
               <m:r>
@@ -48829,16 +48038,7 @@
                   <w:sz w:val="28"/>
                   <w:szCs w:val="28"/>
                 </w:rPr>
-                <m:t>3</m:t>
-              </m:r>
-              <m:r>
-                <w:rPr>
-                  <w:rFonts w:ascii="Cambria Math" w:hAnsi="Cambria Math"/>
-                  <w:sz w:val="28"/>
-                  <w:szCs w:val="28"/>
-                  <w:lang w:val="en-US"/>
-                </w:rPr>
-                <m:t>.806*10^4</m:t>
+                <m:t>275∙110</m:t>
               </m:r>
             </m:den>
           </m:f>
@@ -48848,24 +48048,7 @@
               <w:sz w:val="28"/>
               <w:szCs w:val="28"/>
             </w:rPr>
-            <m:t>∙100%=84,0</m:t>
-          </m:r>
-          <m:r>
-            <w:rPr>
-              <w:rFonts w:ascii="Cambria Math" w:hAnsi="Cambria Math"/>
-              <w:sz w:val="28"/>
-              <w:szCs w:val="28"/>
-              <w:lang w:val="en-US"/>
-            </w:rPr>
-            <m:t>78</m:t>
-          </m:r>
-          <m:r>
-            <w:rPr>
-              <w:rFonts w:ascii="Cambria Math" w:hAnsi="Cambria Math"/>
-              <w:sz w:val="28"/>
-              <w:szCs w:val="28"/>
-            </w:rPr>
-            <m:t>%</m:t>
+            <m:t>∙100%=82,64%</m:t>
           </m:r>
         </m:oMath>
       </m:oMathPara>
@@ -49375,7 +48558,6 @@
           <w:iCs/>
           <w:sz w:val="28"/>
           <w:szCs w:val="28"/>
-          <w:lang w:val="en-US"/>
         </w:rPr>
       </w:pPr>
     </w:p>
@@ -49772,59 +48954,7 @@
               <w:sz w:val="28"/>
               <w:szCs w:val="28"/>
             </w:rPr>
-            <m:t>=3</m:t>
-          </m:r>
-          <m:r>
-            <w:rPr>
-              <w:rFonts w:ascii="Cambria Math" w:hAnsi="Cambria Math"/>
-              <w:sz w:val="28"/>
-              <w:szCs w:val="28"/>
-              <w:lang w:val="en-US"/>
-            </w:rPr>
-            <m:t>.46*</m:t>
-          </m:r>
-          <m:sSup>
-            <m:sSupPr>
-              <m:ctrlPr>
-                <w:rPr>
-                  <w:rFonts w:ascii="Cambria Math" w:eastAsia="Times New Roman" w:hAnsi="Cambria Math"/>
-                  <w:i/>
-                  <w:sz w:val="28"/>
-                  <w:szCs w:val="28"/>
-                  <w:lang w:val="en-US"/>
-                </w:rPr>
-              </m:ctrlPr>
-            </m:sSupPr>
-            <m:e>
-              <m:r>
-                <w:rPr>
-                  <w:rFonts w:ascii="Cambria Math" w:hAnsi="Cambria Math"/>
-                  <w:sz w:val="28"/>
-                  <w:szCs w:val="28"/>
-                  <w:lang w:val="en-US"/>
-                </w:rPr>
-                <m:t>10</m:t>
-              </m:r>
-            </m:e>
-            <m:sup>
-              <m:r>
-                <w:rPr>
-                  <w:rFonts w:ascii="Cambria Math" w:hAnsi="Cambria Math"/>
-                  <w:sz w:val="28"/>
-                  <w:szCs w:val="28"/>
-                  <w:lang w:val="en-US"/>
-                </w:rPr>
-                <m:t>4</m:t>
-              </m:r>
-            </m:sup>
-          </m:sSup>
-          <m:r>
-            <w:rPr>
-              <w:rFonts w:ascii="Cambria Math" w:hAnsi="Cambria Math"/>
-              <w:sz w:val="28"/>
-              <w:szCs w:val="28"/>
-            </w:rPr>
-            <m:t xml:space="preserve"> А.</m:t>
+            <m:t>=275-10=265 А.</m:t>
           </m:r>
         </m:oMath>
       </m:oMathPara>
@@ -50199,16 +49329,7 @@
                       <w:sz w:val="28"/>
                       <w:szCs w:val="28"/>
                     </w:rPr>
-                    <m:t>3</m:t>
-                  </m:r>
-                  <m:r>
-                    <w:rPr>
-                      <w:rFonts w:ascii="Cambria Math" w:hAnsi="Cambria Math"/>
-                      <w:sz w:val="28"/>
-                      <w:szCs w:val="28"/>
-                      <w:lang w:val="en-US"/>
-                    </w:rPr>
-                    <m:t>46</m:t>
+                    <m:t>275</m:t>
                   </m:r>
                 </m:e>
                 <m:sup>
@@ -50245,16 +49366,7 @@
                   <w:sz w:val="28"/>
                   <w:szCs w:val="28"/>
                 </w:rPr>
-                <m:t>,01</m:t>
-              </m:r>
-              <m:r>
-                <w:rPr>
-                  <w:rFonts w:ascii="Cambria Math" w:hAnsi="Cambria Math"/>
-                  <w:sz w:val="28"/>
-                  <w:szCs w:val="28"/>
-                  <w:lang w:val="en-US"/>
-                </w:rPr>
-                <m:t>64</m:t>
+                <m:t>,0252</m:t>
               </m:r>
             </m:num>
             <m:den>
@@ -50274,24 +49386,7 @@
               <w:sz w:val="28"/>
               <w:szCs w:val="28"/>
             </w:rPr>
-            <m:t>=1</m:t>
-          </m:r>
-          <m:r>
-            <w:rPr>
-              <w:rFonts w:ascii="Cambria Math" w:hAnsi="Cambria Math"/>
-              <w:sz w:val="28"/>
-              <w:szCs w:val="28"/>
-              <w:lang w:val="en-US"/>
-            </w:rPr>
-            <m:t>7.849</m:t>
-          </m:r>
-          <m:r>
-            <w:rPr>
-              <w:rFonts w:ascii="Cambria Math" w:hAnsi="Cambria Math"/>
-              <w:sz w:val="28"/>
-              <w:szCs w:val="28"/>
-            </w:rPr>
-            <m:t xml:space="preserve"> А</m:t>
+            <m:t>=17,33 А</m:t>
           </m:r>
         </m:oMath>
       </m:oMathPara>
@@ -50363,7 +49458,7 @@
               <w:sz w:val="28"/>
               <w:szCs w:val="28"/>
             </w:rPr>
-            <m:t>=11 +4,4=15,4 Ом</m:t>
+            <m:t>=11+4,4=15,4 Ом</m:t>
           </m:r>
         </m:oMath>
       </m:oMathPara>
@@ -50556,7 +49651,7 @@
               <w:sz w:val="28"/>
               <w:szCs w:val="28"/>
             </w:rPr>
-            <m:t>=7,143 А</m:t>
+            <m:t>=7,14 А</m:t>
           </m:r>
         </m:oMath>
       </m:oMathPara>
@@ -51397,24 +50492,7 @@
               <w:sz w:val="28"/>
               <w:szCs w:val="28"/>
             </w:rPr>
-            <m:t>=1</m:t>
-          </m:r>
-          <m:r>
-            <w:rPr>
-              <w:rFonts w:ascii="Cambria Math" w:hAnsi="Cambria Math"/>
-              <w:sz w:val="28"/>
-              <w:szCs w:val="28"/>
-              <w:lang w:val="en-US"/>
-            </w:rPr>
-            <m:t>000</m:t>
-          </m:r>
-          <m:r>
-            <w:rPr>
-              <w:rFonts w:ascii="Cambria Math" w:hAnsi="Cambria Math"/>
-              <w:sz w:val="28"/>
-              <w:szCs w:val="28"/>
-            </w:rPr>
-            <m:t>∙</m:t>
+            <m:t>=750∙</m:t>
           </m:r>
           <m:f>
             <m:fPr>
@@ -51443,24 +50521,15 @@
                   <w:szCs w:val="28"/>
                   <w:lang w:val="en-US"/>
                 </w:rPr>
-                <m:t>.016</m:t>
-              </m:r>
-              <m:r>
-                <w:rPr>
-                  <w:rFonts w:ascii="Cambria Math" w:hAnsi="Cambria Math"/>
-                  <w:sz w:val="28"/>
-                  <w:szCs w:val="28"/>
-                </w:rPr>
-                <m:t>∙17,8</m:t>
-              </m:r>
-              <m:r>
-                <w:rPr>
-                  <w:rFonts w:ascii="Cambria Math" w:hAnsi="Cambria Math"/>
-                  <w:sz w:val="28"/>
-                  <w:szCs w:val="28"/>
-                  <w:lang w:val="en-US"/>
-                </w:rPr>
-                <m:t>49</m:t>
+                <m:t>,</m:t>
+              </m:r>
+              <m:r>
+                <w:rPr>
+                  <w:rFonts w:ascii="Cambria Math" w:hAnsi="Cambria Math"/>
+                  <w:sz w:val="28"/>
+                  <w:szCs w:val="28"/>
+                </w:rPr>
+                <m:t>0252∙17,33</m:t>
               </m:r>
             </m:num>
             <m:den>
@@ -51470,69 +50539,8 @@
                   <w:sz w:val="28"/>
                   <w:szCs w:val="28"/>
                 </w:rPr>
-                <m:t>110-0,01</m:t>
-              </m:r>
-              <m:r>
-                <w:rPr>
-                  <w:rFonts w:ascii="Cambria Math" w:hAnsi="Cambria Math"/>
-                  <w:sz w:val="28"/>
-                  <w:szCs w:val="28"/>
-                  <w:lang w:val="en-US"/>
-                </w:rPr>
-                <m:t>6</m:t>
-              </m:r>
-              <m:r>
-                <w:rPr>
-                  <w:rFonts w:ascii="Cambria Math" w:hAnsi="Cambria Math"/>
-                  <w:sz w:val="28"/>
-                  <w:szCs w:val="28"/>
-                </w:rPr>
-                <m:t>∙3</m:t>
-              </m:r>
-              <m:r>
-                <w:rPr>
-                  <w:rFonts w:ascii="Cambria Math" w:hAnsi="Cambria Math"/>
-                  <w:sz w:val="28"/>
-                  <w:szCs w:val="28"/>
-                  <w:lang w:val="en-US"/>
-                </w:rPr>
-                <m:t>.46*</m:t>
-              </m:r>
-              <m:sSup>
-                <m:sSupPr>
-                  <m:ctrlPr>
-                    <w:rPr>
-                      <w:rFonts w:ascii="Cambria Math" w:eastAsia="Times New Roman" w:hAnsi="Cambria Math"/>
-                      <w:i/>
-                      <w:sz w:val="28"/>
-                      <w:szCs w:val="28"/>
-                      <w:lang w:val="en-US"/>
-                    </w:rPr>
-                  </m:ctrlPr>
-                </m:sSupPr>
-                <m:e>
-                  <m:r>
-                    <w:rPr>
-                      <w:rFonts w:ascii="Cambria Math" w:hAnsi="Cambria Math"/>
-                      <w:sz w:val="28"/>
-                      <w:szCs w:val="28"/>
-                      <w:lang w:val="en-US"/>
-                    </w:rPr>
-                    <m:t>10</m:t>
-                  </m:r>
-                </m:e>
-                <m:sup>
-                  <m:r>
-                    <w:rPr>
-                      <w:rFonts w:ascii="Cambria Math" w:hAnsi="Cambria Math"/>
-                      <w:sz w:val="28"/>
-                      <w:szCs w:val="28"/>
-                      <w:lang w:val="en-US"/>
-                    </w:rPr>
-                    <m:t>3</m:t>
-                  </m:r>
-                </m:sup>
-              </m:sSup>
+                <m:t>110-0,0252∙265</m:t>
+              </m:r>
             </m:den>
           </m:f>
           <m:r>
@@ -51541,16 +50549,7 @@
               <w:sz w:val="28"/>
               <w:szCs w:val="28"/>
             </w:rPr>
-            <m:t>=2</m:t>
-          </m:r>
-          <m:r>
-            <w:rPr>
-              <w:rFonts w:ascii="Cambria Math" w:hAnsi="Cambria Math"/>
-              <w:sz w:val="28"/>
-              <w:szCs w:val="28"/>
-              <w:lang w:val="en-US"/>
-            </w:rPr>
-            <m:t>008</m:t>
+            <m:t>=795,30</m:t>
           </m:r>
           <m:f>
             <m:fPr>
@@ -51896,16 +50895,7 @@
               <w:sz w:val="28"/>
               <w:szCs w:val="28"/>
             </w:rPr>
-            <m:t>=17,8</m:t>
-          </m:r>
-          <m:r>
-            <w:rPr>
-              <w:rFonts w:ascii="Cambria Math" w:hAnsi="Cambria Math"/>
-              <w:sz w:val="28"/>
-              <w:szCs w:val="28"/>
-              <w:lang w:val="en-US"/>
-            </w:rPr>
-            <m:t>49</m:t>
+            <m:t>=17,33</m:t>
           </m:r>
           <m:f>
             <m:fPr>
@@ -51946,24 +50936,7 @@
               <w:sz w:val="28"/>
               <w:szCs w:val="28"/>
             </w:rPr>
-            <m:t>=1</m:t>
-          </m:r>
-          <m:r>
-            <w:rPr>
-              <w:rFonts w:ascii="Cambria Math" w:hAnsi="Cambria Math"/>
-              <w:sz w:val="28"/>
-              <w:szCs w:val="28"/>
-              <w:lang w:val="en-US"/>
-            </w:rPr>
-            <m:t>9.192</m:t>
-          </m:r>
-          <m:r>
-            <w:rPr>
-              <w:rFonts w:ascii="Cambria Math" w:hAnsi="Cambria Math"/>
-              <w:sz w:val="28"/>
-              <w:szCs w:val="28"/>
-            </w:rPr>
-            <m:t xml:space="preserve"> А</m:t>
+            <m:t>=18,63 А</m:t>
           </m:r>
         </m:oMath>
       </m:oMathPara>
@@ -51983,50 +50956,6 @@
           <w:szCs w:val="28"/>
         </w:rPr>
         <w:t>Ток якоря при искусственной характеристике под нагрузкой:</w:t>
-      </w:r>
-    </w:p>
-    <w:p>
-      <w:pPr>
-        <w:ind w:firstLine="709"/>
-        <w:jc w:val="both"/>
-        <w:rPr>
-          <w:sz w:val="28"/>
-          <w:szCs w:val="28"/>
-        </w:rPr>
-      </w:pPr>
-    </w:p>
-    <w:p>
-      <w:pPr>
-        <w:ind w:hanging="142"/>
-        <w:jc w:val="center"/>
-        <w:rPr>
-          <w:sz w:val="28"/>
-          <w:szCs w:val="28"/>
-          <w:lang w:val="en-US"/>
-        </w:rPr>
-      </w:pPr>
-      <w:r>
-        <w:rPr>
-          <w:sz w:val="28"/>
-          <w:szCs w:val="28"/>
-          <w:lang w:val="en-US"/>
-        </w:rPr>
-        <w:t>Mc=0.7*M</w:t>
-      </w:r>
-      <w:r>
-        <w:rPr>
-          <w:sz w:val="28"/>
-          <w:szCs w:val="28"/>
-        </w:rPr>
-        <w:t>н</w:t>
-      </w:r>
-      <w:r>
-        <w:rPr>
-          <w:sz w:val="28"/>
-          <w:szCs w:val="28"/>
-          <w:lang w:val="en-US"/>
-        </w:rPr>
-        <w:t>=213.92</w:t>
       </w:r>
     </w:p>
     <w:p>
@@ -52139,7 +51068,7 @@
                       <w:sz w:val="28"/>
                       <w:szCs w:val="28"/>
                     </w:rPr>
-                    <m:t>Я.Н</m:t>
+                    <m:t>Я</m:t>
                   </m:r>
                 </m:sub>
               </m:sSub>
@@ -52402,59 +51331,7 @@
               <w:sz w:val="28"/>
               <w:szCs w:val="28"/>
             </w:rPr>
-            <m:t>=3.</m:t>
-          </m:r>
-          <m:r>
-            <w:rPr>
-              <w:rFonts w:ascii="Cambria Math" w:hAnsi="Cambria Math"/>
-              <w:sz w:val="28"/>
-              <w:szCs w:val="28"/>
-              <w:lang w:val="en-US"/>
-            </w:rPr>
-            <m:t>46*</m:t>
-          </m:r>
-          <m:sSup>
-            <m:sSupPr>
-              <m:ctrlPr>
-                <w:rPr>
-                  <w:rFonts w:ascii="Cambria Math" w:eastAsia="Times New Roman" w:hAnsi="Cambria Math"/>
-                  <w:i/>
-                  <w:sz w:val="28"/>
-                  <w:szCs w:val="28"/>
-                  <w:lang w:val="en-US"/>
-                </w:rPr>
-              </m:ctrlPr>
-            </m:sSupPr>
-            <m:e>
-              <m:r>
-                <w:rPr>
-                  <w:rFonts w:ascii="Cambria Math" w:hAnsi="Cambria Math"/>
-                  <w:sz w:val="28"/>
-                  <w:szCs w:val="28"/>
-                  <w:lang w:val="en-US"/>
-                </w:rPr>
-                <m:t>10</m:t>
-              </m:r>
-            </m:e>
-            <m:sup>
-              <m:r>
-                <w:rPr>
-                  <w:rFonts w:ascii="Cambria Math" w:hAnsi="Cambria Math"/>
-                  <w:sz w:val="28"/>
-                  <w:szCs w:val="28"/>
-                  <w:lang w:val="en-US"/>
-                </w:rPr>
-                <m:t>4</m:t>
-              </m:r>
-            </m:sup>
-          </m:sSup>
-          <m:r>
-            <w:rPr>
-              <w:rFonts w:ascii="Cambria Math" w:hAnsi="Cambria Math"/>
-              <w:sz w:val="28"/>
-              <w:szCs w:val="28"/>
-            </w:rPr>
-            <m:t>∙</m:t>
+            <m:t>=265∙</m:t>
           </m:r>
           <m:f>
             <m:fPr>
@@ -52495,47 +51372,7 @@
               <w:sz w:val="28"/>
               <w:szCs w:val="28"/>
             </w:rPr>
-            <m:t>∙0,7=2,604*</m:t>
-          </m:r>
-          <m:sSup>
-            <m:sSupPr>
-              <m:ctrlPr>
-                <w:rPr>
-                  <w:rFonts w:ascii="Cambria Math" w:eastAsia="Times New Roman" w:hAnsi="Cambria Math"/>
-                  <w:i/>
-                  <w:sz w:val="28"/>
-                  <w:szCs w:val="28"/>
-                </w:rPr>
-              </m:ctrlPr>
-            </m:sSupPr>
-            <m:e>
-              <m:r>
-                <w:rPr>
-                  <w:rFonts w:ascii="Cambria Math" w:hAnsi="Cambria Math"/>
-                  <w:sz w:val="28"/>
-                  <w:szCs w:val="28"/>
-                </w:rPr>
-                <m:t>10</m:t>
-              </m:r>
-            </m:e>
-            <m:sup>
-              <m:r>
-                <w:rPr>
-                  <w:rFonts w:ascii="Cambria Math" w:hAnsi="Cambria Math"/>
-                  <w:sz w:val="28"/>
-                  <w:szCs w:val="28"/>
-                </w:rPr>
-                <m:t>3</m:t>
-              </m:r>
-            </m:sup>
-          </m:sSup>
-          <m:r>
-            <w:rPr>
-              <w:rFonts w:ascii="Cambria Math" w:hAnsi="Cambria Math"/>
-              <w:sz w:val="28"/>
-              <w:szCs w:val="28"/>
-            </w:rPr>
-            <m:t xml:space="preserve"> А.</m:t>
+            <m:t>∙0,7=199,46 А.</m:t>
           </m:r>
         </m:oMath>
       </m:oMathPara>
@@ -53131,24 +51968,7 @@
               <w:szCs w:val="28"/>
               <w:lang w:val="en-US"/>
             </w:rPr>
-            <m:t>1</m:t>
-          </m:r>
-          <m:r>
-            <w:rPr>
-              <w:rFonts w:ascii="Cambria Math" w:hAnsi="Cambria Math"/>
-              <w:sz w:val="28"/>
-              <w:szCs w:val="28"/>
-            </w:rPr>
-            <m:t>000</m:t>
-          </m:r>
-          <m:r>
-            <w:rPr>
-              <w:rFonts w:ascii="Cambria Math" w:hAnsi="Cambria Math"/>
-              <w:sz w:val="28"/>
-              <w:szCs w:val="28"/>
-              <w:lang w:val="en-US"/>
-            </w:rPr>
-            <m:t>∙</m:t>
+            <m:t>750∙</m:t>
           </m:r>
           <m:f>
             <m:fPr>
@@ -53179,7 +51999,7 @@
                   <w:sz w:val="28"/>
                   <w:szCs w:val="28"/>
                 </w:rPr>
-                <m:t>,016</m:t>
+                <m:t>,0252</m:t>
               </m:r>
               <m:r>
                 <w:rPr>
@@ -53188,15 +52008,7 @@
                   <w:szCs w:val="28"/>
                   <w:lang w:val="en-US"/>
                 </w:rPr>
-                <m:t>∙1</m:t>
-              </m:r>
-              <m:r>
-                <w:rPr>
-                  <w:rFonts w:ascii="Cambria Math" w:hAnsi="Cambria Math"/>
-                  <w:sz w:val="28"/>
-                  <w:szCs w:val="28"/>
-                </w:rPr>
-                <m:t>7,846</m:t>
+                <m:t>∙18,63</m:t>
               </m:r>
             </m:num>
             <m:den>
@@ -53207,65 +52019,8 @@
                   <w:szCs w:val="28"/>
                   <w:lang w:val="en-US"/>
                 </w:rPr>
-                <m:t>110-0,01</m:t>
-              </m:r>
-              <m:r>
-                <w:rPr>
-                  <w:rFonts w:ascii="Cambria Math" w:hAnsi="Cambria Math"/>
-                  <w:sz w:val="28"/>
-                  <w:szCs w:val="28"/>
-                </w:rPr>
-                <m:t>6</m:t>
-              </m:r>
-              <m:r>
-                <w:rPr>
-                  <w:rFonts w:ascii="Cambria Math" w:hAnsi="Cambria Math"/>
-                  <w:sz w:val="28"/>
-                  <w:szCs w:val="28"/>
-                  <w:lang w:val="en-US"/>
-                </w:rPr>
-                <m:t>*</m:t>
-              </m:r>
-              <m:r>
-                <w:rPr>
-                  <w:rFonts w:ascii="Cambria Math" w:hAnsi="Cambria Math"/>
-                  <w:sz w:val="28"/>
-                  <w:szCs w:val="28"/>
-                </w:rPr>
-                <m:t>3,46*</m:t>
-              </m:r>
-              <m:sSup>
-                <m:sSupPr>
-                  <m:ctrlPr>
-                    <w:rPr>
-                      <w:rFonts w:ascii="Cambria Math" w:eastAsia="Times New Roman" w:hAnsi="Cambria Math"/>
-                      <w:i/>
-                      <w:sz w:val="28"/>
-                      <w:szCs w:val="28"/>
-                    </w:rPr>
-                  </m:ctrlPr>
-                </m:sSupPr>
-                <m:e>
-                  <m:r>
-                    <w:rPr>
-                      <w:rFonts w:ascii="Cambria Math" w:hAnsi="Cambria Math"/>
-                      <w:sz w:val="28"/>
-                      <w:szCs w:val="28"/>
-                    </w:rPr>
-                    <m:t>10</m:t>
-                  </m:r>
-                </m:e>
-                <m:sup>
-                  <m:r>
-                    <w:rPr>
-                      <w:rFonts w:ascii="Cambria Math" w:hAnsi="Cambria Math"/>
-                      <w:sz w:val="28"/>
-                      <w:szCs w:val="28"/>
-                    </w:rPr>
-                    <m:t>3</m:t>
-                  </m:r>
-                </m:sup>
-              </m:sSup>
+                <m:t>110-0,0252∙265</m:t>
+              </m:r>
             </m:den>
           </m:f>
           <m:r>
@@ -53316,47 +52071,7 @@
               <w:sz w:val="28"/>
               <w:szCs w:val="28"/>
             </w:rPr>
-            <m:t>=2,215*</m:t>
-          </m:r>
-          <m:sSup>
-            <m:sSupPr>
-              <m:ctrlPr>
-                <w:rPr>
-                  <w:rFonts w:ascii="Cambria Math" w:eastAsia="Times New Roman" w:hAnsi="Cambria Math"/>
-                  <w:i/>
-                  <w:sz w:val="28"/>
-                  <w:szCs w:val="28"/>
-                </w:rPr>
-              </m:ctrlPr>
-            </m:sSupPr>
-            <m:e>
-              <m:r>
-                <w:rPr>
-                  <w:rFonts w:ascii="Cambria Math" w:hAnsi="Cambria Math"/>
-                  <w:sz w:val="28"/>
-                  <w:szCs w:val="28"/>
-                </w:rPr>
-                <m:t>10</m:t>
-              </m:r>
-            </m:e>
-            <m:sup>
-              <m:r>
-                <w:rPr>
-                  <w:rFonts w:ascii="Cambria Math" w:hAnsi="Cambria Math"/>
-                  <w:sz w:val="28"/>
-                  <w:szCs w:val="28"/>
-                </w:rPr>
-                <m:t>3</m:t>
-              </m:r>
-            </m:sup>
-          </m:sSup>
-          <m:r>
-            <w:rPr>
-              <w:rFonts w:ascii="Cambria Math" w:hAnsi="Cambria Math"/>
-              <w:sz w:val="28"/>
-              <w:szCs w:val="28"/>
-            </w:rPr>
-            <m:t xml:space="preserve"> </m:t>
+            <m:t xml:space="preserve">=854,91 </m:t>
           </m:r>
           <m:f>
             <m:fPr>
@@ -53920,7 +52635,6 @@
         <w:rPr>
           <w:sz w:val="28"/>
           <w:szCs w:val="28"/>
-          <w:lang w:val="en-US"/>
         </w:rPr>
       </w:pPr>
       <m:oMathPara>
@@ -53976,24 +52690,7 @@
               <w:szCs w:val="28"/>
               <w:lang w:val="en-US"/>
             </w:rPr>
-            <m:t>1</m:t>
-          </m:r>
-          <m:r>
-            <w:rPr>
-              <w:rFonts w:ascii="Cambria Math" w:hAnsi="Cambria Math"/>
-              <w:sz w:val="28"/>
-              <w:szCs w:val="28"/>
-            </w:rPr>
-            <m:t>000</m:t>
-          </m:r>
-          <m:r>
-            <w:rPr>
-              <w:rFonts w:ascii="Cambria Math" w:hAnsi="Cambria Math"/>
-              <w:sz w:val="28"/>
-              <w:szCs w:val="28"/>
-              <w:lang w:val="en-US"/>
-            </w:rPr>
-            <m:t>∙</m:t>
+            <m:t>750∙</m:t>
           </m:r>
           <m:f>
             <m:fPr>
@@ -54024,7 +52721,7 @@
                   <w:sz w:val="28"/>
                   <w:szCs w:val="28"/>
                 </w:rPr>
-                <m:t>,016</m:t>
+                <m:t>,</m:t>
               </m:r>
               <m:r>
                 <w:rPr>
@@ -54033,15 +52730,7 @@
                   <w:szCs w:val="28"/>
                   <w:lang w:val="en-US"/>
                 </w:rPr>
-                <m:t>∙2</m:t>
-              </m:r>
-              <m:r>
-                <w:rPr>
-                  <w:rFonts w:ascii="Cambria Math" w:hAnsi="Cambria Math"/>
-                  <w:sz w:val="28"/>
-                  <w:szCs w:val="28"/>
-                </w:rPr>
-                <m:t>,604</m:t>
+                <m:t>0252∙199,46</m:t>
               </m:r>
             </m:num>
             <m:den>
@@ -54052,65 +52741,8 @@
                   <w:szCs w:val="28"/>
                   <w:lang w:val="en-US"/>
                 </w:rPr>
-                <m:t>110-0,01</m:t>
-              </m:r>
-              <m:r>
-                <w:rPr>
-                  <w:rFonts w:ascii="Cambria Math" w:hAnsi="Cambria Math"/>
-                  <w:sz w:val="28"/>
-                  <w:szCs w:val="28"/>
-                </w:rPr>
-                <m:t>6</m:t>
-              </m:r>
-              <m:r>
-                <w:rPr>
-                  <w:rFonts w:ascii="Cambria Math" w:hAnsi="Cambria Math"/>
-                  <w:sz w:val="28"/>
-                  <w:szCs w:val="28"/>
-                  <w:lang w:val="en-US"/>
-                </w:rPr>
-                <m:t>*</m:t>
-              </m:r>
-              <m:r>
-                <w:rPr>
-                  <w:rFonts w:ascii="Cambria Math" w:hAnsi="Cambria Math"/>
-                  <w:sz w:val="28"/>
-                  <w:szCs w:val="28"/>
-                </w:rPr>
-                <m:t>3,46*</m:t>
-              </m:r>
-              <m:sSup>
-                <m:sSupPr>
-                  <m:ctrlPr>
-                    <w:rPr>
-                      <w:rFonts w:ascii="Cambria Math" w:eastAsia="Times New Roman" w:hAnsi="Cambria Math"/>
-                      <w:i/>
-                      <w:sz w:val="28"/>
-                      <w:szCs w:val="28"/>
-                    </w:rPr>
-                  </m:ctrlPr>
-                </m:sSupPr>
-                <m:e>
-                  <m:r>
-                    <w:rPr>
-                      <w:rFonts w:ascii="Cambria Math" w:hAnsi="Cambria Math"/>
-                      <w:sz w:val="28"/>
-                      <w:szCs w:val="28"/>
-                    </w:rPr>
-                    <m:t>10</m:t>
-                  </m:r>
-                </m:e>
-                <m:sup>
-                  <m:r>
-                    <w:rPr>
-                      <w:rFonts w:ascii="Cambria Math" w:hAnsi="Cambria Math"/>
-                      <w:sz w:val="28"/>
-                      <w:szCs w:val="28"/>
-                    </w:rPr>
-                    <m:t>3</m:t>
-                  </m:r>
-                </m:sup>
-              </m:sSup>
+                <m:t>110-0,0252∙265</m:t>
+              </m:r>
             </m:den>
           </m:f>
           <m:r>
@@ -54161,64 +52793,7 @@
               <w:sz w:val="28"/>
               <w:szCs w:val="28"/>
             </w:rPr>
-            <m:t>=1.</m:t>
-          </m:r>
-          <m:r>
-            <w:rPr>
-              <w:rFonts w:ascii="Cambria Math" w:hAnsi="Cambria Math"/>
-              <w:sz w:val="28"/>
-              <w:szCs w:val="28"/>
-              <w:lang w:val="en-US"/>
-            </w:rPr>
-            <m:t>359</m:t>
-          </m:r>
-          <m:r>
-            <w:rPr>
-              <w:rFonts w:ascii="Cambria Math" w:hAnsi="Cambria Math"/>
-              <w:sz w:val="28"/>
-              <w:szCs w:val="28"/>
-            </w:rPr>
-            <m:t>*</m:t>
-          </m:r>
-          <m:sSup>
-            <m:sSupPr>
-              <m:ctrlPr>
-                <w:rPr>
-                  <w:rFonts w:ascii="Cambria Math" w:eastAsia="Times New Roman" w:hAnsi="Cambria Math"/>
-                  <w:i/>
-                  <w:sz w:val="28"/>
-                  <w:szCs w:val="28"/>
-                </w:rPr>
-              </m:ctrlPr>
-            </m:sSupPr>
-            <m:e>
-              <m:r>
-                <w:rPr>
-                  <w:rFonts w:ascii="Cambria Math" w:hAnsi="Cambria Math"/>
-                  <w:sz w:val="28"/>
-                  <w:szCs w:val="28"/>
-                </w:rPr>
-                <m:t>10</m:t>
-              </m:r>
-            </m:e>
-            <m:sup>
-              <m:r>
-                <w:rPr>
-                  <w:rFonts w:ascii="Cambria Math" w:hAnsi="Cambria Math"/>
-                  <w:sz w:val="28"/>
-                  <w:szCs w:val="28"/>
-                </w:rPr>
-                <m:t>3</m:t>
-              </m:r>
-            </m:sup>
-          </m:sSup>
-          <m:r>
-            <w:rPr>
-              <w:rFonts w:ascii="Cambria Math" w:hAnsi="Cambria Math"/>
-              <w:sz w:val="28"/>
-              <w:szCs w:val="28"/>
-            </w:rPr>
-            <m:t xml:space="preserve"> </m:t>
+            <m:t xml:space="preserve">=819,34 </m:t>
           </m:r>
           <m:f>
             <m:fPr>
@@ -54277,6 +52852,7 @@
           <w:sz w:val="28"/>
           <w:szCs w:val="28"/>
         </w:rPr>
+        <w:lastRenderedPageBreak/>
         <w:t>Рассчитаем мощность при данной нагрузке:</w:t>
       </w:r>
     </w:p>
@@ -54491,7 +53067,7 @@
                   <w:sz w:val="28"/>
                   <w:szCs w:val="28"/>
                 </w:rPr>
-                <m:t>213,92∙</m:t>
+                <m:t>254,64∙</m:t>
               </m:r>
               <m:r>
                 <w:rPr>
@@ -54500,48 +53076,8 @@
                   <w:szCs w:val="28"/>
                   <w:lang w:val="en-US"/>
                 </w:rPr>
-                <m:t>1</m:t>
-              </m:r>
-              <m:r>
-                <w:rPr>
-                  <w:rFonts w:ascii="Cambria Math" w:hAnsi="Cambria Math"/>
-                  <w:sz w:val="28"/>
-                  <w:szCs w:val="28"/>
-                </w:rPr>
-                <m:t>,359*</m:t>
-              </m:r>
-              <m:sSup>
-                <m:sSupPr>
-                  <m:ctrlPr>
-                    <w:rPr>
-                      <w:rFonts w:ascii="Cambria Math" w:eastAsia="Times New Roman" w:hAnsi="Cambria Math"/>
-                      <w:i/>
-                      <w:sz w:val="28"/>
-                      <w:szCs w:val="28"/>
-                    </w:rPr>
-                  </m:ctrlPr>
-                </m:sSupPr>
-                <m:e>
-                  <m:r>
-                    <w:rPr>
-                      <w:rFonts w:ascii="Cambria Math" w:hAnsi="Cambria Math"/>
-                      <w:sz w:val="28"/>
-                      <w:szCs w:val="28"/>
-                    </w:rPr>
-                    <m:t>10</m:t>
-                  </m:r>
-                </m:e>
-                <m:sup>
-                  <m:r>
-                    <w:rPr>
-                      <w:rFonts w:ascii="Cambria Math" w:hAnsi="Cambria Math"/>
-                      <w:sz w:val="28"/>
-                      <w:szCs w:val="28"/>
-                    </w:rPr>
-                    <m:t>3</m:t>
-                  </m:r>
-                </m:sup>
-              </m:sSup>
+                <m:t>819,34</m:t>
+              </m:r>
             </m:num>
             <m:den>
               <m:r>
@@ -54561,47 +53097,7 @@
               <w:sz w:val="28"/>
               <w:szCs w:val="28"/>
             </w:rPr>
-            <m:t>=3,043*</m:t>
-          </m:r>
-          <m:sSup>
-            <m:sSupPr>
-              <m:ctrlPr>
-                <w:rPr>
-                  <w:rFonts w:ascii="Cambria Math" w:hAnsi="Cambria Math"/>
-                  <w:i/>
-                  <w:sz w:val="28"/>
-                  <w:szCs w:val="28"/>
-                </w:rPr>
-              </m:ctrlPr>
-            </m:sSupPr>
-            <m:e>
-              <m:r>
-                <w:rPr>
-                  <w:rFonts w:ascii="Cambria Math" w:hAnsi="Cambria Math"/>
-                  <w:sz w:val="28"/>
-                  <w:szCs w:val="28"/>
-                </w:rPr>
-                <m:t>10</m:t>
-              </m:r>
-            </m:e>
-            <m:sup>
-              <m:r>
-                <w:rPr>
-                  <w:rFonts w:ascii="Cambria Math" w:hAnsi="Cambria Math"/>
-                  <w:sz w:val="28"/>
-                  <w:szCs w:val="28"/>
-                </w:rPr>
-                <m:t>4</m:t>
-              </m:r>
-            </m:sup>
-          </m:sSup>
-          <m:r>
-            <w:rPr>
-              <w:rFonts w:ascii="Cambria Math" w:hAnsi="Cambria Math"/>
-              <w:sz w:val="28"/>
-              <w:szCs w:val="28"/>
-            </w:rPr>
-            <m:t xml:space="preserve"> Вт.</m:t>
+            <m:t>=21846,78 Вт.</m:t>
           </m:r>
         </m:oMath>
       </m:oMathPara>
@@ -54623,62 +53119,6 @@
           <w:szCs w:val="28"/>
         </w:rPr>
         <w:t>Далее рассчитаем КПД при данной нагрузке:</w:t>
-      </w:r>
-    </w:p>
-    <w:p>
-      <w:pPr>
-        <w:ind w:firstLine="709"/>
-        <w:jc w:val="center"/>
-        <w:rPr>
-          <w:iCs/>
-        </w:rPr>
-      </w:pPr>
-      <w:r>
-        <w:rPr>
-          <w:iCs/>
-          <w:sz w:val="28"/>
-          <w:szCs w:val="28"/>
-          <w:lang w:val="en-US"/>
-        </w:rPr>
-        <w:t>r</w:t>
-      </w:r>
-      <w:r>
-        <w:rPr>
-          <w:iCs/>
-          <w:sz w:val="20"/>
-          <w:szCs w:val="20"/>
-        </w:rPr>
-        <w:t>д</w:t>
-      </w:r>
-      <w:r>
-        <w:rPr>
-          <w:iCs/>
-          <w:sz w:val="20"/>
-          <w:szCs w:val="20"/>
-        </w:rPr>
-        <w:t>=</w:t>
-      </w:r>
-      <w:r>
-        <w:rPr>
-          <w:iCs/>
-          <w:lang w:val="en-US"/>
-        </w:rPr>
-        <w:t>10*r</w:t>
-      </w:r>
-      <w:r>
-        <w:rPr>
-          <w:iCs/>
-          <w:sz w:val="36"/>
-          <w:szCs w:val="36"/>
-          <w:vertAlign w:val="subscript"/>
-        </w:rPr>
-        <w:t>я</w:t>
-      </w:r>
-      <w:r>
-        <w:rPr>
-          <w:iCs/>
-        </w:rPr>
-        <w:t>=0,164</w:t>
       </w:r>
     </w:p>
     <w:p>
@@ -54963,7 +53403,7 @@
                       <w:sz w:val="28"/>
                       <w:szCs w:val="28"/>
                     </w:rPr>
-                    <m:t>Д</m:t>
+                    <m:t>В.Д</m:t>
                   </m:r>
                 </m:sub>
               </m:sSub>
@@ -55067,47 +53507,7 @@
               <w:sz w:val="28"/>
               <w:szCs w:val="28"/>
             </w:rPr>
-            <m:t>=3,942*</m:t>
-          </m:r>
-          <m:sSup>
-            <m:sSupPr>
-              <m:ctrlPr>
-                <w:rPr>
-                  <w:rFonts w:ascii="Cambria Math" w:hAnsi="Cambria Math"/>
-                  <w:i/>
-                  <w:sz w:val="28"/>
-                  <w:szCs w:val="28"/>
-                </w:rPr>
-              </m:ctrlPr>
-            </m:sSupPr>
-            <m:e>
-              <m:r>
-                <w:rPr>
-                  <w:rFonts w:ascii="Cambria Math" w:hAnsi="Cambria Math"/>
-                  <w:sz w:val="28"/>
-                  <w:szCs w:val="28"/>
-                </w:rPr>
-                <m:t>10</m:t>
-              </m:r>
-            </m:e>
-            <m:sup>
-              <m:r>
-                <w:rPr>
-                  <w:rFonts w:ascii="Cambria Math" w:hAnsi="Cambria Math"/>
-                  <w:sz w:val="28"/>
-                  <w:szCs w:val="28"/>
-                </w:rPr>
-                <m:t>5</m:t>
-              </m:r>
-            </m:sup>
-          </m:sSup>
-          <m:r>
-            <w:rPr>
-              <w:rFonts w:ascii="Cambria Math" w:hAnsi="Cambria Math"/>
-              <w:sz w:val="28"/>
-              <w:szCs w:val="28"/>
-            </w:rPr>
-            <m:t xml:space="preserve"> Вт</m:t>
+            <m:t>=5079,34 Вт</m:t>
           </m:r>
         </m:oMath>
       </m:oMathPara>
@@ -55339,40 +53739,8 @@
                   <w:sz w:val="28"/>
                   <w:szCs w:val="28"/>
                 </w:rPr>
-                <m:t>3,2*</m:t>
-              </m:r>
-              <m:sSup>
-                <m:sSupPr>
-                  <m:ctrlPr>
-                    <w:rPr>
-                      <w:rFonts w:ascii="Cambria Math" w:hAnsi="Cambria Math"/>
-                      <w:i/>
-                      <w:sz w:val="28"/>
-                      <w:szCs w:val="28"/>
-                    </w:rPr>
-                  </m:ctrlPr>
-                </m:sSupPr>
-                <m:e>
-                  <m:r>
-                    <w:rPr>
-                      <w:rFonts w:ascii="Cambria Math" w:hAnsi="Cambria Math"/>
-                      <w:sz w:val="28"/>
-                      <w:szCs w:val="28"/>
-                    </w:rPr>
-                    <m:t>10</m:t>
-                  </m:r>
-                </m:e>
-                <m:sup>
-                  <m:r>
-                    <w:rPr>
-                      <w:rFonts w:ascii="Cambria Math" w:hAnsi="Cambria Math"/>
-                      <w:sz w:val="28"/>
-                      <w:szCs w:val="28"/>
-                    </w:rPr>
-                    <m:t>4</m:t>
-                  </m:r>
-                </m:sup>
-              </m:sSup>
+                <m:t>24997,38</m:t>
+              </m:r>
             </m:num>
             <m:den>
               <m:r>
@@ -55381,87 +53749,7 @@
                   <w:sz w:val="28"/>
                   <w:szCs w:val="28"/>
                 </w:rPr>
-                <m:t>3,2*</m:t>
-              </m:r>
-              <m:sSup>
-                <m:sSupPr>
-                  <m:ctrlPr>
-                    <w:rPr>
-                      <w:rFonts w:ascii="Cambria Math" w:hAnsi="Cambria Math"/>
-                      <w:i/>
-                      <w:sz w:val="28"/>
-                      <w:szCs w:val="28"/>
-                    </w:rPr>
-                  </m:ctrlPr>
-                </m:sSupPr>
-                <m:e>
-                  <m:r>
-                    <w:rPr>
-                      <w:rFonts w:ascii="Cambria Math" w:hAnsi="Cambria Math"/>
-                      <w:sz w:val="28"/>
-                      <w:szCs w:val="28"/>
-                    </w:rPr>
-                    <m:t>10</m:t>
-                  </m:r>
-                </m:e>
-                <m:sup>
-                  <m:r>
-                    <w:rPr>
-                      <w:rFonts w:ascii="Cambria Math" w:hAnsi="Cambria Math"/>
-                      <w:sz w:val="28"/>
-                      <w:szCs w:val="28"/>
-                    </w:rPr>
-                    <m:t>4</m:t>
-                  </m:r>
-                </m:sup>
-              </m:sSup>
-              <m:r>
-                <w:rPr>
-                  <w:rFonts w:ascii="Cambria Math" w:hAnsi="Cambria Math"/>
-                  <w:sz w:val="28"/>
-                  <w:szCs w:val="28"/>
-                </w:rPr>
-                <m:t>∙3,942*</m:t>
-              </m:r>
-              <m:sSup>
-                <m:sSupPr>
-                  <m:ctrlPr>
-                    <w:rPr>
-                      <w:rFonts w:ascii="Cambria Math" w:hAnsi="Cambria Math"/>
-                      <w:i/>
-                      <w:sz w:val="28"/>
-                      <w:szCs w:val="28"/>
-                    </w:rPr>
-                  </m:ctrlPr>
-                </m:sSupPr>
-                <m:e>
-                  <m:r>
-                    <w:rPr>
-                      <w:rFonts w:ascii="Cambria Math" w:hAnsi="Cambria Math"/>
-                      <w:sz w:val="28"/>
-                      <w:szCs w:val="28"/>
-                    </w:rPr>
-                    <m:t>10</m:t>
-                  </m:r>
-                </m:e>
-                <m:sup>
-                  <m:r>
-                    <w:rPr>
-                      <w:rFonts w:ascii="Cambria Math" w:hAnsi="Cambria Math"/>
-                      <w:sz w:val="28"/>
-                      <w:szCs w:val="28"/>
-                    </w:rPr>
-                    <m:t>5</m:t>
-                  </m:r>
-                </m:sup>
-              </m:sSup>
-              <m:r>
-                <w:rPr>
-                  <w:rFonts w:ascii="Cambria Math" w:hAnsi="Cambria Math"/>
-                  <w:sz w:val="28"/>
-                  <w:szCs w:val="28"/>
-                </w:rPr>
-                <m:t xml:space="preserve"> </m:t>
+                <m:t xml:space="preserve">24997,38∙5079,34 </m:t>
               </m:r>
             </m:den>
           </m:f>
@@ -55471,7 +53759,7 @@
               <w:sz w:val="28"/>
               <w:szCs w:val="28"/>
             </w:rPr>
-            <m:t>∙100%=86,12%</m:t>
+            <m:t>∙100%=83,11%</m:t>
           </m:r>
         </m:oMath>
       </m:oMathPara>
@@ -55501,30 +53789,8 @@
             <w:sz w:val="28"/>
             <w:szCs w:val="28"/>
           </w:rPr>
-          <m:t>n=f</m:t>
+          <m:t>n=f(М)</m:t>
         </m:r>
-        <m:d>
-          <m:dPr>
-            <m:ctrlPr>
-              <w:rPr>
-                <w:rFonts w:ascii="Cambria Math" w:hAnsi="Cambria Math"/>
-                <w:i/>
-                <w:sz w:val="28"/>
-                <w:szCs w:val="28"/>
-              </w:rPr>
-            </m:ctrlPr>
-          </m:dPr>
-          <m:e>
-            <m:r>
-              <w:rPr>
-                <w:rFonts w:ascii="Cambria Math" w:hAnsi="Cambria Math"/>
-                <w:sz w:val="28"/>
-                <w:szCs w:val="28"/>
-              </w:rPr>
-              <m:t>М</m:t>
-            </m:r>
-          </m:e>
-        </m:d>
       </m:oMath>
       <w:r>
         <w:rPr>
@@ -55623,7 +53889,7 @@
             <w:sz w:val="28"/>
             <w:szCs w:val="28"/>
           </w:rPr>
-          <m:t>=0,8∙213,92=244,48 Н∙м.</m:t>
+          <m:t>=0,8∙318,3=254,64 Н∙м.</m:t>
         </m:r>
       </m:oMath>
     </w:p>
@@ -55657,10 +53923,10 @@
           <w:szCs w:val="28"/>
         </w:rPr>
         <w:drawing>
-          <wp:inline distT="0" distB="0" distL="0" distR="0" wp14:anchorId="0E539991" wp14:editId="65223B53">
-            <wp:extent cx="3906520" cy="3701415"/>
-            <wp:effectExtent l="0" t="0" r="0" b="0"/>
-            <wp:docPr id="1455349916" name="Рисунок 3"/>
+          <wp:inline distT="0" distB="0" distL="0" distR="0" wp14:anchorId="643C0429" wp14:editId="078AE92E">
+            <wp:extent cx="3905250" cy="3705225"/>
+            <wp:effectExtent l="0" t="0" r="0" b="9525"/>
+            <wp:docPr id="12" name="Рисунок 12"/>
             <wp:cNvGraphicFramePr>
               <a:graphicFrameLocks xmlns:a="http://schemas.openxmlformats.org/drawingml/2006/main" noChangeAspect="1"/>
             </wp:cNvGraphicFramePr>
@@ -55668,36 +53934,30 @@
               <a:graphicData uri="http://schemas.openxmlformats.org/drawingml/2006/picture">
                 <pic:pic xmlns:pic="http://schemas.openxmlformats.org/drawingml/2006/picture">
                   <pic:nvPicPr>
-                    <pic:cNvPr id="0" name="Picture 3"/>
-                    <pic:cNvPicPr>
-                      <a:picLocks noChangeAspect="1" noChangeArrowheads="1"/>
-                    </pic:cNvPicPr>
+                    <pic:cNvPr id="12" name="Рисунок 12"/>
+                    <pic:cNvPicPr/>
                   </pic:nvPicPr>
-                  <pic:blipFill>
-                    <a:blip r:embed="rId25">
-                      <a:extLst>
-                        <a:ext uri="{28A0092B-C50C-407E-A947-70E740481C1C}">
-                          <a14:useLocalDpi xmlns:a14="http://schemas.microsoft.com/office/drawing/2010/main" val="0"/>
-                        </a:ext>
-                      </a:extLst>
-                    </a:blip>
-                    <a:srcRect/>
-                    <a:stretch>
-                      <a:fillRect/>
-                    </a:stretch>
+                  <pic:blipFill rotWithShape="1">
+                    <a:blip r:embed="rId30"/>
+                    <a:srcRect l="8370" t="33520" r="26880" b="20404"/>
+                    <a:stretch/>
                   </pic:blipFill>
                   <pic:spPr bwMode="auto">
                     <a:xfrm>
                       <a:off x="0" y="0"/>
-                      <a:ext cx="3906520" cy="3701415"/>
+                      <a:ext cx="3905250" cy="3705225"/>
                     </a:xfrm>
                     <a:prstGeom prst="rect">
                       <a:avLst/>
                     </a:prstGeom>
-                    <a:noFill/>
                     <a:ln>
                       <a:noFill/>
                     </a:ln>
+                    <a:extLst>
+                      <a:ext uri="{53640926-AAD7-44D8-BBD7-CCE9431645EC}">
+                        <a14:shadowObscured xmlns:a14="http://schemas.microsoft.com/office/drawing/2010/main"/>
+                      </a:ext>
+                    </a:extLst>
                   </pic:spPr>
                 </pic:pic>
               </a:graphicData>
@@ -56178,8 +54438,8 @@
       </w:r>
     </w:p>
     <w:sectPr>
-      <w:footerReference w:type="default" r:id="rId26"/>
-      <w:footerReference w:type="first" r:id="rId27"/>
+      <w:footerReference w:type="default" r:id="rId31"/>
+      <w:footerReference w:type="first" r:id="rId32"/>
       <w:pgSz w:w="11906" w:h="16838"/>
       <w:pgMar w:top="709" w:right="707" w:bottom="1134" w:left="1701" w:header="708" w:footer="708" w:gutter="0"/>
       <w:cols w:space="708"/>
@@ -56235,7 +54495,10 @@
           <w:fldChar w:fldCharType="separate"/>
         </w:r>
         <w:r>
-          <w:t>2</w:t>
+          <w:rPr>
+            <w:noProof/>
+          </w:rPr>
+          <w:t>24</w:t>
         </w:r>
         <w:r>
           <w:fldChar w:fldCharType="end"/>
@@ -57063,28 +55326,28 @@
       </w:pPr>
     </w:lvl>
   </w:abstractNum>
-  <w:num w:numId="1" w16cid:durableId="1049765108">
+  <w:num w:numId="1" w16cid:durableId="206836357">
     <w:abstractNumId w:val="1"/>
   </w:num>
-  <w:num w:numId="2" w16cid:durableId="178473766">
+  <w:num w:numId="2" w16cid:durableId="1481775949">
     <w:abstractNumId w:val="2"/>
   </w:num>
-  <w:num w:numId="3" w16cid:durableId="1881818366">
+  <w:num w:numId="3" w16cid:durableId="583340135">
     <w:abstractNumId w:val="0"/>
   </w:num>
-  <w:num w:numId="4" w16cid:durableId="152651294">
+  <w:num w:numId="4" w16cid:durableId="275405122">
     <w:abstractNumId w:val="5"/>
   </w:num>
-  <w:num w:numId="5" w16cid:durableId="125205246">
+  <w:num w:numId="5" w16cid:durableId="1414544815">
     <w:abstractNumId w:val="3"/>
   </w:num>
-  <w:num w:numId="6" w16cid:durableId="1539852194">
+  <w:num w:numId="6" w16cid:durableId="37779185">
     <w:abstractNumId w:val="7"/>
   </w:num>
-  <w:num w:numId="7" w16cid:durableId="1061057073">
+  <w:num w:numId="7" w16cid:durableId="1306853489">
     <w:abstractNumId w:val="6"/>
   </w:num>
-  <w:num w:numId="8" w16cid:durableId="1334721132">
+  <w:num w:numId="8" w16cid:durableId="647631745">
     <w:abstractNumId w:val="4"/>
   </w:num>
 </w:numbering>
@@ -57095,7 +55358,7 @@
   <w:docDefaults>
     <w:rPrDefault>
       <w:rPr>
-        <w:rFonts w:ascii="Times New Roman" w:eastAsia="Batang" w:hAnsi="Times New Roman" w:cs="Times New Roman"/>
+        <w:rFonts w:ascii="Times New Roman" w:eastAsia="Times New Roman" w:hAnsi="Times New Roman" w:cs="Times New Roman"/>
         <w:lang w:val="ru-RU" w:eastAsia="ru-RU" w:bidi="ar-SA"/>
       </w:rPr>
     </w:rPrDefault>
@@ -57579,7 +55842,6 @@
   <w:style w:type="paragraph" w:styleId="a3">
     <w:name w:val="Normal (Web)"/>
     <w:basedOn w:val="a"/>
-    <w:uiPriority w:val="99"/>
     <w:pPr>
       <w:spacing w:before="100" w:beforeAutospacing="1" w:after="100" w:afterAutospacing="1"/>
     </w:pPr>
@@ -58035,7 +56297,7 @@
 </file>
 
 <file path=customXml/itemProps1.xml><?xml version="1.0" encoding="utf-8"?>
-<ds:datastoreItem xmlns:ds="http://schemas.openxmlformats.org/officeDocument/2006/customXml" ds:itemID="{0B9FE536-4D91-409C-BDD4-C982666321F2}">
+<ds:datastoreItem xmlns:ds="http://schemas.openxmlformats.org/officeDocument/2006/customXml" ds:itemID="{980FFDC0-4412-43A2-9001-14BE21AE1F4D}">
   <ds:schemaRefs>
     <ds:schemaRef ds:uri="http://schemas.openxmlformats.org/officeDocument/2006/bibliography"/>
   </ds:schemaRefs>
